--- a/08-传感器电路/12-其他传感器电路/电容式触摸按键电路/电容式触摸按键电路.docx
+++ b/08-传感器电路/12-其他传感器电路/电容式触摸按键电路/电容式触摸按键电路.docx
@@ -2459,6 +2459,20 @@
     </w:p>
     <w:bookmarkEnd w:id="26"/>
     <w:bookmarkEnd w:id="27"/>
+    <w:p>
+      <w:pPr>
+        <w:spacing w:before="360"/>
+        <w:jc w:val="center"/>
+      </w:pPr>
+      <w:r>
+        <w:rPr>
+          <w:rFonts w:ascii="Times New Roman" w:hAnsi="Times New Roman"/>
+          <w:color w:val="555555"/>
+          <w:sz w:val="21"/>
+        </w:rPr>
+        <w:t>材料收集者：杜文杰</w:t>
+      </w:r>
+    </w:p>
     <w:sectPr>
       <w:headerReference r:id="rId9" w:type="default"/>
       <w:footerReference r:id="rId10" w:type="default"/>

--- a/08-传感器电路/12-其他传感器电路/电容式触摸按键电路/电容式触摸按键电路.docx
+++ b/08-传感器电路/12-其他传感器电路/电容式触摸按键电路/电容式触摸按键电路.docx
@@ -1,6 +1,6 @@
 
 <file path=word/document.xml><?xml version="1.0" encoding="utf-8"?>
-<w:document xmlns:w="http://schemas.openxmlformats.org/wordprocessingml/2006/main" xmlns:m="http://schemas.openxmlformats.org/officeDocument/2006/math" xmlns:r="http://schemas.openxmlformats.org/officeDocument/2006/relationships" xmlns:o="urn:schemas-microsoft-com:office:office" xmlns:v="urn:schemas-microsoft-com:vml" xmlns:w10="urn:schemas-microsoft-com:office:word" xmlns:a="http://schemas.openxmlformats.org/drawingml/2006/main" xmlns:pic="http://schemas.openxmlformats.org/drawingml/2006/picture" xmlns:wp="http://schemas.openxmlformats.org/drawingml/2006/wordprocessingDrawing">
+<w:document xmlns:m="http://schemas.openxmlformats.org/officeDocument/2006/math" xmlns:r="http://schemas.openxmlformats.org/officeDocument/2006/relationships" xmlns:w="http://schemas.openxmlformats.org/wordprocessingml/2006/main" xmlns:o="urn:schemas-microsoft-com:office:office" xmlns:v="urn:schemas-microsoft-com:vml" xmlns:w10="urn:schemas-microsoft-com:office:word" xmlns:a="http://schemas.openxmlformats.org/drawingml/2006/main" xmlns:pic="http://schemas.openxmlformats.org/drawingml/2006/picture" xmlns:wp="http://schemas.openxmlformats.org/drawingml/2006/wordprocessingDrawing">
   <w:body>
     <w:bookmarkStart w:id="27" w:name="电容式触摸按键电路"/>
     <w:p>
@@ -9,7 +9,7 @@
       </w:pPr>
       <w:r>
         <w:rPr>
-          <w:rFonts w:hint="eastAsia"/>
+          <w:rFonts w:hint="eastAsia" w:eastAsia="黑体"/>
         </w:rPr>
         <w:t xml:space="preserve">电容式触摸按键电路</w:t>
       </w:r>
@@ -21,7 +21,7 @@
       </w:pPr>
       <w:r>
         <w:rPr>
-          <w:rFonts w:hint="eastAsia"/>
+          <w:rFonts w:hint="eastAsia" w:eastAsia="黑体"/>
         </w:rPr>
         <w:t xml:space="preserve">拓扑描述</w:t>
       </w:r>
@@ -32,16 +32,19 @@
       </w:pPr>
       <w:r>
         <w:rPr>
-          <w:rFonts w:hint="eastAsia"/>
+          <w:rFonts w:hint="eastAsia" w:eastAsia="黑体"/>
         </w:rPr>
         <w:t xml:space="preserve">由</w:t>
       </w:r>
       <w:r>
+        <w:rPr>
+          <w:rFonts w:eastAsia="黑体"/>
+        </w:rPr>
         <w:t xml:space="preserve"> </w:t>
       </w:r>
       <w:r>
         <w:rPr>
-          <w:rFonts w:hint="eastAsia"/>
+          <w:rFonts w:hint="eastAsia" w:eastAsia="黑体"/>
           <w:b/>
           <w:bCs/>
         </w:rPr>
@@ -72,18 +75,21 @@
       </m:oMath>
       <w:r>
         <w:rPr>
-          <w:rFonts w:hint="eastAsia"/>
+          <w:rFonts w:hint="eastAsia" w:eastAsia="黑体"/>
           <w:b/>
           <w:bCs/>
         </w:rPr>
         <w:t xml:space="preserve">）</w:t>
       </w:r>
       <w:r>
+        <w:rPr>
+          <w:rFonts w:eastAsia="黑体"/>
+        </w:rPr>
         <w:t xml:space="preserve">、</w:t>
       </w:r>
       <w:r>
         <w:rPr>
-          <w:rFonts w:hint="eastAsia"/>
+          <w:rFonts w:hint="eastAsia" w:eastAsia="黑体"/>
           <w:b/>
           <w:bCs/>
         </w:rPr>
@@ -91,6 +97,7 @@
       </w:r>
       <w:r>
         <w:rPr>
+          <w:rFonts w:eastAsia="黑体"/>
           <w:b/>
           <w:bCs/>
         </w:rPr>
@@ -98,7 +105,7 @@
       </w:r>
       <w:r>
         <w:rPr>
-          <w:rFonts w:hint="eastAsia"/>
+          <w:rFonts w:hint="eastAsia" w:eastAsia="黑体"/>
           <w:b/>
           <w:bCs/>
         </w:rPr>
@@ -106,6 +113,7 @@
       </w:r>
       <w:r>
         <w:rPr>
+          <w:rFonts w:eastAsia="黑体"/>
           <w:b/>
           <w:bCs/>
         </w:rPr>
@@ -113,27 +121,33 @@
       </w:r>
       <w:r>
         <w:rPr>
-          <w:rFonts w:hint="eastAsia"/>
+          <w:rFonts w:hint="eastAsia" w:eastAsia="黑体"/>
           <w:b/>
           <w:bCs/>
         </w:rPr>
         <w:t xml:space="preserve">TTP223/AT42QT1010/CAP1203，内含振荡、电容检测与判决器）</w:t>
       </w:r>
       <w:r>
+        <w:rPr>
+          <w:rFonts w:eastAsia="黑体"/>
+        </w:rPr>
         <w:t xml:space="preserve"> </w:t>
       </w:r>
       <w:r>
         <w:rPr>
-          <w:rFonts w:hint="eastAsia"/>
+          <w:rFonts w:hint="eastAsia" w:eastAsia="黑体"/>
         </w:rPr>
         <w:t xml:space="preserve">与</w:t>
       </w:r>
       <w:r>
+        <w:rPr>
+          <w:rFonts w:eastAsia="黑体"/>
+        </w:rPr>
         <w:t xml:space="preserve"> </w:t>
       </w:r>
       <w:r>
         <w:rPr>
-          <w:rFonts w:hint="eastAsia"/>
+          <w:rFonts w:hint="eastAsia" w:eastAsia="黑体"/>
           <w:b/>
           <w:bCs/>
         </w:rPr>
@@ -141,6 +155,7 @@
       </w:r>
       <w:r>
         <w:rPr>
+          <w:rFonts w:eastAsia="黑体"/>
           <w:b/>
           <w:bCs/>
         </w:rPr>
@@ -148,7 +163,7 @@
       </w:r>
       <w:r>
         <w:rPr>
-          <w:rFonts w:hint="eastAsia"/>
+          <w:rFonts w:hint="eastAsia" w:eastAsia="黑体"/>
           <w:b/>
           <w:bCs/>
         </w:rPr>
@@ -156,6 +171,7 @@
       </w:r>
       <w:r>
         <w:rPr>
+          <w:rFonts w:eastAsia="黑体"/>
           <w:b/>
           <w:bCs/>
         </w:rPr>
@@ -163,33 +179,39 @@
       </w:r>
       <w:r>
         <w:rPr>
-          <w:rFonts w:hint="eastAsia"/>
+          <w:rFonts w:hint="eastAsia" w:eastAsia="黑体"/>
           <w:b/>
           <w:bCs/>
         </w:rPr>
         <w:t xml:space="preserve">I²C）</w:t>
       </w:r>
       <w:r>
+        <w:rPr>
+          <w:rFonts w:eastAsia="黑体"/>
+        </w:rPr>
         <w:t xml:space="preserve"> </w:t>
       </w:r>
       <w:r>
         <w:rPr>
-          <w:rFonts w:hint="eastAsia"/>
+          <w:rFonts w:hint="eastAsia" w:eastAsia="黑体"/>
         </w:rPr>
         <w:t xml:space="preserve">组成。电路共有</w:t>
       </w:r>
       <w:r>
+        <w:rPr>
+          <w:rFonts w:eastAsia="黑体"/>
+        </w:rPr>
         <w:t xml:space="preserve"> 5 </w:t>
       </w:r>
       <w:r>
         <w:rPr>
-          <w:rFonts w:hint="eastAsia"/>
+          <w:rFonts w:hint="eastAsia" w:eastAsia="黑体"/>
         </w:rPr>
         <w:t xml:space="preserve">个关键节点：</w:t>
       </w:r>
       <w:r>
         <w:rPr>
-          <w:rFonts w:hint="eastAsia"/>
+          <w:rFonts w:hint="eastAsia" w:eastAsia="黑体"/>
           <w:b/>
           <w:bCs/>
         </w:rPr>
@@ -197,6 +219,7 @@
       </w:r>
       <w:r>
         <w:rPr>
+          <w:rFonts w:eastAsia="黑体"/>
           <w:b/>
           <w:bCs/>
         </w:rPr>
@@ -204,7 +227,7 @@
       </w:r>
       <w:r>
         <w:rPr>
-          <w:rFonts w:hint="eastAsia"/>
+          <w:rFonts w:hint="eastAsia" w:eastAsia="黑体"/>
           <w:b/>
           <w:bCs/>
         </w:rPr>
@@ -212,7 +235,7 @@
       </w:r>
       <w:r>
         <w:rPr>
-          <w:rFonts w:hint="eastAsia"/>
+          <w:rFonts w:hint="eastAsia" w:eastAsia="黑体"/>
         </w:rPr>
         <w:t xml:space="preserve">（</w:t>
       </w:r>
@@ -240,17 +263,20 @@
         </m:sSub>
       </m:oMath>
       <w:r>
+        <w:rPr>
+          <w:rFonts w:eastAsia="黑体"/>
+        </w:rPr>
         <w:t xml:space="preserve"> </w:t>
       </w:r>
       <w:r>
         <w:rPr>
-          <w:rFonts w:hint="eastAsia"/>
+          <w:rFonts w:hint="eastAsia" w:eastAsia="黑体"/>
         </w:rPr>
         <w:t xml:space="preserve">的一端接芯片/检测电路的感应输入脚）；</w:t>
       </w:r>
       <w:r>
         <w:rPr>
-          <w:rFonts w:hint="eastAsia"/>
+          <w:rFonts w:hint="eastAsia" w:eastAsia="黑体"/>
           <w:b/>
           <w:bCs/>
         </w:rPr>
@@ -258,6 +284,7 @@
       </w:r>
       <w:r>
         <w:rPr>
+          <w:rFonts w:eastAsia="黑体"/>
           <w:b/>
           <w:bCs/>
         </w:rPr>
@@ -265,7 +292,7 @@
       </w:r>
       <w:r>
         <w:rPr>
-          <w:rFonts w:hint="eastAsia"/>
+          <w:rFonts w:hint="eastAsia" w:eastAsia="黑体"/>
           <w:b/>
           <w:bCs/>
         </w:rPr>
@@ -273,11 +300,14 @@
       </w:r>
       <w:r>
         <w:rPr>
-          <w:rFonts w:hint="eastAsia"/>
+          <w:rFonts w:hint="eastAsia" w:eastAsia="黑体"/>
         </w:rPr>
         <w:t xml:space="preserve">（芯片</w:t>
       </w:r>
       <w:r>
+        <w:rPr>
+          <w:rFonts w:eastAsia="黑体"/>
+        </w:rPr>
         <w:t xml:space="preserve"> </w:t>
       </w:r>
       <m:oMath>
@@ -298,15 +328,21 @@
         </m:sSub>
       </m:oMath>
       <w:r>
+        <w:rPr>
+          <w:rFonts w:eastAsia="黑体"/>
+        </w:rPr>
         <w:t xml:space="preserve"> </w:t>
       </w:r>
       <w:r>
         <w:rPr>
-          <w:rFonts w:hint="eastAsia"/>
+          <w:rFonts w:hint="eastAsia" w:eastAsia="黑体"/>
         </w:rPr>
         <w:t xml:space="preserve">与去耦电容</w:t>
       </w:r>
       <w:r>
+        <w:rPr>
+          <w:rFonts w:eastAsia="黑体"/>
+        </w:rPr>
         <w:t xml:space="preserve"> </w:t>
       </w:r>
       <m:oMath>
@@ -330,26 +366,32 @@
         </m:sSub>
       </m:oMath>
       <w:r>
+        <w:rPr>
+          <w:rFonts w:eastAsia="黑体"/>
+        </w:rPr>
         <w:t xml:space="preserve"> </w:t>
       </w:r>
       <w:r>
         <w:rPr>
-          <w:rFonts w:hint="eastAsia"/>
+          <w:rFonts w:hint="eastAsia" w:eastAsia="黑体"/>
         </w:rPr>
         <w:t xml:space="preserve">相连，接</w:t>
       </w:r>
       <w:r>
+        <w:rPr>
+          <w:rFonts w:eastAsia="黑体"/>
+        </w:rPr>
         <w:t xml:space="preserve"> </w:t>
       </w:r>
       <w:r>
         <w:rPr>
-          <w:rFonts w:hint="eastAsia"/>
+          <w:rFonts w:hint="eastAsia" w:eastAsia="黑体"/>
         </w:rPr>
         <w:t xml:space="preserve">+VCC）；</w:t>
       </w:r>
       <w:r>
         <w:rPr>
-          <w:rFonts w:hint="eastAsia"/>
+          <w:rFonts w:hint="eastAsia" w:eastAsia="黑体"/>
           <w:b/>
           <w:bCs/>
         </w:rPr>
@@ -357,6 +399,7 @@
       </w:r>
       <w:r>
         <w:rPr>
+          <w:rFonts w:eastAsia="黑体"/>
           <w:b/>
           <w:bCs/>
         </w:rPr>
@@ -364,7 +407,7 @@
       </w:r>
       <w:r>
         <w:rPr>
-          <w:rFonts w:hint="eastAsia"/>
+          <w:rFonts w:hint="eastAsia" w:eastAsia="黑体"/>
           <w:b/>
           <w:bCs/>
         </w:rPr>
@@ -372,11 +415,14 @@
       </w:r>
       <w:r>
         <w:rPr>
-          <w:rFonts w:hint="eastAsia"/>
+          <w:rFonts w:hint="eastAsia" w:eastAsia="黑体"/>
         </w:rPr>
         <w:t xml:space="preserve">（芯片</w:t>
       </w:r>
       <w:r>
+        <w:rPr>
+          <w:rFonts w:eastAsia="黑体"/>
+        </w:rPr>
         <w:t xml:space="preserve"> GND、</w:t>
       </w:r>
       <m:oMath>
@@ -400,17 +446,20 @@
         </m:sSub>
       </m:oMath>
       <w:r>
+        <w:rPr>
+          <w:rFonts w:eastAsia="黑体"/>
+        </w:rPr>
         <w:t xml:space="preserve"> </w:t>
       </w:r>
       <w:r>
         <w:rPr>
-          <w:rFonts w:hint="eastAsia"/>
+          <w:rFonts w:hint="eastAsia" w:eastAsia="黑体"/>
         </w:rPr>
         <w:t xml:space="preserve">另一端与电极参考端共同接地）；</w:t>
       </w:r>
       <w:r>
         <w:rPr>
-          <w:rFonts w:hint="eastAsia"/>
+          <w:rFonts w:hint="eastAsia" w:eastAsia="黑体"/>
           <w:b/>
           <w:bCs/>
         </w:rPr>
@@ -418,6 +467,7 @@
       </w:r>
       <w:r>
         <w:rPr>
+          <w:rFonts w:eastAsia="黑体"/>
           <w:b/>
           <w:bCs/>
         </w:rPr>
@@ -425,7 +475,7 @@
       </w:r>
       <w:r>
         <w:rPr>
-          <w:rFonts w:hint="eastAsia"/>
+          <w:rFonts w:hint="eastAsia" w:eastAsia="黑体"/>
           <w:b/>
           <w:bCs/>
         </w:rPr>
@@ -433,22 +483,25 @@
       </w:r>
       <w:r>
         <w:rPr>
-          <w:rFonts w:hint="eastAsia"/>
+          <w:rFonts w:hint="eastAsia" w:eastAsia="黑体"/>
         </w:rPr>
         <w:t xml:space="preserve">（芯片内部</w:t>
       </w:r>
       <w:r>
+        <w:rPr>
+          <w:rFonts w:eastAsia="黑体"/>
+        </w:rPr>
         <w:t xml:space="preserve"> RC </w:t>
       </w:r>
       <w:r>
         <w:rPr>
-          <w:rFonts w:hint="eastAsia"/>
+          <w:rFonts w:hint="eastAsia" w:eastAsia="黑体"/>
         </w:rPr>
         <w:t xml:space="preserve">振荡或电荷转移的定时/基准点）；</w:t>
       </w:r>
       <w:r>
         <w:rPr>
-          <w:rFonts w:hint="eastAsia"/>
+          <w:rFonts w:hint="eastAsia" w:eastAsia="黑体"/>
           <w:b/>
           <w:bCs/>
         </w:rPr>
@@ -456,6 +509,7 @@
       </w:r>
       <w:r>
         <w:rPr>
+          <w:rFonts w:eastAsia="黑体"/>
           <w:b/>
           <w:bCs/>
         </w:rPr>
@@ -463,7 +517,7 @@
       </w:r>
       <w:r>
         <w:rPr>
-          <w:rFonts w:hint="eastAsia"/>
+          <w:rFonts w:hint="eastAsia" w:eastAsia="黑体"/>
           <w:b/>
           <w:bCs/>
         </w:rPr>
@@ -471,34 +525,43 @@
       </w:r>
       <w:r>
         <w:rPr>
-          <w:rFonts w:hint="eastAsia"/>
+          <w:rFonts w:hint="eastAsia" w:eastAsia="黑体"/>
         </w:rPr>
         <w:t xml:space="preserve">（芯片的</w:t>
       </w:r>
       <w:r>
+        <w:rPr>
+          <w:rFonts w:eastAsia="黑体"/>
+        </w:rPr>
         <w:t xml:space="preserve"> GPIO </w:t>
       </w:r>
       <w:r>
         <w:rPr>
-          <w:rFonts w:hint="eastAsia"/>
+          <w:rFonts w:hint="eastAsia" w:eastAsia="黑体"/>
         </w:rPr>
         <w:t xml:space="preserve">触摸输出或</w:t>
       </w:r>
       <w:r>
+        <w:rPr>
+          <w:rFonts w:eastAsia="黑体"/>
+        </w:rPr>
         <w:t xml:space="preserve"> I²C </w:t>
       </w:r>
       <w:r>
         <w:rPr>
-          <w:rFonts w:hint="eastAsia"/>
+          <w:rFonts w:hint="eastAsia" w:eastAsia="黑体"/>
         </w:rPr>
         <w:t xml:space="preserve">的</w:t>
       </w:r>
       <w:r>
+        <w:rPr>
+          <w:rFonts w:eastAsia="黑体"/>
+        </w:rPr>
         <w:t xml:space="preserve"> </w:t>
       </w:r>
       <w:r>
         <w:rPr>
-          <w:rFonts w:hint="eastAsia"/>
+          <w:rFonts w:hint="eastAsia" w:eastAsia="黑体"/>
         </w:rPr>
         <w:t xml:space="preserve">SDA/SCL）。</w:t>
       </w:r>
@@ -507,30 +570,33 @@
       <w:pPr/>
       <w:r>
         <w:rPr>
-          <w:rFonts w:hint="eastAsia"/>
+          <w:rFonts w:hint="eastAsia" w:eastAsia="黑体"/>
         </w:rPr>
         <w:t xml:space="preserve">各元件管脚连接：</w:t>
       </w:r>
       <w:r>
         <w:rPr>
-          <w:rFonts w:hint="eastAsia"/>
+          <w:rFonts w:hint="eastAsia" w:eastAsia="黑体"/>
           <w:b/>
           <w:bCs/>
         </w:rPr>
         <w:t xml:space="preserve">触摸电极</w:t>
       </w:r>
       <w:r>
+        <w:rPr>
+          <w:rFonts w:eastAsia="黑体"/>
+        </w:rPr>
         <w:t xml:space="preserve"> </w:t>
       </w:r>
       <w:r>
         <w:rPr>
-          <w:rFonts w:hint="eastAsia"/>
+          <w:rFonts w:hint="eastAsia" w:eastAsia="黑体"/>
         </w:rPr>
         <w:t xml:space="preserve">一端接节点①、另一端（人体/覆盖层）作耦合返回；</w:t>
       </w:r>
       <w:r>
         <w:rPr>
-          <w:rFonts w:hint="eastAsia"/>
+          <w:rFonts w:hint="eastAsia" w:eastAsia="黑体"/>
           <w:b/>
           <w:bCs/>
         </w:rPr>
@@ -538,17 +604,21 @@
       </w:r>
       <w:r>
         <w:rPr>
+          <w:rFonts w:eastAsia="黑体"/>
           <w:b/>
           <w:bCs/>
         </w:rPr>
         <w:t xml:space="preserve"> U1</w:t>
       </w:r>
       <w:r>
+        <w:rPr>
+          <w:rFonts w:eastAsia="黑体"/>
+        </w:rPr>
         <w:t xml:space="preserve"> </w:t>
       </w:r>
       <w:r>
         <w:rPr>
-          <w:rFonts w:hint="eastAsia"/>
+          <w:rFonts w:hint="eastAsia" w:eastAsia="黑体"/>
         </w:rPr>
         <w:t xml:space="preserve">的感应输入脚接节点①、</w:t>
       </w:r>
@@ -570,20 +640,26 @@
         </m:sSub>
       </m:oMath>
       <w:r>
+        <w:rPr>
+          <w:rFonts w:eastAsia="黑体"/>
+        </w:rPr>
         <w:t xml:space="preserve"> </w:t>
       </w:r>
       <w:r>
         <w:rPr>
-          <w:rFonts w:hint="eastAsia"/>
+          <w:rFonts w:hint="eastAsia" w:eastAsia="黑体"/>
         </w:rPr>
         <w:t xml:space="preserve">接节点②、GND</w:t>
       </w:r>
       <w:r>
+        <w:rPr>
+          <w:rFonts w:eastAsia="黑体"/>
+        </w:rPr>
         <w:t xml:space="preserve"> </w:t>
       </w:r>
       <w:r>
         <w:rPr>
-          <w:rFonts w:hint="eastAsia"/>
+          <w:rFonts w:hint="eastAsia" w:eastAsia="黑体"/>
         </w:rPr>
         <w:t xml:space="preserve">接节点③、振荡/基准相关脚接节点④；</w:t>
       </w:r>
@@ -608,17 +684,20 @@
         </m:sSub>
       </m:oMath>
       <w:r>
+        <w:rPr>
+          <w:rFonts w:eastAsia="黑体"/>
+        </w:rPr>
         <w:t xml:space="preserve"> </w:t>
       </w:r>
       <w:r>
         <w:rPr>
-          <w:rFonts w:hint="eastAsia"/>
+          <w:rFonts w:hint="eastAsia" w:eastAsia="黑体"/>
         </w:rPr>
         <w:t xml:space="preserve">一端接节点②、另一端接节点③；</w:t>
       </w:r>
       <w:r>
         <w:rPr>
-          <w:rFonts w:hint="eastAsia"/>
+          <w:rFonts w:hint="eastAsia" w:eastAsia="黑体"/>
           <w:b/>
           <w:bCs/>
         </w:rPr>
@@ -626,88 +705,115 @@
       </w:r>
       <w:r>
         <w:rPr>
-          <w:rFonts w:hint="eastAsia"/>
+          <w:rFonts w:hint="eastAsia" w:eastAsia="黑体"/>
         </w:rPr>
         <w:t xml:space="preserve">：GPIO</w:t>
       </w:r>
       <w:r>
+        <w:rPr>
+          <w:rFonts w:eastAsia="黑体"/>
+        </w:rPr>
         <w:t xml:space="preserve"> </w:t>
       </w:r>
       <w:r>
         <w:rPr>
-          <w:rFonts w:hint="eastAsia"/>
+          <w:rFonts w:hint="eastAsia" w:eastAsia="黑体"/>
         </w:rPr>
         <w:t xml:space="preserve">型芯片（如</w:t>
       </w:r>
       <w:r>
+        <w:rPr>
+          <w:rFonts w:eastAsia="黑体"/>
+        </w:rPr>
         <w:t xml:space="preserve"> </w:t>
       </w:r>
       <w:r>
         <w:rPr>
-          <w:rFonts w:hint="eastAsia"/>
+          <w:rFonts w:hint="eastAsia" w:eastAsia="黑体"/>
         </w:rPr>
         <w:t xml:space="preserve">TTP223）的</w:t>
       </w:r>
       <w:r>
+        <w:rPr>
+          <w:rFonts w:eastAsia="黑体"/>
+        </w:rPr>
         <w:t xml:space="preserve"> OUT </w:t>
       </w:r>
       <w:r>
         <w:rPr>
-          <w:rFonts w:hint="eastAsia"/>
+          <w:rFonts w:hint="eastAsia" w:eastAsia="黑体"/>
         </w:rPr>
         <w:t xml:space="preserve">接节点⑤（触摸时翻转，供</w:t>
       </w:r>
       <w:r>
+        <w:rPr>
+          <w:rFonts w:eastAsia="黑体"/>
+        </w:rPr>
         <w:t xml:space="preserve"> MCU </w:t>
       </w:r>
       <w:r>
         <w:rPr>
-          <w:rFonts w:hint="eastAsia"/>
+          <w:rFonts w:hint="eastAsia" w:eastAsia="黑体"/>
         </w:rPr>
         <w:t xml:space="preserve">读取，开漏时外接上拉电阻），I²C</w:t>
       </w:r>
       <w:r>
+        <w:rPr>
+          <w:rFonts w:eastAsia="黑体"/>
+        </w:rPr>
         <w:t xml:space="preserve"> </w:t>
       </w:r>
       <w:r>
         <w:rPr>
-          <w:rFonts w:hint="eastAsia"/>
+          <w:rFonts w:hint="eastAsia" w:eastAsia="黑体"/>
         </w:rPr>
         <w:t xml:space="preserve">型芯片（如</w:t>
       </w:r>
       <w:r>
+        <w:rPr>
+          <w:rFonts w:eastAsia="黑体"/>
+        </w:rPr>
         <w:t xml:space="preserve"> </w:t>
       </w:r>
       <w:r>
         <w:rPr>
-          <w:rFonts w:hint="eastAsia"/>
+          <w:rFonts w:hint="eastAsia" w:eastAsia="黑体"/>
         </w:rPr>
         <w:t xml:space="preserve">CAP1203）的</w:t>
       </w:r>
       <w:r>
+        <w:rPr>
+          <w:rFonts w:eastAsia="黑体"/>
+        </w:rPr>
         <w:t xml:space="preserve"> SDA/SCL </w:t>
       </w:r>
       <w:r>
         <w:rPr>
-          <w:rFonts w:hint="eastAsia"/>
+          <w:rFonts w:hint="eastAsia" w:eastAsia="黑体"/>
         </w:rPr>
         <w:t xml:space="preserve">接</w:t>
       </w:r>
       <w:r>
+        <w:rPr>
+          <w:rFonts w:eastAsia="黑体"/>
+        </w:rPr>
         <w:t xml:space="preserve"> MCU </w:t>
       </w:r>
       <w:r>
         <w:rPr>
-          <w:rFonts w:hint="eastAsia"/>
+          <w:rFonts w:hint="eastAsia" w:eastAsia="黑体"/>
         </w:rPr>
         <w:t xml:space="preserve">的</w:t>
       </w:r>
       <w:r>
+        <w:rPr>
+          <w:rFonts w:eastAsia="黑体"/>
+        </w:rPr>
         <w:t xml:space="preserve"> I²C </w:t>
       </w:r>
       <w:r>
         <w:rPr>
-          <w:rFonts w:hint="eastAsia"/>
+          <w:rFonts w:hint="eastAsia" w:eastAsia="黑体"/>
         </w:rPr>
         <w:t xml:space="preserve">总线，实现按下/释放判断与灵敏度配置。</w:t>
       </w:r>
@@ -716,29 +822,38 @@
       <w:pPr/>
       <w:r>
         <w:rPr>
-          <w:rFonts w:hint="eastAsia"/>
+          <w:rFonts w:hint="eastAsia" w:eastAsia="黑体"/>
         </w:rPr>
         <w:t xml:space="preserve">由此构成”手指使电极对地电容增大，芯片/检测电路测量该电容变化量并与阈值比较、判定按下/释放，经</w:t>
       </w:r>
       <w:r>
+        <w:rPr>
+          <w:rFonts w:eastAsia="黑体"/>
+        </w:rPr>
         <w:t xml:space="preserve"> GPIO </w:t>
       </w:r>
       <w:r>
         <w:rPr>
-          <w:rFonts w:hint="eastAsia"/>
+          <w:rFonts w:hint="eastAsia" w:eastAsia="黑体"/>
         </w:rPr>
         <w:t xml:space="preserve">或</w:t>
       </w:r>
       <w:r>
+        <w:rPr>
+          <w:rFonts w:eastAsia="黑体"/>
+        </w:rPr>
         <w:t xml:space="preserve"> I²C </w:t>
       </w:r>
       <w:r>
         <w:rPr>
-          <w:rFonts w:hint="eastAsia"/>
+          <w:rFonts w:hint="eastAsia" w:eastAsia="黑体"/>
         </w:rPr>
         <w:t xml:space="preserve">输出”的电容式触摸按键组态，基于充放电计时或电荷转移并带自动漂移补偿，按</w:t>
       </w:r>
       <w:r>
+        <w:rPr>
+          <w:rFonts w:eastAsia="黑体"/>
+        </w:rPr>
         <w:t xml:space="preserve"> </w:t>
       </w:r>
       <m:oMath>
@@ -774,11 +889,14 @@
         </m:r>
       </m:oMath>
       <w:r>
+        <w:rPr>
+          <w:rFonts w:eastAsia="黑体"/>
+        </w:rPr>
         <w:t xml:space="preserve"> </w:t>
       </w:r>
       <w:r>
         <w:rPr>
-          <w:rFonts w:hint="eastAsia"/>
+          <w:rFonts w:hint="eastAsia" w:eastAsia="黑体"/>
         </w:rPr>
         <w:t xml:space="preserve">量化电容变化。</w:t>
       </w:r>
@@ -791,7 +909,7 @@
       </w:pPr>
       <w:r>
         <w:rPr>
-          <w:rFonts w:hint="eastAsia"/>
+          <w:rFonts w:hint="eastAsia" w:eastAsia="黑体"/>
         </w:rPr>
         <w:t xml:space="preserve">工作原理</w:t>
       </w:r>
@@ -802,11 +920,14 @@
       </w:pPr>
       <w:r>
         <w:rPr>
-          <w:rFonts w:hint="eastAsia"/>
+          <w:rFonts w:hint="eastAsia" w:eastAsia="黑体"/>
         </w:rPr>
         <w:t xml:space="preserve">手指接近时，人体与电极之间形成耦合电容，电极相对地电容由</w:t>
       </w:r>
       <w:r>
+        <w:rPr>
+          <w:rFonts w:eastAsia="黑体"/>
+        </w:rPr>
         <w:t xml:space="preserve"> </w:t>
       </w:r>
       <m:oMath>
@@ -824,15 +945,21 @@
         </m:sSub>
       </m:oMath>
       <w:r>
+        <w:rPr>
+          <w:rFonts w:eastAsia="黑体"/>
+        </w:rPr>
         <w:t xml:space="preserve"> </w:t>
       </w:r>
       <w:r>
         <w:rPr>
-          <w:rFonts w:hint="eastAsia"/>
+          <w:rFonts w:hint="eastAsia" w:eastAsia="黑体"/>
         </w:rPr>
         <w:t xml:space="preserve">增大到</w:t>
       </w:r>
       <w:r>
+        <w:rPr>
+          <w:rFonts w:eastAsia="黑体"/>
+        </w:rPr>
         <w:t xml:space="preserve"> </w:t>
       </w:r>
       <m:oMath>
@@ -866,11 +993,14 @@
       </m:oMath>
       <w:r>
         <w:rPr>
-          <w:rFonts w:hint="eastAsia"/>
+          <w:rFonts w:hint="eastAsia" w:eastAsia="黑体"/>
         </w:rPr>
         <w:t xml:space="preserve">；芯片通过测量电容充电时间或电荷转移量，将</w:t>
       </w:r>
       <w:r>
+        <w:rPr>
+          <w:rFonts w:eastAsia="黑体"/>
+        </w:rPr>
         <w:t xml:space="preserve"> </w:t>
       </w:r>
       <m:oMath>
@@ -885,11 +1015,14 @@
         </m:r>
       </m:oMath>
       <w:r>
+        <w:rPr>
+          <w:rFonts w:eastAsia="黑体"/>
+        </w:rPr>
         <w:t xml:space="preserve"> </w:t>
       </w:r>
       <w:r>
         <w:rPr>
-          <w:rFonts w:hint="eastAsia"/>
+          <w:rFonts w:hint="eastAsia" w:eastAsia="黑体"/>
         </w:rPr>
         <w:t xml:space="preserve">与阈值比较，超过阈值即判定为触摸按键按下。</w:t>
       </w:r>
@@ -902,7 +1035,7 @@
       </w:pPr>
       <w:r>
         <w:rPr>
-          <w:rFonts w:hint="eastAsia"/>
+          <w:rFonts w:hint="eastAsia" w:eastAsia="黑体"/>
         </w:rPr>
         <w:t xml:space="preserve">关键计算公式</w:t>
       </w:r>
@@ -916,7 +1049,7 @@
       </w:pPr>
       <w:r>
         <w:rPr>
-          <w:rFonts w:hint="eastAsia"/>
+          <w:rFonts w:hint="eastAsia" w:eastAsia="黑体"/>
         </w:rPr>
         <w:t xml:space="preserve">充电时间与电容：</w:t>
       </w:r>
@@ -973,7 +1106,7 @@
       </w:pPr>
       <w:r>
         <w:rPr>
-          <w:rFonts w:hint="eastAsia"/>
+          <w:rFonts w:hint="eastAsia" w:eastAsia="黑体"/>
         </w:rPr>
         <w:t xml:space="preserve">电极平板电容（近似）：</w:t>
       </w:r>
@@ -1048,7 +1181,7 @@
       </w:pPr>
       <w:r>
         <w:rPr>
-          <w:rFonts w:hint="eastAsia"/>
+          <w:rFonts w:hint="eastAsia" w:eastAsia="黑体"/>
         </w:rPr>
         <w:t xml:space="preserve">手指耦合电容变化（覆盖率近似）：</w:t>
       </w:r>
@@ -1165,7 +1298,7 @@
             </w:pPr>
             <w:r>
               <w:rPr>
-                <w:rFonts w:hint="eastAsia"/>
+                <w:rFonts w:hint="eastAsia" w:eastAsia="黑体"/>
               </w:rPr>
               <w:t xml:space="preserve">符号</w:t>
             </w:r>
@@ -1179,7 +1312,7 @@
             </w:pPr>
             <w:r>
               <w:rPr>
-                <w:rFonts w:hint="eastAsia"/>
+                <w:rFonts w:hint="eastAsia" w:eastAsia="黑体"/>
               </w:rPr>
               <w:t xml:space="preserve">含义</w:t>
             </w:r>
@@ -1193,7 +1326,7 @@
             </w:pPr>
             <w:r>
               <w:rPr>
-                <w:rFonts w:hint="eastAsia"/>
+                <w:rFonts w:hint="eastAsia" w:eastAsia="黑体"/>
               </w:rPr>
               <w:t xml:space="preserve">单位</w:t>
             </w:r>
@@ -1219,6 +1352,9 @@
               </m:r>
             </m:oMath>
             <w:r>
+              <w:rPr>
+                <w:rFonts w:eastAsia="黑体"/>
+              </w:rPr>
               <w:t xml:space="preserve">​</w:t>
             </w:r>
           </w:p>
@@ -1231,7 +1367,7 @@
             </w:pPr>
             <w:r>
               <w:rPr>
-                <w:rFonts w:hint="eastAsia"/>
+                <w:rFonts w:hint="eastAsia" w:eastAsia="黑体"/>
               </w:rPr>
               <w:t xml:space="preserve">充电时间变化</w:t>
             </w:r>
@@ -1244,6 +1380,9 @@
               <w:pStyle w:val="Compact"/>
             </w:pPr>
             <w:r>
+              <w:rPr>
+                <w:rFonts w:eastAsia="黑体"/>
+              </w:rPr>
               <w:t xml:space="preserve">s</w:t>
             </w:r>
           </w:p>
@@ -1262,6 +1401,9 @@
               </m:r>
             </m:oMath>
             <w:r>
+              <w:rPr>
+                <w:rFonts w:eastAsia="黑体"/>
+              </w:rPr>
               <w:t xml:space="preserve">​</w:t>
             </w:r>
           </w:p>
@@ -1274,7 +1416,7 @@
             </w:pPr>
             <w:r>
               <w:rPr>
-                <w:rFonts w:hint="eastAsia"/>
+                <w:rFonts w:hint="eastAsia" w:eastAsia="黑体"/>
               </w:rPr>
               <w:t xml:space="preserve">充电电阻</w:t>
             </w:r>
@@ -1287,6 +1429,9 @@
               <w:pStyle w:val="Compact"/>
             </w:pPr>
             <w:r>
+              <w:rPr>
+                <w:rFonts w:eastAsia="黑体"/>
+              </w:rPr>
               <w:t xml:space="preserve">Ω</w:t>
             </w:r>
           </w:p>
@@ -1311,6 +1456,9 @@
               </m:r>
             </m:oMath>
             <w:r>
+              <w:rPr>
+                <w:rFonts w:eastAsia="黑体"/>
+              </w:rPr>
               <w:t xml:space="preserve">​</w:t>
             </w:r>
           </w:p>
@@ -1323,7 +1471,7 @@
             </w:pPr>
             <w:r>
               <w:rPr>
-                <w:rFonts w:hint="eastAsia"/>
+                <w:rFonts w:hint="eastAsia" w:eastAsia="黑体"/>
               </w:rPr>
               <w:t xml:space="preserve">电容变化量</w:t>
             </w:r>
@@ -1336,6 +1484,9 @@
               <w:pStyle w:val="Compact"/>
             </w:pPr>
             <w:r>
+              <w:rPr>
+                <w:rFonts w:eastAsia="黑体"/>
+              </w:rPr>
               <w:t xml:space="preserve">F</w:t>
             </w:r>
           </w:p>
@@ -1363,6 +1514,9 @@
               </m:sSub>
             </m:oMath>
             <w:r>
+              <w:rPr>
+                <w:rFonts w:eastAsia="黑体"/>
+              </w:rPr>
               <w:t xml:space="preserve">​</w:t>
             </w:r>
           </w:p>
@@ -1375,7 +1529,7 @@
             </w:pPr>
             <w:r>
               <w:rPr>
-                <w:rFonts w:hint="eastAsia"/>
+                <w:rFonts w:hint="eastAsia" w:eastAsia="黑体"/>
               </w:rPr>
               <w:t xml:space="preserve">真空介电常数（</w:t>
             </w:r>
@@ -1410,7 +1564,7 @@
             </m:oMath>
             <w:r>
               <w:rPr>
-                <w:rFonts w:hint="eastAsia"/>
+                <w:rFonts w:hint="eastAsia" w:eastAsia="黑体"/>
               </w:rPr>
               <w:t xml:space="preserve">）</w:t>
             </w:r>
@@ -1423,6 +1577,9 @@
               <w:pStyle w:val="Compact"/>
             </w:pPr>
             <w:r>
+              <w:rPr>
+                <w:rFonts w:eastAsia="黑体"/>
+              </w:rPr>
               <w:t xml:space="preserve">F/m</w:t>
             </w:r>
           </w:p>
@@ -1450,6 +1607,9 @@
               </m:sSub>
             </m:oMath>
             <w:r>
+              <w:rPr>
+                <w:rFonts w:eastAsia="黑体"/>
+              </w:rPr>
               <w:t xml:space="preserve">​</w:t>
             </w:r>
           </w:p>
@@ -1462,7 +1622,7 @@
             </w:pPr>
             <w:r>
               <w:rPr>
-                <w:rFonts w:hint="eastAsia"/>
+                <w:rFonts w:hint="eastAsia" w:eastAsia="黑体"/>
               </w:rPr>
               <w:t xml:space="preserve">相对介电常数</w:t>
             </w:r>
@@ -1476,7 +1636,7 @@
             </w:pPr>
             <w:r>
               <w:rPr>
-                <w:rFonts w:hint="eastAsia"/>
+                <w:rFonts w:hint="eastAsia" w:eastAsia="黑体"/>
               </w:rPr>
               <w:t xml:space="preserve">无量纲</w:t>
             </w:r>
@@ -1496,6 +1656,9 @@
               </m:r>
             </m:oMath>
             <w:r>
+              <w:rPr>
+                <w:rFonts w:eastAsia="黑体"/>
+              </w:rPr>
               <w:t xml:space="preserve">​</w:t>
             </w:r>
           </w:p>
@@ -1508,7 +1671,7 @@
             </w:pPr>
             <w:r>
               <w:rPr>
-                <w:rFonts w:hint="eastAsia"/>
+                <w:rFonts w:hint="eastAsia" w:eastAsia="黑体"/>
               </w:rPr>
               <w:t xml:space="preserve">电极面积</w:t>
             </w:r>
@@ -1521,6 +1684,9 @@
               <w:pStyle w:val="Compact"/>
             </w:pPr>
             <w:r>
+              <w:rPr>
+                <w:rFonts w:eastAsia="黑体"/>
+              </w:rPr>
               <w:t xml:space="preserve">m²</w:t>
             </w:r>
           </w:p>
@@ -1539,6 +1705,9 @@
               </m:r>
             </m:oMath>
             <w:r>
+              <w:rPr>
+                <w:rFonts w:eastAsia="黑体"/>
+              </w:rPr>
               <w:t xml:space="preserve">​</w:t>
             </w:r>
           </w:p>
@@ -1551,7 +1720,7 @@
             </w:pPr>
             <w:r>
               <w:rPr>
-                <w:rFonts w:hint="eastAsia"/>
+                <w:rFonts w:hint="eastAsia" w:eastAsia="黑体"/>
               </w:rPr>
               <w:t xml:space="preserve">板间距/覆盖层厚度</w:t>
             </w:r>
@@ -1564,6 +1733,9 @@
               <w:pStyle w:val="Compact"/>
             </w:pPr>
             <w:r>
+              <w:rPr>
+                <w:rFonts w:eastAsia="黑体"/>
+              </w:rPr>
               <w:t xml:space="preserve">m</w:t>
             </w:r>
           </w:p>
@@ -1578,7 +1750,7 @@
       </w:pPr>
       <w:r>
         <w:rPr>
-          <w:rFonts w:hint="eastAsia"/>
+          <w:rFonts w:hint="eastAsia" w:eastAsia="黑体"/>
         </w:rPr>
         <w:t xml:space="preserve">元件调整影响</w:t>
       </w:r>
@@ -1593,7 +1765,7 @@
       </w:pPr>
       <w:r>
         <w:rPr>
-          <w:rFonts w:hint="eastAsia"/>
+          <w:rFonts w:hint="eastAsia" w:eastAsia="黑体"/>
           <w:b/>
           <w:bCs/>
         </w:rPr>
@@ -1601,6 +1773,7 @@
       </w:r>
       <w:r>
         <w:rPr>
+          <w:rFonts w:eastAsia="黑体"/>
           <w:b/>
           <w:bCs/>
         </w:rPr>
@@ -1613,6 +1786,7 @@
       </m:oMath>
       <w:r>
         <w:rPr>
+          <w:rFonts w:eastAsia="黑体"/>
           <w:b/>
           <w:bCs/>
         </w:rPr>
@@ -1620,21 +1794,27 @@
       </w:r>
       <w:r>
         <w:rPr>
-          <w:rFonts w:hint="eastAsia"/>
+          <w:rFonts w:hint="eastAsia" w:eastAsia="黑体"/>
           <w:b/>
           <w:bCs/>
         </w:rPr>
         <w:t xml:space="preserve">增大</w:t>
       </w:r>
       <w:r>
+        <w:rPr>
+          <w:rFonts w:eastAsia="黑体"/>
+        </w:rPr>
         <w:t xml:space="preserve"> </w:t>
       </w:r>
       <w:r>
+        <w:rPr>
+          <w:rFonts w:eastAsia="黑体"/>
+        </w:rPr>
         <w:t xml:space="preserve">→ </w:t>
       </w:r>
       <w:r>
         <w:rPr>
-          <w:rFonts w:hint="eastAsia"/>
+          <w:rFonts w:hint="eastAsia" w:eastAsia="黑体"/>
         </w:rPr>
         <w:t xml:space="preserve">基础电容与触摸变化量增大，更易检测。</w:t>
       </w:r>
@@ -1649,7 +1829,7 @@
       </w:pPr>
       <w:r>
         <w:rPr>
-          <w:rFonts w:hint="eastAsia"/>
+          <w:rFonts w:hint="eastAsia" w:eastAsia="黑体"/>
           <w:b/>
           <w:bCs/>
         </w:rPr>
@@ -1657,6 +1837,7 @@
       </w:r>
       <w:r>
         <w:rPr>
+          <w:rFonts w:eastAsia="黑体"/>
           <w:b/>
           <w:bCs/>
         </w:rPr>
@@ -1669,6 +1850,7 @@
       </m:oMath>
       <w:r>
         <w:rPr>
+          <w:rFonts w:eastAsia="黑体"/>
           <w:b/>
           <w:bCs/>
         </w:rPr>
@@ -1676,21 +1858,27 @@
       </w:r>
       <w:r>
         <w:rPr>
-          <w:rFonts w:hint="eastAsia"/>
+          <w:rFonts w:hint="eastAsia" w:eastAsia="黑体"/>
           <w:b/>
           <w:bCs/>
         </w:rPr>
         <w:t xml:space="preserve">增大</w:t>
       </w:r>
       <w:r>
+        <w:rPr>
+          <w:rFonts w:eastAsia="黑体"/>
+        </w:rPr>
         <w:t xml:space="preserve"> </w:t>
       </w:r>
       <w:r>
+        <w:rPr>
+          <w:rFonts w:eastAsia="黑体"/>
+        </w:rPr>
         <w:t xml:space="preserve">→ </w:t>
       </w:r>
       <w:r>
         <w:rPr>
-          <w:rFonts w:hint="eastAsia"/>
+          <w:rFonts w:hint="eastAsia" w:eastAsia="黑体"/>
         </w:rPr>
         <w:t xml:space="preserve">电容变化量减小，灵敏度下降。</w:t>
       </w:r>
@@ -1705,7 +1893,7 @@
       </w:pPr>
       <w:r>
         <w:rPr>
-          <w:rFonts w:hint="eastAsia"/>
+          <w:rFonts w:hint="eastAsia" w:eastAsia="黑体"/>
           <w:b/>
           <w:bCs/>
         </w:rPr>
@@ -1713,6 +1901,7 @@
       </w:r>
       <w:r>
         <w:rPr>
+          <w:rFonts w:eastAsia="黑体"/>
           <w:b/>
           <w:bCs/>
         </w:rPr>
@@ -1725,6 +1914,7 @@
       </m:oMath>
       <w:r>
         <w:rPr>
+          <w:rFonts w:eastAsia="黑体"/>
           <w:b/>
           <w:bCs/>
         </w:rPr>
@@ -1732,21 +1922,27 @@
       </w:r>
       <w:r>
         <w:rPr>
-          <w:rFonts w:hint="eastAsia"/>
+          <w:rFonts w:hint="eastAsia" w:eastAsia="黑体"/>
           <w:b/>
           <w:bCs/>
         </w:rPr>
         <w:t xml:space="preserve">增大</w:t>
       </w:r>
       <w:r>
+        <w:rPr>
+          <w:rFonts w:eastAsia="黑体"/>
+        </w:rPr>
         <w:t xml:space="preserve"> </w:t>
       </w:r>
       <w:r>
+        <w:rPr>
+          <w:rFonts w:eastAsia="黑体"/>
+        </w:rPr>
         <w:t xml:space="preserve">→ </w:t>
       </w:r>
       <w:r>
         <w:rPr>
-          <w:rFonts w:hint="eastAsia"/>
+          <w:rFonts w:hint="eastAsia" w:eastAsia="黑体"/>
         </w:rPr>
         <w:t xml:space="preserve">对电容变化更敏感，但响应变慢。</w:t>
       </w:r>
@@ -1761,21 +1957,27 @@
       </w:pPr>
       <w:r>
         <w:rPr>
-          <w:rFonts w:hint="eastAsia"/>
+          <w:rFonts w:hint="eastAsia" w:eastAsia="黑体"/>
           <w:b/>
           <w:bCs/>
         </w:rPr>
         <w:t xml:space="preserve">判决阈值提高</w:t>
       </w:r>
       <w:r>
+        <w:rPr>
+          <w:rFonts w:eastAsia="黑体"/>
+        </w:rPr>
         <w:t xml:space="preserve"> </w:t>
       </w:r>
       <w:r>
+        <w:rPr>
+          <w:rFonts w:eastAsia="黑体"/>
+        </w:rPr>
         <w:t xml:space="preserve">→ </w:t>
       </w:r>
       <w:r>
         <w:rPr>
-          <w:rFonts w:hint="eastAsia"/>
+          <w:rFonts w:hint="eastAsia" w:eastAsia="黑体"/>
         </w:rPr>
         <w:t xml:space="preserve">抗干扰增强，但灵敏度降低。</w:t>
       </w:r>
@@ -1788,7 +1990,7 @@
       </w:pPr>
       <w:r>
         <w:rPr>
-          <w:rFonts w:hint="eastAsia"/>
+          <w:rFonts w:hint="eastAsia" w:eastAsia="黑体"/>
         </w:rPr>
         <w:t xml:space="preserve">典型参数示例</w:t>
       </w:r>
@@ -1803,11 +2005,14 @@
       </w:pPr>
       <w:r>
         <w:rPr>
-          <w:rFonts w:hint="eastAsia"/>
+          <w:rFonts w:hint="eastAsia" w:eastAsia="黑体"/>
         </w:rPr>
         <w:t xml:space="preserve">电极面积</w:t>
       </w:r>
       <w:r>
+        <w:rPr>
+          <w:rFonts w:eastAsia="黑体"/>
+        </w:rPr>
         <w:t xml:space="preserve"> </w:t>
       </w:r>
       <m:oMath>
@@ -1888,11 +2093,14 @@
       </m:oMath>
       <w:r>
         <w:rPr>
-          <w:rFonts w:hint="eastAsia"/>
+          <w:rFonts w:hint="eastAsia" w:eastAsia="黑体"/>
         </w:rPr>
         <w:t xml:space="preserve">、覆盖层</w:t>
       </w:r>
       <w:r>
+        <w:rPr>
+          <w:rFonts w:eastAsia="黑体"/>
+        </w:rPr>
         <w:t xml:space="preserve"> </w:t>
       </w:r>
       <m:oMath>
@@ -1955,11 +2163,14 @@
       </m:oMath>
       <w:r>
         <w:rPr>
-          <w:rFonts w:hint="eastAsia"/>
+          <w:rFonts w:hint="eastAsia" w:eastAsia="黑体"/>
         </w:rPr>
         <w:t xml:space="preserve">（玻璃</w:t>
       </w:r>
       <w:r>
+        <w:rPr>
+          <w:rFonts w:eastAsia="黑体"/>
+        </w:rPr>
         <w:t xml:space="preserve"> </w:t>
       </w:r>
       <m:oMath>
@@ -1987,7 +2198,7 @@
       </m:oMath>
       <w:r>
         <w:rPr>
-          <w:rFonts w:hint="eastAsia"/>
+          <w:rFonts w:hint="eastAsia" w:eastAsia="黑体"/>
         </w:rPr>
         <w:t xml:space="preserve">）：</w:t>
       </w:r>
@@ -2109,6 +2320,9 @@
         </m:r>
       </m:oMath>
       <w:r>
+        <w:rPr>
+          <w:rFonts w:eastAsia="黑体"/>
+        </w:rPr>
         <w:t xml:space="preserve">。</w:t>
       </w:r>
     </w:p>
@@ -2122,11 +2336,14 @@
       </w:pPr>
       <w:r>
         <w:rPr>
-          <w:rFonts w:hint="eastAsia"/>
+          <w:rFonts w:hint="eastAsia" w:eastAsia="黑体"/>
         </w:rPr>
         <w:t xml:space="preserve">触摸引起</w:t>
       </w:r>
       <w:r>
+        <w:rPr>
+          <w:rFonts w:eastAsia="黑体"/>
+        </w:rPr>
         <w:t xml:space="preserve"> </w:t>
       </w:r>
       <m:oMath>
@@ -2160,6 +2377,9 @@
         </m:r>
       </m:oMath>
       <w:r>
+        <w:rPr>
+          <w:rFonts w:eastAsia="黑体"/>
+        </w:rPr>
         <w:t xml:space="preserve">、</w:t>
       </w:r>
       <m:oMath>
@@ -2188,7 +2408,7 @@
       </m:oMath>
       <w:r>
         <w:rPr>
-          <w:rFonts w:hint="eastAsia"/>
+          <w:rFonts w:hint="eastAsia" w:eastAsia="黑体"/>
         </w:rPr>
         <w:t xml:space="preserve">：</w:t>
       </w:r>
@@ -2268,6 +2488,9 @@
         </m:r>
       </m:oMath>
       <w:r>
+        <w:rPr>
+          <w:rFonts w:eastAsia="黑体"/>
+        </w:rPr>
         <w:t xml:space="preserve">。</w:t>
       </w:r>
     </w:p>
@@ -2279,7 +2502,7 @@
       </w:pPr>
       <w:r>
         <w:rPr>
-          <w:rFonts w:hint="eastAsia"/>
+          <w:rFonts w:hint="eastAsia" w:eastAsia="黑体"/>
         </w:rPr>
         <w:t xml:space="preserve">常见器件型号</w:t>
       </w:r>
@@ -2294,7 +2517,7 @@
       </w:pPr>
       <w:r>
         <w:rPr>
-          <w:rFonts w:hint="eastAsia"/>
+          <w:rFonts w:hint="eastAsia" w:eastAsia="黑体"/>
         </w:rPr>
         <w:t xml:space="preserve">专用触摸芯片：TTP223、TTP224、AT42QT1010、CAP1203。</w:t>
       </w:r>
@@ -2309,25 +2532,31 @@
       </w:pPr>
       <w:r>
         <w:rPr>
-          <w:rFonts w:hint="eastAsia"/>
+          <w:rFonts w:hint="eastAsia" w:eastAsia="黑体"/>
         </w:rPr>
         <w:t xml:space="preserve">触摸控制器接口：I²C</w:t>
       </w:r>
       <w:r>
+        <w:rPr>
+          <w:rFonts w:eastAsia="黑体"/>
+        </w:rPr>
         <w:t xml:space="preserve"> </w:t>
       </w:r>
       <w:r>
         <w:rPr>
-          <w:rFonts w:hint="eastAsia"/>
+          <w:rFonts w:hint="eastAsia" w:eastAsia="黑体"/>
         </w:rPr>
         <w:t xml:space="preserve">型（如</w:t>
       </w:r>
       <w:r>
+        <w:rPr>
+          <w:rFonts w:eastAsia="黑体"/>
+        </w:rPr>
         <w:t xml:space="preserve"> </w:t>
       </w:r>
       <w:r>
         <w:rPr>
-          <w:rFonts w:hint="eastAsia"/>
+          <w:rFonts w:hint="eastAsia" w:eastAsia="黑体"/>
         </w:rPr>
         <w:t xml:space="preserve">CAP1203）。</w:t>
       </w:r>
@@ -2340,7 +2569,7 @@
       </w:pPr>
       <w:r>
         <w:rPr>
-          <w:rFonts w:hint="eastAsia"/>
+          <w:rFonts w:hint="eastAsia" w:eastAsia="黑体"/>
         </w:rPr>
         <w:t xml:space="preserve">注意事项</w:t>
       </w:r>
@@ -2355,7 +2584,7 @@
       </w:pPr>
       <w:r>
         <w:rPr>
-          <w:rFonts w:hint="eastAsia"/>
+          <w:rFonts w:hint="eastAsia" w:eastAsia="黑体"/>
         </w:rPr>
         <w:t xml:space="preserve">走线尽量短、细，远离高噪数字线与开关电源，减小寄生电容与串扰。</w:t>
       </w:r>
@@ -2370,7 +2599,7 @@
       </w:pPr>
       <w:r>
         <w:rPr>
-          <w:rFonts w:hint="eastAsia"/>
+          <w:rFonts w:hint="eastAsia" w:eastAsia="黑体"/>
         </w:rPr>
         <w:t xml:space="preserve">需自动漂移补偿应对温湿度引起的电容漂移。</w:t>
       </w:r>
@@ -2385,16 +2614,19 @@
       </w:pPr>
       <w:r>
         <w:rPr>
-          <w:rFonts w:hint="eastAsia"/>
+          <w:rFonts w:hint="eastAsia" w:eastAsia="黑体"/>
         </w:rPr>
         <w:t xml:space="preserve">覆盖层不宜过厚，一般建议</w:t>
       </w:r>
       <w:r>
+        <w:rPr>
+          <w:rFonts w:eastAsia="黑体"/>
+        </w:rPr>
         <w:t xml:space="preserve"> 1~3 </w:t>
       </w:r>
       <w:r>
         <w:rPr>
-          <w:rFonts w:hint="eastAsia"/>
+          <w:rFonts w:hint="eastAsia" w:eastAsia="黑体"/>
         </w:rPr>
         <w:t xml:space="preserve">mm（视介质介电常数而定）。</w:t>
       </w:r>
@@ -2407,7 +2639,7 @@
       </w:pPr>
       <w:r>
         <w:rPr>
-          <w:rFonts w:hint="eastAsia"/>
+          <w:rFonts w:hint="eastAsia" w:eastAsia="黑体"/>
         </w:rPr>
         <w:t xml:space="preserve">参考资料</w:t>
       </w:r>
@@ -2421,6 +2653,9 @@
         </w:numPr>
       </w:pPr>
       <w:r>
+        <w:rPr>
+          <w:rFonts w:eastAsia="黑体"/>
+        </w:rPr>
         <w:t xml:space="preserve">Wikipedia: Capacitive sensing。</w:t>
       </w:r>
     </w:p>
@@ -2433,11 +2668,14 @@
         </w:numPr>
       </w:pPr>
       <w:r>
+        <w:rPr>
+          <w:rFonts w:eastAsia="黑体"/>
+        </w:rPr>
         <w:t xml:space="preserve">Microchip AT42QT1010 </w:t>
       </w:r>
       <w:r>
         <w:rPr>
-          <w:rFonts w:hint="eastAsia"/>
+          <w:rFonts w:hint="eastAsia" w:eastAsia="黑体"/>
         </w:rPr>
         <w:t xml:space="preserve">数据手册。</w:t>
       </w:r>
@@ -2452,7 +2690,7 @@
       </w:pPr>
       <w:r>
         <w:rPr>
-          <w:rFonts w:hint="eastAsia"/>
+          <w:rFonts w:hint="eastAsia" w:eastAsia="黑体"/>
         </w:rPr>
         <w:t xml:space="preserve">《电容式触摸按键设计指南》相关应用笔记。</w:t>
       </w:r>
@@ -2466,11 +2704,11 @@
       </w:pPr>
       <w:r>
         <w:rPr>
-          <w:rFonts w:ascii="Times New Roman" w:hAnsi="Times New Roman"/>
+          <w:rFonts w:ascii="Times New Roman" w:hAnsi="Times New Roman" w:eastAsia="黑体"/>
           <w:color w:val="555555"/>
           <w:sz w:val="21"/>
         </w:rPr>
-        <w:t>材料收集者：杜文杰</w:t>
+        <w:t>材料收集者：杜文杰，WX手机：19519196569，QQ:3478827729</w:t>
       </w:r>
     </w:p>
     <w:sectPr>
@@ -2490,7 +2728,7 @@
 </file>
 
 <file path=word/footer1.xml><?xml version="1.0" encoding="utf-8"?>
-<w:ftr xmlns:m="http://schemas.openxmlformats.org/officeDocument/2006/math" xmlns:mc="http://schemas.openxmlformats.org/markup-compatibility/2006" xmlns:mo="http://schemas.microsoft.com/office/mac/office/2008/main" xmlns:mv="urn:schemas-microsoft-com:mac:vml" xmlns:o="urn:schemas-microsoft-com:office:office" xmlns:r="http://schemas.openxmlformats.org/officeDocument/2006/relationships" xmlns:v="urn:schemas-microsoft-com:vml" xmlns:w10="urn:schemas-microsoft-com:office:word" xmlns:w14="http://schemas.microsoft.com/office/word/2010/wordml" xmlns:w="http://schemas.openxmlformats.org/wordprocessingml/2006/main" xmlns:wne="http://schemas.microsoft.com/office/word/2006/wordml" xmlns:wp14="http://schemas.microsoft.com/office/word/2010/wordprocessingDrawing" xmlns:wp="http://schemas.openxmlformats.org/drawingml/2006/wordprocessingDrawing" xmlns:wpc="http://schemas.microsoft.com/office/word/2010/wordprocessingCanvas" xmlns:wpg="http://schemas.microsoft.com/office/word/2010/wordprocessingGroup" xmlns:wpi="http://schemas.microsoft.com/office/word/2010/wordprocessingInk" xmlns:wps="http://schemas.microsoft.com/office/word/2010/wordprocessingShape" mc:Ignorable="w14 wp14">
+<w:ftr xmlns:mc="http://schemas.openxmlformats.org/markup-compatibility/2006" xmlns:w="http://schemas.openxmlformats.org/wordprocessingml/2006/main" xmlns:m="http://schemas.openxmlformats.org/officeDocument/2006/math" xmlns:mo="http://schemas.microsoft.com/office/mac/office/2008/main" xmlns:mv="urn:schemas-microsoft-com:mac:vml" xmlns:o="urn:schemas-microsoft-com:office:office" xmlns:r="http://schemas.openxmlformats.org/officeDocument/2006/relationships" xmlns:v="urn:schemas-microsoft-com:vml" xmlns:w10="urn:schemas-microsoft-com:office:word" xmlns:w14="http://schemas.microsoft.com/office/word/2010/wordml" xmlns:wne="http://schemas.microsoft.com/office/word/2006/wordml" xmlns:wp14="http://schemas.microsoft.com/office/word/2010/wordprocessingDrawing" xmlns:wp="http://schemas.openxmlformats.org/drawingml/2006/wordprocessingDrawing" xmlns:wpc="http://schemas.microsoft.com/office/word/2010/wordprocessingCanvas" xmlns:wpg="http://schemas.microsoft.com/office/word/2010/wordprocessingGroup" xmlns:wpi="http://schemas.microsoft.com/office/word/2010/wordprocessingInk" xmlns:wps="http://schemas.microsoft.com/office/word/2010/wordprocessingShape" mc:Ignorable="w14 wp14">
   <w:p>
     <w:pPr>
       <w:pStyle w:val="Footer"/>
@@ -2498,12 +2736,14 @@
     </w:pPr>
     <w:r>
       <w:rPr>
+        <w:rFonts w:eastAsia="黑体"/>
         <w:sz w:val="18"/>
       </w:rPr>
       <w:t xml:space="preserve">第 </w:t>
     </w:r>
     <w:r>
       <w:rPr>
+        <w:rFonts w:eastAsia="黑体"/>
         <w:sz w:val="18"/>
       </w:rPr>
       <w:fldChar w:fldCharType="begin"/>
@@ -2512,6 +2752,7 @@
     </w:r>
     <w:r>
       <w:rPr>
+        <w:rFonts w:eastAsia="黑体"/>
         <w:sz w:val="18"/>
       </w:rPr>
       <w:t xml:space="preserve"> 页</w:t>
@@ -2525,6 +2766,9 @@
   <w:footnote w:type="continuationSeparator" w:id="0">
     <w:p>
       <w:r>
+        <w:rPr>
+          <w:rFonts w:eastAsia="黑体"/>
+        </w:rPr>
         <w:continuationSeparator/>
       </w:r>
     </w:p>
@@ -2532,6 +2776,9 @@
   <w:footnote w:type="separator" w:id="-1">
     <w:p>
       <w:r>
+        <w:rPr>
+          <w:rFonts w:eastAsia="黑体"/>
+        </w:rPr>
         <w:separator/>
       </w:r>
     </w:p>
@@ -2540,7 +2787,7 @@
 </file>
 
 <file path=word/header1.xml><?xml version="1.0" encoding="utf-8"?>
-<w:hdr xmlns:m="http://schemas.openxmlformats.org/officeDocument/2006/math" xmlns:mc="http://schemas.openxmlformats.org/markup-compatibility/2006" xmlns:mo="http://schemas.microsoft.com/office/mac/office/2008/main" xmlns:mv="urn:schemas-microsoft-com:mac:vml" xmlns:o="urn:schemas-microsoft-com:office:office" xmlns:r="http://schemas.openxmlformats.org/officeDocument/2006/relationships" xmlns:v="urn:schemas-microsoft-com:vml" xmlns:w10="urn:schemas-microsoft-com:office:word" xmlns:w14="http://schemas.microsoft.com/office/word/2010/wordml" xmlns:w="http://schemas.openxmlformats.org/wordprocessingml/2006/main" xmlns:wne="http://schemas.microsoft.com/office/word/2006/wordml" xmlns:wp14="http://schemas.microsoft.com/office/word/2010/wordprocessingDrawing" xmlns:wp="http://schemas.openxmlformats.org/drawingml/2006/wordprocessingDrawing" xmlns:wpc="http://schemas.microsoft.com/office/word/2010/wordprocessingCanvas" xmlns:wpg="http://schemas.microsoft.com/office/word/2010/wordprocessingGroup" xmlns:wpi="http://schemas.microsoft.com/office/word/2010/wordprocessingInk" xmlns:wps="http://schemas.microsoft.com/office/word/2010/wordprocessingShape" mc:Ignorable="w14 wp14">
+<w:hdr xmlns:mc="http://schemas.openxmlformats.org/markup-compatibility/2006" xmlns:w="http://schemas.openxmlformats.org/wordprocessingml/2006/main" xmlns:m="http://schemas.openxmlformats.org/officeDocument/2006/math" xmlns:mo="http://schemas.microsoft.com/office/mac/office/2008/main" xmlns:mv="urn:schemas-microsoft-com:mac:vml" xmlns:o="urn:schemas-microsoft-com:office:office" xmlns:r="http://schemas.openxmlformats.org/officeDocument/2006/relationships" xmlns:v="urn:schemas-microsoft-com:vml" xmlns:w10="urn:schemas-microsoft-com:office:word" xmlns:w14="http://schemas.microsoft.com/office/word/2010/wordml" xmlns:wne="http://schemas.microsoft.com/office/word/2006/wordml" xmlns:wp14="http://schemas.microsoft.com/office/word/2010/wordprocessingDrawing" xmlns:wp="http://schemas.openxmlformats.org/drawingml/2006/wordprocessingDrawing" xmlns:wpc="http://schemas.microsoft.com/office/word/2010/wordprocessingCanvas" xmlns:wpg="http://schemas.microsoft.com/office/word/2010/wordprocessingGroup" xmlns:wpi="http://schemas.microsoft.com/office/word/2010/wordprocessingInk" xmlns:wps="http://schemas.microsoft.com/office/word/2010/wordprocessingShape" mc:Ignorable="w14 wp14">
   <w:p>
     <w:pPr>
       <w:pStyle w:val="Header"/>
@@ -2548,7 +2795,7 @@
     </w:pPr>
     <w:r>
       <w:rPr>
-        <w:rFonts w:ascii="Times New Roman" w:hAnsi="Times New Roman"/>
+        <w:rFonts w:ascii="Times New Roman" w:hAnsi="Times New Roman" w:eastAsia="黑体"/>
         <w:sz w:val="18"/>
         <w:rFonts w:eastAsia="黑体"/>
         <w:rFonts w:eastAsia="黑体"/>
@@ -2560,7 +2807,7 @@
 </file>
 
 <file path=word/numbering.xml><?xml version="1.0" encoding="utf-8"?>
-<w:numbering xmlns:m="http://schemas.openxmlformats.org/officeDocument/2006/math" xmlns:mc="http://schemas.openxmlformats.org/markup-compatibility/2006" xmlns:mo="http://schemas.microsoft.com/office/mac/office/2008/main" xmlns:mv="urn:schemas-microsoft-com:mac:vml" xmlns:o="urn:schemas-microsoft-com:office:office" xmlns:r="http://schemas.openxmlformats.org/officeDocument/2006/relationships" xmlns:v="urn:schemas-microsoft-com:vml" xmlns:w="http://schemas.openxmlformats.org/wordprocessingml/2006/main" xmlns:w10="urn:schemas-microsoft-com:office:word" xmlns:w14="http://schemas.microsoft.com/office/word/2010/wordml" xmlns:wne="http://schemas.microsoft.com/office/word/2006/wordml" xmlns:wp="http://schemas.openxmlformats.org/drawingml/2006/wordprocessingDrawing" xmlns:wp14="http://schemas.microsoft.com/office/word/2010/wordprocessingDrawing" xmlns:wpc="http://schemas.microsoft.com/office/word/2010/wordprocessingCanvas" xmlns:wpg="http://schemas.microsoft.com/office/word/2010/wordprocessingGroup" xmlns:wpi="http://schemas.microsoft.com/office/word/2010/wordprocessingInk" xmlns:wps="http://schemas.microsoft.com/office/word/2010/wordprocessingShape" mc:Ignorable="w14 wp14">
+<w:numbering xmlns:mc="http://schemas.openxmlformats.org/markup-compatibility/2006" xmlns:w="http://schemas.openxmlformats.org/wordprocessingml/2006/main" xmlns:m="http://schemas.openxmlformats.org/officeDocument/2006/math" xmlns:mo="http://schemas.microsoft.com/office/mac/office/2008/main" xmlns:mv="urn:schemas-microsoft-com:mac:vml" xmlns:o="urn:schemas-microsoft-com:office:office" xmlns:r="http://schemas.openxmlformats.org/officeDocument/2006/relationships" xmlns:v="urn:schemas-microsoft-com:vml" xmlns:w10="urn:schemas-microsoft-com:office:word" xmlns:w14="http://schemas.microsoft.com/office/word/2010/wordml" xmlns:wne="http://schemas.microsoft.com/office/word/2006/wordml" xmlns:wp="http://schemas.openxmlformats.org/drawingml/2006/wordprocessingDrawing" xmlns:wp14="http://schemas.microsoft.com/office/word/2010/wordprocessingDrawing" xmlns:wpc="http://schemas.microsoft.com/office/word/2010/wordprocessingCanvas" xmlns:wpg="http://schemas.microsoft.com/office/word/2010/wordprocessingGroup" xmlns:wpi="http://schemas.microsoft.com/office/word/2010/wordprocessingInk" xmlns:wps="http://schemas.microsoft.com/office/word/2010/wordprocessingShape" mc:Ignorable="w14 wp14">
   <w:abstractNum w:abstractNumId="0">
     <w:nsid w:val="FFFFFF7C"/>
     <w:multiLevelType w:val="singleLevel"/>
@@ -2647,7 +2894,7 @@
         <w:ind w:hanging="360" w:left="1440"/>
       </w:pPr>
       <w:rPr>
-        <w:rFonts w:ascii="Symbol" w:hAnsi="Symbol" w:hint="default"/>
+        <w:rFonts w:ascii="Symbol" w:hAnsi="Symbol" w:hint="default" w:eastAsia="黑体"/>
       </w:rPr>
     </w:lvl>
   </w:abstractNum>
@@ -2668,7 +2915,7 @@
         <w:ind w:hanging="360" w:left="1080"/>
       </w:pPr>
       <w:rPr>
-        <w:rFonts w:ascii="Symbol" w:hAnsi="Symbol" w:hint="default"/>
+        <w:rFonts w:ascii="Symbol" w:hAnsi="Symbol" w:hint="default" w:eastAsia="黑体"/>
       </w:rPr>
     </w:lvl>
   </w:abstractNum>
@@ -2689,7 +2936,7 @@
         <w:ind w:hanging="360" w:left="720"/>
       </w:pPr>
       <w:rPr>
-        <w:rFonts w:ascii="Symbol" w:hAnsi="Symbol" w:hint="default"/>
+        <w:rFonts w:ascii="Symbol" w:hAnsi="Symbol" w:hint="default" w:eastAsia="黑体"/>
       </w:rPr>
     </w:lvl>
   </w:abstractNum>
@@ -2728,7 +2975,7 @@
         <w:ind w:hanging="360" w:left="360"/>
       </w:pPr>
       <w:rPr>
-        <w:rFonts w:ascii="Symbol" w:hAnsi="Symbol" w:hint="default"/>
+        <w:rFonts w:ascii="Symbol" w:hAnsi="Symbol" w:hint="default" w:eastAsia="黑体"/>
       </w:rPr>
     </w:lvl>
   </w:abstractNum>
@@ -2819,7 +3066,7 @@
         <w:ind w:left="720" w:hanging="360"/>
       </w:pPr>
       <w:rPr>
-        <w:rFonts w:ascii="Symbol" w:hAnsi="Symbol" w:cs="Symbol" w:hint="default"/>
+        <w:rFonts w:ascii="Symbol" w:hAnsi="Symbol" w:cs="Symbol" w:hint="default" w:eastAsia="黑体"/>
       </w:rPr>
     </w:lvl>
     <w:lvl w:ilvl="1">
@@ -2830,7 +3077,7 @@
         <w:ind w:left="1440" w:hanging="360"/>
       </w:pPr>
       <w:rPr>
-        <w:rFonts w:ascii="Courier New" w:hAnsi="Courier New" w:cs="Courier New" w:hint="default"/>
+        <w:rFonts w:ascii="Courier New" w:hAnsi="Courier New" w:cs="Courier New" w:hint="default" w:eastAsia="黑体"/>
       </w:rPr>
     </w:lvl>
     <w:lvl w:ilvl="2">
@@ -2841,7 +3088,7 @@
         <w:ind w:left="2160" w:hanging="360"/>
       </w:pPr>
       <w:rPr>
-        <w:rFonts w:ascii="Wingdings" w:hAnsi="Wingdings" w:cs="Wingdings" w:hint="default"/>
+        <w:rFonts w:ascii="Wingdings" w:hAnsi="Wingdings" w:cs="Wingdings" w:hint="default" w:eastAsia="黑体"/>
       </w:rPr>
     </w:lvl>
     <w:lvl w:ilvl="3">
@@ -2852,7 +3099,7 @@
         <w:ind w:left="2880" w:hanging="360"/>
       </w:pPr>
       <w:rPr>
-        <w:rFonts w:ascii="Symbol" w:hAnsi="Symbol" w:cs="Symbol" w:hint="default"/>
+        <w:rFonts w:ascii="Symbol" w:hAnsi="Symbol" w:cs="Symbol" w:hint="default" w:eastAsia="黑体"/>
       </w:rPr>
     </w:lvl>
     <w:lvl w:ilvl="4">
@@ -2863,7 +3110,7 @@
         <w:ind w:left="3600" w:hanging="360"/>
       </w:pPr>
       <w:rPr>
-        <w:rFonts w:ascii="Courier New" w:hAnsi="Courier New" w:cs="Courier New" w:hint="default"/>
+        <w:rFonts w:ascii="Courier New" w:hAnsi="Courier New" w:cs="Courier New" w:hint="default" w:eastAsia="黑体"/>
       </w:rPr>
     </w:lvl>
     <w:lvl w:ilvl="5">
@@ -2874,7 +3121,7 @@
         <w:ind w:left="4320" w:hanging="360"/>
       </w:pPr>
       <w:rPr>
-        <w:rFonts w:ascii="Wingdings" w:hAnsi="Wingdings" w:cs="Wingdings" w:hint="default"/>
+        <w:rFonts w:ascii="Wingdings" w:hAnsi="Wingdings" w:cs="Wingdings" w:hint="default" w:eastAsia="黑体"/>
       </w:rPr>
     </w:lvl>
     <w:lvl w:ilvl="6">
@@ -2885,7 +3132,7 @@
         <w:ind w:left="5040" w:hanging="360"/>
       </w:pPr>
       <w:rPr>
-        <w:rFonts w:ascii="Symbol" w:hAnsi="Symbol" w:cs="Symbol" w:hint="default"/>
+        <w:rFonts w:ascii="Symbol" w:hAnsi="Symbol" w:cs="Symbol" w:hint="default" w:eastAsia="黑体"/>
       </w:rPr>
     </w:lvl>
     <w:lvl w:ilvl="7">
@@ -2896,7 +3143,7 @@
         <w:ind w:left="5760" w:hanging="360"/>
       </w:pPr>
       <w:rPr>
-        <w:rFonts w:ascii="Courier New" w:hAnsi="Courier New" w:cs="Courier New" w:hint="default"/>
+        <w:rFonts w:ascii="Courier New" w:hAnsi="Courier New" w:cs="Courier New" w:hint="default" w:eastAsia="黑体"/>
       </w:rPr>
     </w:lvl>
     <w:lvl w:ilvl="8">
@@ -2907,7 +3154,7 @@
         <w:ind w:left="6480" w:hanging="360"/>
       </w:pPr>
       <w:rPr>
-        <w:rFonts w:ascii="Wingdings" w:hAnsi="Wingdings" w:cs="Wingdings" w:hint="default"/>
+        <w:rFonts w:ascii="Wingdings" w:hAnsi="Wingdings" w:cs="Wingdings" w:hint="default" w:eastAsia="黑体"/>
       </w:rPr>
     </w:lvl>
   </w:abstractNum>
@@ -2963,11 +3210,11 @@
 </file>
 
 <file path=word/styles.xml><?xml version="1.0" encoding="utf-8"?>
-<w:styles xmlns:mc="http://schemas.openxmlformats.org/markup-compatibility/2006" xmlns:r="http://schemas.openxmlformats.org/officeDocument/2006/relationships" xmlns:w="http://schemas.openxmlformats.org/wordprocessingml/2006/main" xmlns:w14="http://schemas.microsoft.com/office/word/2010/wordml" mc:Ignorable="w14">
+<w:styles xmlns:mc="http://schemas.openxmlformats.org/markup-compatibility/2006" xmlns:w="http://schemas.openxmlformats.org/wordprocessingml/2006/main" xmlns:r="http://schemas.openxmlformats.org/officeDocument/2006/relationships" xmlns:w14="http://schemas.microsoft.com/office/word/2010/wordml" mc:Ignorable="w14">
   <w:docDefaults>
     <w:rPrDefault>
       <w:rPr>
-        <w:rFonts w:asciiTheme="minorHAnsi" w:cstheme="minorBidi" w:eastAsiaTheme="minorEastAsia" w:hAnsiTheme="minorHAnsi"/>
+        <w:rFonts w:asciiTheme="minorHAnsi" w:cstheme="minorBidi" w:hAnsiTheme="minorHAnsi" w:eastAsia="黑体"/>
         <w:sz w:val="22"/>
         <w:szCs w:val="22"/>
         <w:lang w:bidi="ar-SA" w:eastAsia="en-US" w:val="en-US"/>
@@ -3189,7 +3436,7 @@
       <w:outlineLvl w:val="0"/>
     </w:pPr>
     <w:rPr>
-      <w:rFonts w:ascii="Times New Roman" w:asciiTheme="majorHAnsi" w:cstheme="majorBidi" w:eastAsia="黑体" w:eastAsiaTheme="majorEastAsia" w:hAnsi="Times New Roman" w:hAnsiTheme="majorHAnsi"/>
+      <w:rFonts w:ascii="Times New Roman" w:asciiTheme="majorHAnsi" w:cstheme="majorBidi" w:eastAsia="黑体" w:hAnsi="Times New Roman" w:hAnsiTheme="majorHAnsi"/>
       <w:b/>
       <w:bCs/>
       <w:color w:val="1F3864"/>
@@ -3213,7 +3460,7 @@
       <w:outlineLvl w:val="1"/>
     </w:pPr>
     <w:rPr>
-      <w:rFonts w:ascii="Times New Roman" w:asciiTheme="majorHAnsi" w:cstheme="majorBidi" w:eastAsia="黑体" w:eastAsiaTheme="majorEastAsia" w:hAnsi="Times New Roman" w:hAnsiTheme="majorHAnsi"/>
+      <w:rFonts w:ascii="Times New Roman" w:asciiTheme="majorHAnsi" w:cstheme="majorBidi" w:eastAsia="黑体" w:hAnsi="Times New Roman" w:hAnsiTheme="majorHAnsi"/>
       <w:b/>
       <w:bCs/>
       <w:color w:val="2E4E7E"/>
@@ -3237,7 +3484,7 @@
       <w:outlineLvl w:val="2"/>
     </w:pPr>
     <w:rPr>
-      <w:rFonts w:ascii="Times New Roman" w:asciiTheme="majorHAnsi" w:cstheme="majorBidi" w:eastAsia="黑体" w:eastAsiaTheme="majorEastAsia" w:hAnsi="Times New Roman" w:hAnsiTheme="majorHAnsi"/>
+      <w:rFonts w:ascii="Times New Roman" w:asciiTheme="majorHAnsi" w:cstheme="majorBidi" w:eastAsia="黑体" w:hAnsi="Times New Roman" w:hAnsiTheme="majorHAnsi"/>
       <w:b/>
       <w:bCs/>
       <w:color w:val="2E4E7E"/>
@@ -3261,7 +3508,7 @@
       <w:outlineLvl w:val="3"/>
     </w:pPr>
     <w:rPr>
-      <w:rFonts w:ascii="Times New Roman" w:asciiTheme="majorHAnsi" w:cstheme="majorBidi" w:eastAsia="黑体" w:eastAsiaTheme="majorEastAsia" w:hAnsi="Times New Roman" w:hAnsiTheme="majorHAnsi"/>
+      <w:rFonts w:ascii="Times New Roman" w:asciiTheme="majorHAnsi" w:cstheme="majorBidi" w:eastAsia="黑体" w:hAnsi="Times New Roman" w:hAnsiTheme="majorHAnsi"/>
       <w:b/>
       <w:bCs/>
       <w:i/>
@@ -3287,7 +3534,7 @@
       <w:outlineLvl w:val="4"/>
     </w:pPr>
     <w:rPr>
-      <w:rFonts w:ascii="Times New Roman" w:asciiTheme="majorHAnsi" w:cstheme="majorBidi" w:eastAsia="黑体" w:eastAsiaTheme="majorEastAsia" w:hAnsi="Times New Roman" w:hAnsiTheme="majorHAnsi"/>
+      <w:rFonts w:ascii="Times New Roman" w:asciiTheme="majorHAnsi" w:cstheme="majorBidi" w:eastAsia="黑体" w:hAnsi="Times New Roman" w:hAnsiTheme="majorHAnsi"/>
       <w:b/>
       <w:color w:val="333333"/>
       <w:sz w:val="22"/>
@@ -3310,7 +3557,7 @@
       <w:outlineLvl w:val="5"/>
     </w:pPr>
     <w:rPr>
-      <w:rFonts w:asciiTheme="majorHAnsi" w:cstheme="majorBidi" w:eastAsiaTheme="majorEastAsia" w:hAnsiTheme="majorHAnsi"/>
+      <w:rFonts w:asciiTheme="majorHAnsi" w:cstheme="majorBidi" w:hAnsiTheme="majorHAnsi" w:eastAsia="黑体"/>
       <w:i/>
       <w:iCs/>
       <w:color w:themeColor="accent1" w:themeShade="7F" w:val="243F60"/>
@@ -3333,7 +3580,7 @@
       <w:outlineLvl w:val="6"/>
     </w:pPr>
     <w:rPr>
-      <w:rFonts w:asciiTheme="majorHAnsi" w:cstheme="majorBidi" w:eastAsiaTheme="majorEastAsia" w:hAnsiTheme="majorHAnsi"/>
+      <w:rFonts w:asciiTheme="majorHAnsi" w:cstheme="majorBidi" w:hAnsiTheme="majorHAnsi" w:eastAsia="黑体"/>
       <w:i/>
       <w:iCs/>
       <w:color w:themeColor="text1" w:themeTint="BF" w:val="404040"/>
@@ -3356,7 +3603,7 @@
       <w:outlineLvl w:val="7"/>
     </w:pPr>
     <w:rPr>
-      <w:rFonts w:asciiTheme="majorHAnsi" w:cstheme="majorBidi" w:eastAsiaTheme="majorEastAsia" w:hAnsiTheme="majorHAnsi"/>
+      <w:rFonts w:asciiTheme="majorHAnsi" w:cstheme="majorBidi" w:hAnsiTheme="majorHAnsi" w:eastAsia="黑体"/>
       <w:color w:themeColor="accent1" w:val="4F81BD"/>
       <w:sz w:val="20"/>
       <w:szCs w:val="20"/>
@@ -3379,7 +3626,7 @@
       <w:outlineLvl w:val="8"/>
     </w:pPr>
     <w:rPr>
-      <w:rFonts w:asciiTheme="majorHAnsi" w:cstheme="majorBidi" w:eastAsiaTheme="majorEastAsia" w:hAnsiTheme="majorHAnsi"/>
+      <w:rFonts w:asciiTheme="majorHAnsi" w:cstheme="majorBidi" w:hAnsiTheme="majorHAnsi" w:eastAsia="黑体"/>
       <w:i/>
       <w:iCs/>
       <w:color w:themeColor="text1" w:themeTint="BF" w:val="404040"/>
@@ -3430,7 +3677,7 @@
     <w:uiPriority w:val="9"/>
     <w:rsid w:val="00FC693F"/>
     <w:rPr>
-      <w:rFonts w:asciiTheme="majorHAnsi" w:cstheme="majorBidi" w:eastAsiaTheme="majorEastAsia" w:hAnsiTheme="majorHAnsi"/>
+      <w:rFonts w:asciiTheme="majorHAnsi" w:cstheme="majorBidi" w:hAnsiTheme="majorHAnsi" w:eastAsia="黑体"/>
       <w:b/>
       <w:bCs/>
       <w:color w:themeColor="accent1" w:themeShade="BF" w:val="365F91"/>
@@ -3445,7 +3692,7 @@
     <w:uiPriority w:val="9"/>
     <w:rsid w:val="00FC693F"/>
     <w:rPr>
-      <w:rFonts w:asciiTheme="majorHAnsi" w:cstheme="majorBidi" w:eastAsiaTheme="majorEastAsia" w:hAnsiTheme="majorHAnsi"/>
+      <w:rFonts w:asciiTheme="majorHAnsi" w:cstheme="majorBidi" w:hAnsiTheme="majorHAnsi" w:eastAsia="黑体"/>
       <w:b/>
       <w:bCs/>
       <w:color w:themeColor="accent1" w:val="4F81BD"/>
@@ -3460,7 +3707,7 @@
     <w:uiPriority w:val="9"/>
     <w:rsid w:val="00FC693F"/>
     <w:rPr>
-      <w:rFonts w:asciiTheme="majorHAnsi" w:cstheme="majorBidi" w:eastAsiaTheme="majorEastAsia" w:hAnsiTheme="majorHAnsi"/>
+      <w:rFonts w:asciiTheme="majorHAnsi" w:cstheme="majorBidi" w:hAnsiTheme="majorHAnsi" w:eastAsia="黑体"/>
       <w:b/>
       <w:bCs/>
       <w:color w:themeColor="accent1" w:val="4F81BD"/>
@@ -3483,7 +3730,7 @@
       <w:contextualSpacing/>
     </w:pPr>
     <w:rPr>
-      <w:rFonts w:ascii="Times New Roman" w:asciiTheme="majorHAnsi" w:cstheme="majorBidi" w:eastAsia="黑体" w:eastAsiaTheme="majorEastAsia" w:hAnsi="Times New Roman" w:hAnsiTheme="majorHAnsi"/>
+      <w:rFonts w:ascii="Times New Roman" w:asciiTheme="majorHAnsi" w:cstheme="majorBidi" w:eastAsia="黑体" w:hAnsi="Times New Roman" w:hAnsiTheme="majorHAnsi"/>
       <w:b/>
       <w:color w:val="1F3864"/>
       <w:spacing w:val="5"/>
@@ -3499,7 +3746,7 @@
     <w:uiPriority w:val="10"/>
     <w:rsid w:val="00FC693F"/>
     <w:rPr>
-      <w:rFonts w:asciiTheme="majorHAnsi" w:cstheme="majorBidi" w:eastAsiaTheme="majorEastAsia" w:hAnsiTheme="majorHAnsi"/>
+      <w:rFonts w:asciiTheme="majorHAnsi" w:cstheme="majorBidi" w:hAnsiTheme="majorHAnsi" w:eastAsia="黑体"/>
       <w:color w:themeColor="text2" w:themeShade="BF" w:val="17365D"/>
       <w:spacing w:val="5"/>
       <w:kern w:val="28"/>
@@ -3521,7 +3768,7 @@
       </w:numPr>
     </w:pPr>
     <w:rPr>
-      <w:rFonts w:asciiTheme="majorHAnsi" w:cstheme="majorBidi" w:eastAsiaTheme="majorEastAsia" w:hAnsiTheme="majorHAnsi"/>
+      <w:rFonts w:asciiTheme="majorHAnsi" w:cstheme="majorBidi" w:hAnsiTheme="majorHAnsi" w:eastAsia="黑体"/>
       <w:i/>
       <w:iCs/>
       <w:color w:themeColor="accent1" w:val="4F81BD"/>
@@ -3537,7 +3784,7 @@
     <w:uiPriority w:val="11"/>
     <w:rsid w:val="00FC693F"/>
     <w:rPr>
-      <w:rFonts w:asciiTheme="majorHAnsi" w:cstheme="majorBidi" w:eastAsiaTheme="majorEastAsia" w:hAnsiTheme="majorHAnsi"/>
+      <w:rFonts w:asciiTheme="majorHAnsi" w:cstheme="majorBidi" w:hAnsiTheme="majorHAnsi" w:eastAsia="黑体"/>
       <w:i/>
       <w:iCs/>
       <w:color w:themeColor="accent1" w:val="4F81BD"/>
@@ -3604,6 +3851,7 @@
       <w:spacing w:after="120"/>
     </w:pPr>
     <w:rPr>
+      <w:rFonts w:eastAsia="黑体"/>
       <w:sz w:val="16"/>
       <w:szCs w:val="16"/>
     </w:rPr>
@@ -3615,6 +3863,7 @@
     <w:uiPriority w:val="99"/>
     <w:rsid w:val="00AA1D8D"/>
     <w:rPr>
+      <w:rFonts w:eastAsia="黑体"/>
       <w:sz w:val="16"/>
       <w:szCs w:val="16"/>
     </w:rPr>
@@ -3784,7 +4033,7 @@
       </w:tabs>
     </w:pPr>
     <w:rPr>
-      <w:rFonts w:ascii="Courier" w:hAnsi="Courier"/>
+      <w:rFonts w:ascii="Courier" w:hAnsi="Courier" w:eastAsia="黑体"/>
       <w:sz w:val="20"/>
       <w:szCs w:val="20"/>
     </w:rPr>
@@ -3796,7 +4045,7 @@
     <w:uiPriority w:val="99"/>
     <w:rsid w:val="0029639D"/>
     <w:rPr>
-      <w:rFonts w:ascii="Courier" w:hAnsi="Courier"/>
+      <w:rFonts w:ascii="Courier" w:hAnsi="Courier" w:eastAsia="黑体"/>
       <w:sz w:val="20"/>
       <w:szCs w:val="20"/>
     </w:rPr>
@@ -3832,6 +4081,7 @@
     <w:uiPriority w:val="29"/>
     <w:rsid w:val="00FC693F"/>
     <w:rPr>
+      <w:rFonts w:eastAsia="黑体"/>
       <w:i/>
       <w:iCs/>
       <w:color w:themeColor="text1" w:val="000000"/>
@@ -3845,7 +4095,7 @@
     <w:semiHidden/>
     <w:rsid w:val="00FC693F"/>
     <w:rPr>
-      <w:rFonts w:asciiTheme="majorHAnsi" w:cstheme="majorBidi" w:eastAsiaTheme="majorEastAsia" w:hAnsiTheme="majorHAnsi"/>
+      <w:rFonts w:asciiTheme="majorHAnsi" w:cstheme="majorBidi" w:hAnsiTheme="majorHAnsi" w:eastAsia="黑体"/>
       <w:b/>
       <w:bCs/>
       <w:i/>
@@ -3861,7 +4111,7 @@
     <w:semiHidden/>
     <w:rsid w:val="00FC693F"/>
     <w:rPr>
-      <w:rFonts w:asciiTheme="majorHAnsi" w:cstheme="majorBidi" w:eastAsiaTheme="majorEastAsia" w:hAnsiTheme="majorHAnsi"/>
+      <w:rFonts w:asciiTheme="majorHAnsi" w:cstheme="majorBidi" w:hAnsiTheme="majorHAnsi" w:eastAsia="黑体"/>
       <w:color w:themeColor="accent1" w:themeShade="7F" w:val="243F60"/>
     </w:rPr>
   </w:style>
@@ -3873,7 +4123,7 @@
     <w:semiHidden/>
     <w:rsid w:val="00FC693F"/>
     <w:rPr>
-      <w:rFonts w:asciiTheme="majorHAnsi" w:cstheme="majorBidi" w:eastAsiaTheme="majorEastAsia" w:hAnsiTheme="majorHAnsi"/>
+      <w:rFonts w:asciiTheme="majorHAnsi" w:cstheme="majorBidi" w:hAnsiTheme="majorHAnsi" w:eastAsia="黑体"/>
       <w:i/>
       <w:iCs/>
       <w:color w:themeColor="accent1" w:themeShade="7F" w:val="243F60"/>
@@ -3887,7 +4137,7 @@
     <w:semiHidden/>
     <w:rsid w:val="00FC693F"/>
     <w:rPr>
-      <w:rFonts w:asciiTheme="majorHAnsi" w:cstheme="majorBidi" w:eastAsiaTheme="majorEastAsia" w:hAnsiTheme="majorHAnsi"/>
+      <w:rFonts w:asciiTheme="majorHAnsi" w:cstheme="majorBidi" w:hAnsiTheme="majorHAnsi" w:eastAsia="黑体"/>
       <w:i/>
       <w:iCs/>
       <w:color w:themeColor="text1" w:themeTint="BF" w:val="404040"/>
@@ -3901,7 +4151,7 @@
     <w:semiHidden/>
     <w:rsid w:val="00FC693F"/>
     <w:rPr>
-      <w:rFonts w:asciiTheme="majorHAnsi" w:cstheme="majorBidi" w:eastAsiaTheme="majorEastAsia" w:hAnsiTheme="majorHAnsi"/>
+      <w:rFonts w:asciiTheme="majorHAnsi" w:cstheme="majorBidi" w:hAnsiTheme="majorHAnsi" w:eastAsia="黑体"/>
       <w:color w:themeColor="accent1" w:val="4F81BD"/>
       <w:sz w:val="20"/>
       <w:szCs w:val="20"/>
@@ -3915,7 +4165,7 @@
     <w:semiHidden/>
     <w:rsid w:val="00FC693F"/>
     <w:rPr>
-      <w:rFonts w:asciiTheme="majorHAnsi" w:cstheme="majorBidi" w:eastAsiaTheme="majorEastAsia" w:hAnsiTheme="majorHAnsi"/>
+      <w:rFonts w:asciiTheme="majorHAnsi" w:cstheme="majorBidi" w:hAnsiTheme="majorHAnsi" w:eastAsia="黑体"/>
       <w:i/>
       <w:iCs/>
       <w:color w:themeColor="text1" w:themeTint="BF" w:val="404040"/>
@@ -3936,6 +4186,7 @@
       <w:spacing w:line="240" w:lineRule="auto"/>
     </w:pPr>
     <w:rPr>
+      <w:rFonts w:eastAsia="黑体"/>
       <w:b/>
       <w:bCs/>
       <w:color w:themeColor="accent1" w:val="4F81BD"/>
@@ -3950,6 +4201,7 @@
     <w:qFormat/>
     <w:rsid w:val="00FC693F"/>
     <w:rPr>
+      <w:rFonts w:eastAsia="黑体"/>
       <w:b/>
       <w:bCs/>
     </w:rPr>
@@ -3961,6 +4213,7 @@
     <w:qFormat/>
     <w:rsid w:val="00FC693F"/>
     <w:rPr>
+      <w:rFonts w:eastAsia="黑体"/>
       <w:i/>
       <w:iCs/>
     </w:rPr>
@@ -3981,6 +4234,7 @@
       <w:ind w:left="936" w:right="936"/>
     </w:pPr>
     <w:rPr>
+      <w:rFonts w:eastAsia="黑体"/>
       <w:b/>
       <w:bCs/>
       <w:i/>
@@ -3995,6 +4249,7 @@
     <w:uiPriority w:val="30"/>
     <w:rsid w:val="00FC693F"/>
     <w:rPr>
+      <w:rFonts w:eastAsia="黑体"/>
       <w:b/>
       <w:bCs/>
       <w:i/>
@@ -4009,6 +4264,7 @@
     <w:qFormat/>
     <w:rsid w:val="00FC693F"/>
     <w:rPr>
+      <w:rFonts w:eastAsia="黑体"/>
       <w:i/>
       <w:iCs/>
       <w:color w:themeColor="text1" w:themeTint="7F" w:val="808080"/>
@@ -4021,6 +4277,7 @@
     <w:qFormat/>
     <w:rsid w:val="00FC693F"/>
     <w:rPr>
+      <w:rFonts w:eastAsia="黑体"/>
       <w:b/>
       <w:bCs/>
       <w:i/>
@@ -4035,6 +4292,7 @@
     <w:qFormat/>
     <w:rsid w:val="00FC693F"/>
     <w:rPr>
+      <w:rFonts w:eastAsia="黑体"/>
       <w:smallCaps/>
       <w:color w:themeColor="accent2" w:val="C0504D"/>
       <w:u w:val="single"/>
@@ -4047,6 +4305,7 @@
     <w:qFormat/>
     <w:rsid w:val="00FC693F"/>
     <w:rPr>
+      <w:rFonts w:eastAsia="黑体"/>
       <w:b/>
       <w:bCs/>
       <w:smallCaps/>
@@ -4062,6 +4321,7 @@
     <w:qFormat/>
     <w:rsid w:val="00FC693F"/>
     <w:rPr>
+      <w:rFonts w:eastAsia="黑体"/>
       <w:b/>
       <w:bCs/>
       <w:smallCaps/>
@@ -4116,6 +4376,7 @@
       <w:spacing w:after="0" w:line="240" w:lineRule="auto"/>
     </w:pPr>
     <w:rPr>
+      <w:rFonts w:eastAsia="黑体"/>
       <w:color w:themeColor="text1" w:themeShade="BF" w:val="000000"/>
     </w:rPr>
     <w:tblPr>
@@ -4138,6 +4399,7 @@
         <w:spacing w:after="0" w:before="0" w:line="240" w:lineRule="auto"/>
       </w:pPr>
       <w:rPr>
+        <w:rFonts w:eastAsia="黑体"/>
         <w:b/>
         <w:bCs/>
       </w:rPr>
@@ -4158,6 +4420,7 @@
         <w:spacing w:after="0" w:before="0" w:line="240" w:lineRule="auto"/>
       </w:pPr>
       <w:rPr>
+        <w:rFonts w:eastAsia="黑体"/>
         <w:b/>
         <w:bCs/>
       </w:rPr>
@@ -4175,12 +4438,14 @@
     </w:tblStylePr>
     <w:tblStylePr w:type="firstCol">
       <w:rPr>
+        <w:rFonts w:eastAsia="黑体"/>
         <w:b/>
         <w:bCs/>
       </w:rPr>
     </w:tblStylePr>
     <w:tblStylePr w:type="lastCol">
       <w:rPr>
+        <w:rFonts w:eastAsia="黑体"/>
         <w:b/>
         <w:bCs/>
       </w:rPr>
@@ -4219,6 +4484,7 @@
       <w:spacing w:after="0" w:line="240" w:lineRule="auto"/>
     </w:pPr>
     <w:rPr>
+      <w:rFonts w:eastAsia="黑体"/>
       <w:color w:themeColor="accent1" w:themeShade="BF" w:val="365F91"/>
     </w:rPr>
     <w:tblPr>
@@ -4241,6 +4507,7 @@
         <w:spacing w:after="0" w:before="0" w:line="240" w:lineRule="auto"/>
       </w:pPr>
       <w:rPr>
+        <w:rFonts w:eastAsia="黑体"/>
         <w:b/>
         <w:bCs/>
       </w:rPr>
@@ -4261,6 +4528,7 @@
         <w:spacing w:after="0" w:before="0" w:line="240" w:lineRule="auto"/>
       </w:pPr>
       <w:rPr>
+        <w:rFonts w:eastAsia="黑体"/>
         <w:b/>
         <w:bCs/>
       </w:rPr>
@@ -4278,12 +4546,14 @@
     </w:tblStylePr>
     <w:tblStylePr w:type="firstCol">
       <w:rPr>
+        <w:rFonts w:eastAsia="黑体"/>
         <w:b/>
         <w:bCs/>
       </w:rPr>
     </w:tblStylePr>
     <w:tblStylePr w:type="lastCol">
       <w:rPr>
+        <w:rFonts w:eastAsia="黑体"/>
         <w:b/>
         <w:bCs/>
       </w:rPr>
@@ -4322,6 +4592,7 @@
       <w:spacing w:after="0" w:line="240" w:lineRule="auto"/>
     </w:pPr>
     <w:rPr>
+      <w:rFonts w:eastAsia="黑体"/>
       <w:color w:themeColor="accent2" w:themeShade="BF" w:val="943634"/>
     </w:rPr>
     <w:tblPr>
@@ -4344,6 +4615,7 @@
         <w:spacing w:after="0" w:before="0" w:line="240" w:lineRule="auto"/>
       </w:pPr>
       <w:rPr>
+        <w:rFonts w:eastAsia="黑体"/>
         <w:b/>
         <w:bCs/>
       </w:rPr>
@@ -4364,6 +4636,7 @@
         <w:spacing w:after="0" w:before="0" w:line="240" w:lineRule="auto"/>
       </w:pPr>
       <w:rPr>
+        <w:rFonts w:eastAsia="黑体"/>
         <w:b/>
         <w:bCs/>
       </w:rPr>
@@ -4381,12 +4654,14 @@
     </w:tblStylePr>
     <w:tblStylePr w:type="firstCol">
       <w:rPr>
+        <w:rFonts w:eastAsia="黑体"/>
         <w:b/>
         <w:bCs/>
       </w:rPr>
     </w:tblStylePr>
     <w:tblStylePr w:type="lastCol">
       <w:rPr>
+        <w:rFonts w:eastAsia="黑体"/>
         <w:b/>
         <w:bCs/>
       </w:rPr>
@@ -4425,6 +4700,7 @@
       <w:spacing w:after="0" w:line="240" w:lineRule="auto"/>
     </w:pPr>
     <w:rPr>
+      <w:rFonts w:eastAsia="黑体"/>
       <w:color w:themeColor="accent3" w:themeShade="BF" w:val="76923C"/>
     </w:rPr>
     <w:tblPr>
@@ -4447,6 +4723,7 @@
         <w:spacing w:after="0" w:before="0" w:line="240" w:lineRule="auto"/>
       </w:pPr>
       <w:rPr>
+        <w:rFonts w:eastAsia="黑体"/>
         <w:b/>
         <w:bCs/>
       </w:rPr>
@@ -4467,6 +4744,7 @@
         <w:spacing w:after="0" w:before="0" w:line="240" w:lineRule="auto"/>
       </w:pPr>
       <w:rPr>
+        <w:rFonts w:eastAsia="黑体"/>
         <w:b/>
         <w:bCs/>
       </w:rPr>
@@ -4484,12 +4762,14 @@
     </w:tblStylePr>
     <w:tblStylePr w:type="firstCol">
       <w:rPr>
+        <w:rFonts w:eastAsia="黑体"/>
         <w:b/>
         <w:bCs/>
       </w:rPr>
     </w:tblStylePr>
     <w:tblStylePr w:type="lastCol">
       <w:rPr>
+        <w:rFonts w:eastAsia="黑体"/>
         <w:b/>
         <w:bCs/>
       </w:rPr>
@@ -4528,6 +4808,7 @@
       <w:spacing w:after="0" w:line="240" w:lineRule="auto"/>
     </w:pPr>
     <w:rPr>
+      <w:rFonts w:eastAsia="黑体"/>
       <w:color w:themeColor="accent4" w:themeShade="BF" w:val="5F497A"/>
     </w:rPr>
     <w:tblPr>
@@ -4550,6 +4831,7 @@
         <w:spacing w:after="0" w:before="0" w:line="240" w:lineRule="auto"/>
       </w:pPr>
       <w:rPr>
+        <w:rFonts w:eastAsia="黑体"/>
         <w:b/>
         <w:bCs/>
       </w:rPr>
@@ -4570,6 +4852,7 @@
         <w:spacing w:after="0" w:before="0" w:line="240" w:lineRule="auto"/>
       </w:pPr>
       <w:rPr>
+        <w:rFonts w:eastAsia="黑体"/>
         <w:b/>
         <w:bCs/>
       </w:rPr>
@@ -4587,12 +4870,14 @@
     </w:tblStylePr>
     <w:tblStylePr w:type="firstCol">
       <w:rPr>
+        <w:rFonts w:eastAsia="黑体"/>
         <w:b/>
         <w:bCs/>
       </w:rPr>
     </w:tblStylePr>
     <w:tblStylePr w:type="lastCol">
       <w:rPr>
+        <w:rFonts w:eastAsia="黑体"/>
         <w:b/>
         <w:bCs/>
       </w:rPr>
@@ -4631,6 +4916,7 @@
       <w:spacing w:after="0" w:line="240" w:lineRule="auto"/>
     </w:pPr>
     <w:rPr>
+      <w:rFonts w:eastAsia="黑体"/>
       <w:color w:themeColor="accent5" w:themeShade="BF" w:val="31849B"/>
     </w:rPr>
     <w:tblPr>
@@ -4653,6 +4939,7 @@
         <w:spacing w:after="0" w:before="0" w:line="240" w:lineRule="auto"/>
       </w:pPr>
       <w:rPr>
+        <w:rFonts w:eastAsia="黑体"/>
         <w:b/>
         <w:bCs/>
       </w:rPr>
@@ -4673,6 +4960,7 @@
         <w:spacing w:after="0" w:before="0" w:line="240" w:lineRule="auto"/>
       </w:pPr>
       <w:rPr>
+        <w:rFonts w:eastAsia="黑体"/>
         <w:b/>
         <w:bCs/>
       </w:rPr>
@@ -4690,12 +4978,14 @@
     </w:tblStylePr>
     <w:tblStylePr w:type="firstCol">
       <w:rPr>
+        <w:rFonts w:eastAsia="黑体"/>
         <w:b/>
         <w:bCs/>
       </w:rPr>
     </w:tblStylePr>
     <w:tblStylePr w:type="lastCol">
       <w:rPr>
+        <w:rFonts w:eastAsia="黑体"/>
         <w:b/>
         <w:bCs/>
       </w:rPr>
@@ -4734,6 +5024,7 @@
       <w:spacing w:after="0" w:line="240" w:lineRule="auto"/>
     </w:pPr>
     <w:rPr>
+      <w:rFonts w:eastAsia="黑体"/>
       <w:color w:themeColor="accent6" w:themeShade="BF" w:val="E36C0A"/>
     </w:rPr>
     <w:tblPr>
@@ -4756,6 +5047,7 @@
         <w:spacing w:after="0" w:before="0" w:line="240" w:lineRule="auto"/>
       </w:pPr>
       <w:rPr>
+        <w:rFonts w:eastAsia="黑体"/>
         <w:b/>
         <w:bCs/>
       </w:rPr>
@@ -4776,6 +5068,7 @@
         <w:spacing w:after="0" w:before="0" w:line="240" w:lineRule="auto"/>
       </w:pPr>
       <w:rPr>
+        <w:rFonts w:eastAsia="黑体"/>
         <w:b/>
         <w:bCs/>
       </w:rPr>
@@ -4793,12 +5086,14 @@
     </w:tblStylePr>
     <w:tblStylePr w:type="firstCol">
       <w:rPr>
+        <w:rFonts w:eastAsia="黑体"/>
         <w:b/>
         <w:bCs/>
       </w:rPr>
     </w:tblStylePr>
     <w:tblStylePr w:type="lastCol">
       <w:rPr>
+        <w:rFonts w:eastAsia="黑体"/>
         <w:b/>
         <w:bCs/>
       </w:rPr>
@@ -4858,6 +5153,7 @@
         <w:spacing w:after="0" w:before="0" w:line="240" w:lineRule="auto"/>
       </w:pPr>
       <w:rPr>
+        <w:rFonts w:eastAsia="黑体"/>
         <w:b/>
         <w:bCs/>
         <w:color w:themeColor="background1" w:val="FFFFFF"/>
@@ -4872,6 +5168,7 @@
         <w:spacing w:after="0" w:before="0" w:line="240" w:lineRule="auto"/>
       </w:pPr>
       <w:rPr>
+        <w:rFonts w:eastAsia="黑体"/>
         <w:b/>
         <w:bCs/>
       </w:rPr>
@@ -4887,12 +5184,14 @@
     </w:tblStylePr>
     <w:tblStylePr w:type="firstCol">
       <w:rPr>
+        <w:rFonts w:eastAsia="黑体"/>
         <w:b/>
         <w:bCs/>
       </w:rPr>
     </w:tblStylePr>
     <w:tblStylePr w:type="lastCol">
       <w:rPr>
+        <w:rFonts w:eastAsia="黑体"/>
         <w:b/>
         <w:bCs/>
       </w:rPr>
@@ -4950,6 +5249,7 @@
         <w:spacing w:after="0" w:before="0" w:line="240" w:lineRule="auto"/>
       </w:pPr>
       <w:rPr>
+        <w:rFonts w:eastAsia="黑体"/>
         <w:b/>
         <w:bCs/>
         <w:color w:themeColor="background1" w:val="FFFFFF"/>
@@ -4964,6 +5264,7 @@
         <w:spacing w:after="0" w:before="0" w:line="240" w:lineRule="auto"/>
       </w:pPr>
       <w:rPr>
+        <w:rFonts w:eastAsia="黑体"/>
         <w:b/>
         <w:bCs/>
       </w:rPr>
@@ -4979,12 +5280,14 @@
     </w:tblStylePr>
     <w:tblStylePr w:type="firstCol">
       <w:rPr>
+        <w:rFonts w:eastAsia="黑体"/>
         <w:b/>
         <w:bCs/>
       </w:rPr>
     </w:tblStylePr>
     <w:tblStylePr w:type="lastCol">
       <w:rPr>
+        <w:rFonts w:eastAsia="黑体"/>
         <w:b/>
         <w:bCs/>
       </w:rPr>
@@ -5042,6 +5345,7 @@
         <w:spacing w:after="0" w:before="0" w:line="240" w:lineRule="auto"/>
       </w:pPr>
       <w:rPr>
+        <w:rFonts w:eastAsia="黑体"/>
         <w:b/>
         <w:bCs/>
         <w:color w:themeColor="background1" w:val="FFFFFF"/>
@@ -5056,6 +5360,7 @@
         <w:spacing w:after="0" w:before="0" w:line="240" w:lineRule="auto"/>
       </w:pPr>
       <w:rPr>
+        <w:rFonts w:eastAsia="黑体"/>
         <w:b/>
         <w:bCs/>
       </w:rPr>
@@ -5071,12 +5376,14 @@
     </w:tblStylePr>
     <w:tblStylePr w:type="firstCol">
       <w:rPr>
+        <w:rFonts w:eastAsia="黑体"/>
         <w:b/>
         <w:bCs/>
       </w:rPr>
     </w:tblStylePr>
     <w:tblStylePr w:type="lastCol">
       <w:rPr>
+        <w:rFonts w:eastAsia="黑体"/>
         <w:b/>
         <w:bCs/>
       </w:rPr>
@@ -5134,6 +5441,7 @@
         <w:spacing w:after="0" w:before="0" w:line="240" w:lineRule="auto"/>
       </w:pPr>
       <w:rPr>
+        <w:rFonts w:eastAsia="黑体"/>
         <w:b/>
         <w:bCs/>
         <w:color w:themeColor="background1" w:val="FFFFFF"/>
@@ -5148,6 +5456,7 @@
         <w:spacing w:after="0" w:before="0" w:line="240" w:lineRule="auto"/>
       </w:pPr>
       <w:rPr>
+        <w:rFonts w:eastAsia="黑体"/>
         <w:b/>
         <w:bCs/>
       </w:rPr>
@@ -5163,12 +5472,14 @@
     </w:tblStylePr>
     <w:tblStylePr w:type="firstCol">
       <w:rPr>
+        <w:rFonts w:eastAsia="黑体"/>
         <w:b/>
         <w:bCs/>
       </w:rPr>
     </w:tblStylePr>
     <w:tblStylePr w:type="lastCol">
       <w:rPr>
+        <w:rFonts w:eastAsia="黑体"/>
         <w:b/>
         <w:bCs/>
       </w:rPr>
@@ -5226,6 +5537,7 @@
         <w:spacing w:after="0" w:before="0" w:line="240" w:lineRule="auto"/>
       </w:pPr>
       <w:rPr>
+        <w:rFonts w:eastAsia="黑体"/>
         <w:b/>
         <w:bCs/>
         <w:color w:themeColor="background1" w:val="FFFFFF"/>
@@ -5240,6 +5552,7 @@
         <w:spacing w:after="0" w:before="0" w:line="240" w:lineRule="auto"/>
       </w:pPr>
       <w:rPr>
+        <w:rFonts w:eastAsia="黑体"/>
         <w:b/>
         <w:bCs/>
       </w:rPr>
@@ -5255,12 +5568,14 @@
     </w:tblStylePr>
     <w:tblStylePr w:type="firstCol">
       <w:rPr>
+        <w:rFonts w:eastAsia="黑体"/>
         <w:b/>
         <w:bCs/>
       </w:rPr>
     </w:tblStylePr>
     <w:tblStylePr w:type="lastCol">
       <w:rPr>
+        <w:rFonts w:eastAsia="黑体"/>
         <w:b/>
         <w:bCs/>
       </w:rPr>
@@ -5318,6 +5633,7 @@
         <w:spacing w:after="0" w:before="0" w:line="240" w:lineRule="auto"/>
       </w:pPr>
       <w:rPr>
+        <w:rFonts w:eastAsia="黑体"/>
         <w:b/>
         <w:bCs/>
         <w:color w:themeColor="background1" w:val="FFFFFF"/>
@@ -5332,6 +5648,7 @@
         <w:spacing w:after="0" w:before="0" w:line="240" w:lineRule="auto"/>
       </w:pPr>
       <w:rPr>
+        <w:rFonts w:eastAsia="黑体"/>
         <w:b/>
         <w:bCs/>
       </w:rPr>
@@ -5347,12 +5664,14 @@
     </w:tblStylePr>
     <w:tblStylePr w:type="firstCol">
       <w:rPr>
+        <w:rFonts w:eastAsia="黑体"/>
         <w:b/>
         <w:bCs/>
       </w:rPr>
     </w:tblStylePr>
     <w:tblStylePr w:type="lastCol">
       <w:rPr>
+        <w:rFonts w:eastAsia="黑体"/>
         <w:b/>
         <w:bCs/>
       </w:rPr>
@@ -5410,6 +5729,7 @@
         <w:spacing w:after="0" w:before="0" w:line="240" w:lineRule="auto"/>
       </w:pPr>
       <w:rPr>
+        <w:rFonts w:eastAsia="黑体"/>
         <w:b/>
         <w:bCs/>
         <w:color w:themeColor="background1" w:val="FFFFFF"/>
@@ -5424,6 +5744,7 @@
         <w:spacing w:after="0" w:before="0" w:line="240" w:lineRule="auto"/>
       </w:pPr>
       <w:rPr>
+        <w:rFonts w:eastAsia="黑体"/>
         <w:b/>
         <w:bCs/>
       </w:rPr>
@@ -5439,12 +5760,14 @@
     </w:tblStylePr>
     <w:tblStylePr w:type="firstCol">
       <w:rPr>
+        <w:rFonts w:eastAsia="黑体"/>
         <w:b/>
         <w:bCs/>
       </w:rPr>
     </w:tblStylePr>
     <w:tblStylePr w:type="lastCol">
       <w:rPr>
+        <w:rFonts w:eastAsia="黑体"/>
         <w:b/>
         <w:bCs/>
       </w:rPr>
@@ -5504,7 +5827,7 @@
         <w:spacing w:after="0" w:before="0" w:line="240" w:lineRule="auto"/>
       </w:pPr>
       <w:rPr>
-        <w:rFonts w:asciiTheme="majorHAnsi" w:cstheme="majorBidi" w:eastAsiaTheme="majorEastAsia" w:hAnsiTheme="majorHAnsi"/>
+        <w:rFonts w:asciiTheme="majorHAnsi" w:cstheme="majorBidi" w:hAnsiTheme="majorHAnsi" w:eastAsia="黑体"/>
         <w:b/>
         <w:bCs/>
       </w:rPr>
@@ -5525,7 +5848,7 @@
         <w:spacing w:after="0" w:before="0" w:line="240" w:lineRule="auto"/>
       </w:pPr>
       <w:rPr>
-        <w:rFonts w:asciiTheme="majorHAnsi" w:cstheme="majorBidi" w:eastAsiaTheme="majorEastAsia" w:hAnsiTheme="majorHAnsi"/>
+        <w:rFonts w:asciiTheme="majorHAnsi" w:cstheme="majorBidi" w:hAnsiTheme="majorHAnsi" w:eastAsia="黑体"/>
         <w:b/>
         <w:bCs/>
       </w:rPr>
@@ -5543,14 +5866,14 @@
     </w:tblStylePr>
     <w:tblStylePr w:type="firstCol">
       <w:rPr>
-        <w:rFonts w:asciiTheme="majorHAnsi" w:cstheme="majorBidi" w:eastAsiaTheme="majorEastAsia" w:hAnsiTheme="majorHAnsi"/>
+        <w:rFonts w:asciiTheme="majorHAnsi" w:cstheme="majorBidi" w:hAnsiTheme="majorHAnsi" w:eastAsia="黑体"/>
         <w:b/>
         <w:bCs/>
       </w:rPr>
     </w:tblStylePr>
     <w:tblStylePr w:type="lastCol">
       <w:rPr>
-        <w:rFonts w:asciiTheme="majorHAnsi" w:cstheme="majorBidi" w:eastAsiaTheme="majorEastAsia" w:hAnsiTheme="majorHAnsi"/>
+        <w:rFonts w:asciiTheme="majorHAnsi" w:cstheme="majorBidi" w:hAnsiTheme="majorHAnsi" w:eastAsia="黑体"/>
         <w:b/>
         <w:bCs/>
       </w:rPr>
@@ -5634,7 +5957,7 @@
         <w:spacing w:after="0" w:before="0" w:line="240" w:lineRule="auto"/>
       </w:pPr>
       <w:rPr>
-        <w:rFonts w:asciiTheme="majorHAnsi" w:cstheme="majorBidi" w:eastAsiaTheme="majorEastAsia" w:hAnsiTheme="majorHAnsi"/>
+        <w:rFonts w:asciiTheme="majorHAnsi" w:cstheme="majorBidi" w:hAnsiTheme="majorHAnsi" w:eastAsia="黑体"/>
         <w:b/>
         <w:bCs/>
       </w:rPr>
@@ -5655,7 +5978,7 @@
         <w:spacing w:after="0" w:before="0" w:line="240" w:lineRule="auto"/>
       </w:pPr>
       <w:rPr>
-        <w:rFonts w:asciiTheme="majorHAnsi" w:cstheme="majorBidi" w:eastAsiaTheme="majorEastAsia" w:hAnsiTheme="majorHAnsi"/>
+        <w:rFonts w:asciiTheme="majorHAnsi" w:cstheme="majorBidi" w:hAnsiTheme="majorHAnsi" w:eastAsia="黑体"/>
         <w:b/>
         <w:bCs/>
       </w:rPr>
@@ -5673,14 +5996,14 @@
     </w:tblStylePr>
     <w:tblStylePr w:type="firstCol">
       <w:rPr>
-        <w:rFonts w:asciiTheme="majorHAnsi" w:cstheme="majorBidi" w:eastAsiaTheme="majorEastAsia" w:hAnsiTheme="majorHAnsi"/>
+        <w:rFonts w:asciiTheme="majorHAnsi" w:cstheme="majorBidi" w:hAnsiTheme="majorHAnsi" w:eastAsia="黑体"/>
         <w:b/>
         <w:bCs/>
       </w:rPr>
     </w:tblStylePr>
     <w:tblStylePr w:type="lastCol">
       <w:rPr>
-        <w:rFonts w:asciiTheme="majorHAnsi" w:cstheme="majorBidi" w:eastAsiaTheme="majorEastAsia" w:hAnsiTheme="majorHAnsi"/>
+        <w:rFonts w:asciiTheme="majorHAnsi" w:cstheme="majorBidi" w:hAnsiTheme="majorHAnsi" w:eastAsia="黑体"/>
         <w:b/>
         <w:bCs/>
       </w:rPr>
@@ -5764,7 +6087,7 @@
         <w:spacing w:after="0" w:before="0" w:line="240" w:lineRule="auto"/>
       </w:pPr>
       <w:rPr>
-        <w:rFonts w:asciiTheme="majorHAnsi" w:cstheme="majorBidi" w:eastAsiaTheme="majorEastAsia" w:hAnsiTheme="majorHAnsi"/>
+        <w:rFonts w:asciiTheme="majorHAnsi" w:cstheme="majorBidi" w:hAnsiTheme="majorHAnsi" w:eastAsia="黑体"/>
         <w:b/>
         <w:bCs/>
       </w:rPr>
@@ -5785,7 +6108,7 @@
         <w:spacing w:after="0" w:before="0" w:line="240" w:lineRule="auto"/>
       </w:pPr>
       <w:rPr>
-        <w:rFonts w:asciiTheme="majorHAnsi" w:cstheme="majorBidi" w:eastAsiaTheme="majorEastAsia" w:hAnsiTheme="majorHAnsi"/>
+        <w:rFonts w:asciiTheme="majorHAnsi" w:cstheme="majorBidi" w:hAnsiTheme="majorHAnsi" w:eastAsia="黑体"/>
         <w:b/>
         <w:bCs/>
       </w:rPr>
@@ -5803,14 +6126,14 @@
     </w:tblStylePr>
     <w:tblStylePr w:type="firstCol">
       <w:rPr>
-        <w:rFonts w:asciiTheme="majorHAnsi" w:cstheme="majorBidi" w:eastAsiaTheme="majorEastAsia" w:hAnsiTheme="majorHAnsi"/>
+        <w:rFonts w:asciiTheme="majorHAnsi" w:cstheme="majorBidi" w:hAnsiTheme="majorHAnsi" w:eastAsia="黑体"/>
         <w:b/>
         <w:bCs/>
       </w:rPr>
     </w:tblStylePr>
     <w:tblStylePr w:type="lastCol">
       <w:rPr>
-        <w:rFonts w:asciiTheme="majorHAnsi" w:cstheme="majorBidi" w:eastAsiaTheme="majorEastAsia" w:hAnsiTheme="majorHAnsi"/>
+        <w:rFonts w:asciiTheme="majorHAnsi" w:cstheme="majorBidi" w:hAnsiTheme="majorHAnsi" w:eastAsia="黑体"/>
         <w:b/>
         <w:bCs/>
       </w:rPr>
@@ -5894,7 +6217,7 @@
         <w:spacing w:after="0" w:before="0" w:line="240" w:lineRule="auto"/>
       </w:pPr>
       <w:rPr>
-        <w:rFonts w:asciiTheme="majorHAnsi" w:cstheme="majorBidi" w:eastAsiaTheme="majorEastAsia" w:hAnsiTheme="majorHAnsi"/>
+        <w:rFonts w:asciiTheme="majorHAnsi" w:cstheme="majorBidi" w:hAnsiTheme="majorHAnsi" w:eastAsia="黑体"/>
         <w:b/>
         <w:bCs/>
       </w:rPr>
@@ -5915,7 +6238,7 @@
         <w:spacing w:after="0" w:before="0" w:line="240" w:lineRule="auto"/>
       </w:pPr>
       <w:rPr>
-        <w:rFonts w:asciiTheme="majorHAnsi" w:cstheme="majorBidi" w:eastAsiaTheme="majorEastAsia" w:hAnsiTheme="majorHAnsi"/>
+        <w:rFonts w:asciiTheme="majorHAnsi" w:cstheme="majorBidi" w:hAnsiTheme="majorHAnsi" w:eastAsia="黑体"/>
         <w:b/>
         <w:bCs/>
       </w:rPr>
@@ -5933,14 +6256,14 @@
     </w:tblStylePr>
     <w:tblStylePr w:type="firstCol">
       <w:rPr>
-        <w:rFonts w:asciiTheme="majorHAnsi" w:cstheme="majorBidi" w:eastAsiaTheme="majorEastAsia" w:hAnsiTheme="majorHAnsi"/>
+        <w:rFonts w:asciiTheme="majorHAnsi" w:cstheme="majorBidi" w:hAnsiTheme="majorHAnsi" w:eastAsia="黑体"/>
         <w:b/>
         <w:bCs/>
       </w:rPr>
     </w:tblStylePr>
     <w:tblStylePr w:type="lastCol">
       <w:rPr>
-        <w:rFonts w:asciiTheme="majorHAnsi" w:cstheme="majorBidi" w:eastAsiaTheme="majorEastAsia" w:hAnsiTheme="majorHAnsi"/>
+        <w:rFonts w:asciiTheme="majorHAnsi" w:cstheme="majorBidi" w:hAnsiTheme="majorHAnsi" w:eastAsia="黑体"/>
         <w:b/>
         <w:bCs/>
       </w:rPr>
@@ -6024,7 +6347,7 @@
         <w:spacing w:after="0" w:before="0" w:line="240" w:lineRule="auto"/>
       </w:pPr>
       <w:rPr>
-        <w:rFonts w:asciiTheme="majorHAnsi" w:cstheme="majorBidi" w:eastAsiaTheme="majorEastAsia" w:hAnsiTheme="majorHAnsi"/>
+        <w:rFonts w:asciiTheme="majorHAnsi" w:cstheme="majorBidi" w:hAnsiTheme="majorHAnsi" w:eastAsia="黑体"/>
         <w:b/>
         <w:bCs/>
       </w:rPr>
@@ -6045,7 +6368,7 @@
         <w:spacing w:after="0" w:before="0" w:line="240" w:lineRule="auto"/>
       </w:pPr>
       <w:rPr>
-        <w:rFonts w:asciiTheme="majorHAnsi" w:cstheme="majorBidi" w:eastAsiaTheme="majorEastAsia" w:hAnsiTheme="majorHAnsi"/>
+        <w:rFonts w:asciiTheme="majorHAnsi" w:cstheme="majorBidi" w:hAnsiTheme="majorHAnsi" w:eastAsia="黑体"/>
         <w:b/>
         <w:bCs/>
       </w:rPr>
@@ -6063,14 +6386,14 @@
     </w:tblStylePr>
     <w:tblStylePr w:type="firstCol">
       <w:rPr>
-        <w:rFonts w:asciiTheme="majorHAnsi" w:cstheme="majorBidi" w:eastAsiaTheme="majorEastAsia" w:hAnsiTheme="majorHAnsi"/>
+        <w:rFonts w:asciiTheme="majorHAnsi" w:cstheme="majorBidi" w:hAnsiTheme="majorHAnsi" w:eastAsia="黑体"/>
         <w:b/>
         <w:bCs/>
       </w:rPr>
     </w:tblStylePr>
     <w:tblStylePr w:type="lastCol">
       <w:rPr>
-        <w:rFonts w:asciiTheme="majorHAnsi" w:cstheme="majorBidi" w:eastAsiaTheme="majorEastAsia" w:hAnsiTheme="majorHAnsi"/>
+        <w:rFonts w:asciiTheme="majorHAnsi" w:cstheme="majorBidi" w:hAnsiTheme="majorHAnsi" w:eastAsia="黑体"/>
         <w:b/>
         <w:bCs/>
       </w:rPr>
@@ -6154,7 +6477,7 @@
         <w:spacing w:after="0" w:before="0" w:line="240" w:lineRule="auto"/>
       </w:pPr>
       <w:rPr>
-        <w:rFonts w:asciiTheme="majorHAnsi" w:cstheme="majorBidi" w:eastAsiaTheme="majorEastAsia" w:hAnsiTheme="majorHAnsi"/>
+        <w:rFonts w:asciiTheme="majorHAnsi" w:cstheme="majorBidi" w:hAnsiTheme="majorHAnsi" w:eastAsia="黑体"/>
         <w:b/>
         <w:bCs/>
       </w:rPr>
@@ -6175,7 +6498,7 @@
         <w:spacing w:after="0" w:before="0" w:line="240" w:lineRule="auto"/>
       </w:pPr>
       <w:rPr>
-        <w:rFonts w:asciiTheme="majorHAnsi" w:cstheme="majorBidi" w:eastAsiaTheme="majorEastAsia" w:hAnsiTheme="majorHAnsi"/>
+        <w:rFonts w:asciiTheme="majorHAnsi" w:cstheme="majorBidi" w:hAnsiTheme="majorHAnsi" w:eastAsia="黑体"/>
         <w:b/>
         <w:bCs/>
       </w:rPr>
@@ -6193,14 +6516,14 @@
     </w:tblStylePr>
     <w:tblStylePr w:type="firstCol">
       <w:rPr>
-        <w:rFonts w:asciiTheme="majorHAnsi" w:cstheme="majorBidi" w:eastAsiaTheme="majorEastAsia" w:hAnsiTheme="majorHAnsi"/>
+        <w:rFonts w:asciiTheme="majorHAnsi" w:cstheme="majorBidi" w:hAnsiTheme="majorHAnsi" w:eastAsia="黑体"/>
         <w:b/>
         <w:bCs/>
       </w:rPr>
     </w:tblStylePr>
     <w:tblStylePr w:type="lastCol">
       <w:rPr>
-        <w:rFonts w:asciiTheme="majorHAnsi" w:cstheme="majorBidi" w:eastAsiaTheme="majorEastAsia" w:hAnsiTheme="majorHAnsi"/>
+        <w:rFonts w:asciiTheme="majorHAnsi" w:cstheme="majorBidi" w:hAnsiTheme="majorHAnsi" w:eastAsia="黑体"/>
         <w:b/>
         <w:bCs/>
       </w:rPr>
@@ -6284,7 +6607,7 @@
         <w:spacing w:after="0" w:before="0" w:line="240" w:lineRule="auto"/>
       </w:pPr>
       <w:rPr>
-        <w:rFonts w:asciiTheme="majorHAnsi" w:cstheme="majorBidi" w:eastAsiaTheme="majorEastAsia" w:hAnsiTheme="majorHAnsi"/>
+        <w:rFonts w:asciiTheme="majorHAnsi" w:cstheme="majorBidi" w:hAnsiTheme="majorHAnsi" w:eastAsia="黑体"/>
         <w:b/>
         <w:bCs/>
       </w:rPr>
@@ -6305,7 +6628,7 @@
         <w:spacing w:after="0" w:before="0" w:line="240" w:lineRule="auto"/>
       </w:pPr>
       <w:rPr>
-        <w:rFonts w:asciiTheme="majorHAnsi" w:cstheme="majorBidi" w:eastAsiaTheme="majorEastAsia" w:hAnsiTheme="majorHAnsi"/>
+        <w:rFonts w:asciiTheme="majorHAnsi" w:cstheme="majorBidi" w:hAnsiTheme="majorHAnsi" w:eastAsia="黑体"/>
         <w:b/>
         <w:bCs/>
       </w:rPr>
@@ -6323,14 +6646,14 @@
     </w:tblStylePr>
     <w:tblStylePr w:type="firstCol">
       <w:rPr>
-        <w:rFonts w:asciiTheme="majorHAnsi" w:cstheme="majorBidi" w:eastAsiaTheme="majorEastAsia" w:hAnsiTheme="majorHAnsi"/>
+        <w:rFonts w:asciiTheme="majorHAnsi" w:cstheme="majorBidi" w:hAnsiTheme="majorHAnsi" w:eastAsia="黑体"/>
         <w:b/>
         <w:bCs/>
       </w:rPr>
     </w:tblStylePr>
     <w:tblStylePr w:type="lastCol">
       <w:rPr>
-        <w:rFonts w:asciiTheme="majorHAnsi" w:cstheme="majorBidi" w:eastAsiaTheme="majorEastAsia" w:hAnsiTheme="majorHAnsi"/>
+        <w:rFonts w:asciiTheme="majorHAnsi" w:cstheme="majorBidi" w:hAnsiTheme="majorHAnsi" w:eastAsia="黑体"/>
         <w:b/>
         <w:bCs/>
       </w:rPr>
@@ -6413,6 +6736,7 @@
         <w:spacing w:after="0" w:before="0" w:line="240" w:lineRule="auto"/>
       </w:pPr>
       <w:rPr>
+        <w:rFonts w:eastAsia="黑体"/>
         <w:b/>
         <w:bCs/>
         <w:color w:themeColor="background1" w:val="FFFFFF"/>
@@ -6435,6 +6759,7 @@
         <w:spacing w:after="0" w:before="0" w:line="240" w:lineRule="auto"/>
       </w:pPr>
       <w:rPr>
+        <w:rFonts w:eastAsia="黑体"/>
         <w:b/>
         <w:bCs/>
       </w:rPr>
@@ -6452,12 +6777,14 @@
     </w:tblStylePr>
     <w:tblStylePr w:type="firstCol">
       <w:rPr>
+        <w:rFonts w:eastAsia="黑体"/>
         <w:b/>
         <w:bCs/>
       </w:rPr>
     </w:tblStylePr>
     <w:tblStylePr w:type="lastCol">
       <w:rPr>
+        <w:rFonts w:eastAsia="黑体"/>
         <w:b/>
         <w:bCs/>
       </w:rPr>
@@ -6519,6 +6846,7 @@
         <w:spacing w:after="0" w:before="0" w:line="240" w:lineRule="auto"/>
       </w:pPr>
       <w:rPr>
+        <w:rFonts w:eastAsia="黑体"/>
         <w:b/>
         <w:bCs/>
         <w:color w:themeColor="background1" w:val="FFFFFF"/>
@@ -6541,6 +6869,7 @@
         <w:spacing w:after="0" w:before="0" w:line="240" w:lineRule="auto"/>
       </w:pPr>
       <w:rPr>
+        <w:rFonts w:eastAsia="黑体"/>
         <w:b/>
         <w:bCs/>
       </w:rPr>
@@ -6558,12 +6887,14 @@
     </w:tblStylePr>
     <w:tblStylePr w:type="firstCol">
       <w:rPr>
+        <w:rFonts w:eastAsia="黑体"/>
         <w:b/>
         <w:bCs/>
       </w:rPr>
     </w:tblStylePr>
     <w:tblStylePr w:type="lastCol">
       <w:rPr>
+        <w:rFonts w:eastAsia="黑体"/>
         <w:b/>
         <w:bCs/>
       </w:rPr>
@@ -6625,6 +6956,7 @@
         <w:spacing w:after="0" w:before="0" w:line="240" w:lineRule="auto"/>
       </w:pPr>
       <w:rPr>
+        <w:rFonts w:eastAsia="黑体"/>
         <w:b/>
         <w:bCs/>
         <w:color w:themeColor="background1" w:val="FFFFFF"/>
@@ -6647,6 +6979,7 @@
         <w:spacing w:after="0" w:before="0" w:line="240" w:lineRule="auto"/>
       </w:pPr>
       <w:rPr>
+        <w:rFonts w:eastAsia="黑体"/>
         <w:b/>
         <w:bCs/>
       </w:rPr>
@@ -6664,12 +6997,14 @@
     </w:tblStylePr>
     <w:tblStylePr w:type="firstCol">
       <w:rPr>
+        <w:rFonts w:eastAsia="黑体"/>
         <w:b/>
         <w:bCs/>
       </w:rPr>
     </w:tblStylePr>
     <w:tblStylePr w:type="lastCol">
       <w:rPr>
+        <w:rFonts w:eastAsia="黑体"/>
         <w:b/>
         <w:bCs/>
       </w:rPr>
@@ -6731,6 +7066,7 @@
         <w:spacing w:after="0" w:before="0" w:line="240" w:lineRule="auto"/>
       </w:pPr>
       <w:rPr>
+        <w:rFonts w:eastAsia="黑体"/>
         <w:b/>
         <w:bCs/>
         <w:color w:themeColor="background1" w:val="FFFFFF"/>
@@ -6753,6 +7089,7 @@
         <w:spacing w:after="0" w:before="0" w:line="240" w:lineRule="auto"/>
       </w:pPr>
       <w:rPr>
+        <w:rFonts w:eastAsia="黑体"/>
         <w:b/>
         <w:bCs/>
       </w:rPr>
@@ -6770,12 +7107,14 @@
     </w:tblStylePr>
     <w:tblStylePr w:type="firstCol">
       <w:rPr>
+        <w:rFonts w:eastAsia="黑体"/>
         <w:b/>
         <w:bCs/>
       </w:rPr>
     </w:tblStylePr>
     <w:tblStylePr w:type="lastCol">
       <w:rPr>
+        <w:rFonts w:eastAsia="黑体"/>
         <w:b/>
         <w:bCs/>
       </w:rPr>
@@ -6837,6 +7176,7 @@
         <w:spacing w:after="0" w:before="0" w:line="240" w:lineRule="auto"/>
       </w:pPr>
       <w:rPr>
+        <w:rFonts w:eastAsia="黑体"/>
         <w:b/>
         <w:bCs/>
         <w:color w:themeColor="background1" w:val="FFFFFF"/>
@@ -6859,6 +7199,7 @@
         <w:spacing w:after="0" w:before="0" w:line="240" w:lineRule="auto"/>
       </w:pPr>
       <w:rPr>
+        <w:rFonts w:eastAsia="黑体"/>
         <w:b/>
         <w:bCs/>
       </w:rPr>
@@ -6876,12 +7217,14 @@
     </w:tblStylePr>
     <w:tblStylePr w:type="firstCol">
       <w:rPr>
+        <w:rFonts w:eastAsia="黑体"/>
         <w:b/>
         <w:bCs/>
       </w:rPr>
     </w:tblStylePr>
     <w:tblStylePr w:type="lastCol">
       <w:rPr>
+        <w:rFonts w:eastAsia="黑体"/>
         <w:b/>
         <w:bCs/>
       </w:rPr>
@@ -6943,6 +7286,7 @@
         <w:spacing w:after="0" w:before="0" w:line="240" w:lineRule="auto"/>
       </w:pPr>
       <w:rPr>
+        <w:rFonts w:eastAsia="黑体"/>
         <w:b/>
         <w:bCs/>
         <w:color w:themeColor="background1" w:val="FFFFFF"/>
@@ -6965,6 +7309,7 @@
         <w:spacing w:after="0" w:before="0" w:line="240" w:lineRule="auto"/>
       </w:pPr>
       <w:rPr>
+        <w:rFonts w:eastAsia="黑体"/>
         <w:b/>
         <w:bCs/>
       </w:rPr>
@@ -6982,12 +7327,14 @@
     </w:tblStylePr>
     <w:tblStylePr w:type="firstCol">
       <w:rPr>
+        <w:rFonts w:eastAsia="黑体"/>
         <w:b/>
         <w:bCs/>
       </w:rPr>
     </w:tblStylePr>
     <w:tblStylePr w:type="lastCol">
       <w:rPr>
+        <w:rFonts w:eastAsia="黑体"/>
         <w:b/>
         <w:bCs/>
       </w:rPr>
@@ -7049,6 +7396,7 @@
         <w:spacing w:after="0" w:before="0" w:line="240" w:lineRule="auto"/>
       </w:pPr>
       <w:rPr>
+        <w:rFonts w:eastAsia="黑体"/>
         <w:b/>
         <w:bCs/>
         <w:color w:themeColor="background1" w:val="FFFFFF"/>
@@ -7071,6 +7419,7 @@
         <w:spacing w:after="0" w:before="0" w:line="240" w:lineRule="auto"/>
       </w:pPr>
       <w:rPr>
+        <w:rFonts w:eastAsia="黑体"/>
         <w:b/>
         <w:bCs/>
       </w:rPr>
@@ -7088,12 +7437,14 @@
     </w:tblStylePr>
     <w:tblStylePr w:type="firstCol">
       <w:rPr>
+        <w:rFonts w:eastAsia="黑体"/>
         <w:b/>
         <w:bCs/>
       </w:rPr>
     </w:tblStylePr>
     <w:tblStylePr w:type="lastCol">
       <w:rPr>
+        <w:rFonts w:eastAsia="黑体"/>
         <w:b/>
         <w:bCs/>
       </w:rPr>
@@ -7152,6 +7503,7 @@
         <w:spacing w:after="0" w:before="0" w:line="240" w:lineRule="auto"/>
       </w:pPr>
       <w:rPr>
+        <w:rFonts w:eastAsia="黑体"/>
         <w:b/>
         <w:bCs/>
         <w:color w:themeColor="background1" w:val="FFFFFF"/>
@@ -7174,6 +7526,7 @@
         <w:spacing w:after="0" w:before="0" w:line="240" w:lineRule="auto"/>
       </w:pPr>
       <w:rPr>
+        <w:rFonts w:eastAsia="黑体"/>
         <w:color w:val="auto"/>
       </w:rPr>
       <w:tblPr/>
@@ -7191,6 +7544,7 @@
     </w:tblStylePr>
     <w:tblStylePr w:type="firstCol">
       <w:rPr>
+        <w:rFonts w:eastAsia="黑体"/>
         <w:b/>
         <w:bCs/>
         <w:color w:themeColor="background1" w:val="FFFFFF"/>
@@ -7210,6 +7564,7 @@
     </w:tblStylePr>
     <w:tblStylePr w:type="lastCol">
       <w:rPr>
+        <w:rFonts w:eastAsia="黑体"/>
         <w:b/>
         <w:bCs/>
         <w:color w:themeColor="background1" w:val="FFFFFF"/>
@@ -7258,6 +7613,7 @@
     </w:tblStylePr>
     <w:tblStylePr w:type="nwCell">
       <w:rPr>
+        <w:rFonts w:eastAsia="黑体"/>
         <w:color w:themeColor="background1" w:val="FFFFFF"/>
       </w:rPr>
       <w:tblPr/>
@@ -7301,6 +7657,7 @@
         <w:spacing w:after="0" w:before="0" w:line="240" w:lineRule="auto"/>
       </w:pPr>
       <w:rPr>
+        <w:rFonts w:eastAsia="黑体"/>
         <w:b/>
         <w:bCs/>
         <w:color w:themeColor="background1" w:val="FFFFFF"/>
@@ -7323,6 +7680,7 @@
         <w:spacing w:after="0" w:before="0" w:line="240" w:lineRule="auto"/>
       </w:pPr>
       <w:rPr>
+        <w:rFonts w:eastAsia="黑体"/>
         <w:color w:val="auto"/>
       </w:rPr>
       <w:tblPr/>
@@ -7340,6 +7698,7 @@
     </w:tblStylePr>
     <w:tblStylePr w:type="firstCol">
       <w:rPr>
+        <w:rFonts w:eastAsia="黑体"/>
         <w:b/>
         <w:bCs/>
         <w:color w:themeColor="background1" w:val="FFFFFF"/>
@@ -7359,6 +7718,7 @@
     </w:tblStylePr>
     <w:tblStylePr w:type="lastCol">
       <w:rPr>
+        <w:rFonts w:eastAsia="黑体"/>
         <w:b/>
         <w:bCs/>
         <w:color w:themeColor="background1" w:val="FFFFFF"/>
@@ -7407,6 +7767,7 @@
     </w:tblStylePr>
     <w:tblStylePr w:type="nwCell">
       <w:rPr>
+        <w:rFonts w:eastAsia="黑体"/>
         <w:color w:themeColor="background1" w:val="FFFFFF"/>
       </w:rPr>
       <w:tblPr/>
@@ -7450,6 +7811,7 @@
         <w:spacing w:after="0" w:before="0" w:line="240" w:lineRule="auto"/>
       </w:pPr>
       <w:rPr>
+        <w:rFonts w:eastAsia="黑体"/>
         <w:b/>
         <w:bCs/>
         <w:color w:themeColor="background1" w:val="FFFFFF"/>
@@ -7472,6 +7834,7 @@
         <w:spacing w:after="0" w:before="0" w:line="240" w:lineRule="auto"/>
       </w:pPr>
       <w:rPr>
+        <w:rFonts w:eastAsia="黑体"/>
         <w:color w:val="auto"/>
       </w:rPr>
       <w:tblPr/>
@@ -7489,6 +7852,7 @@
     </w:tblStylePr>
     <w:tblStylePr w:type="firstCol">
       <w:rPr>
+        <w:rFonts w:eastAsia="黑体"/>
         <w:b/>
         <w:bCs/>
         <w:color w:themeColor="background1" w:val="FFFFFF"/>
@@ -7508,6 +7872,7 @@
     </w:tblStylePr>
     <w:tblStylePr w:type="lastCol">
       <w:rPr>
+        <w:rFonts w:eastAsia="黑体"/>
         <w:b/>
         <w:bCs/>
         <w:color w:themeColor="background1" w:val="FFFFFF"/>
@@ -7556,6 +7921,7 @@
     </w:tblStylePr>
     <w:tblStylePr w:type="nwCell">
       <w:rPr>
+        <w:rFonts w:eastAsia="黑体"/>
         <w:color w:themeColor="background1" w:val="FFFFFF"/>
       </w:rPr>
       <w:tblPr/>
@@ -7599,6 +7965,7 @@
         <w:spacing w:after="0" w:before="0" w:line="240" w:lineRule="auto"/>
       </w:pPr>
       <w:rPr>
+        <w:rFonts w:eastAsia="黑体"/>
         <w:b/>
         <w:bCs/>
         <w:color w:themeColor="background1" w:val="FFFFFF"/>
@@ -7621,6 +7988,7 @@
         <w:spacing w:after="0" w:before="0" w:line="240" w:lineRule="auto"/>
       </w:pPr>
       <w:rPr>
+        <w:rFonts w:eastAsia="黑体"/>
         <w:color w:val="auto"/>
       </w:rPr>
       <w:tblPr/>
@@ -7638,6 +8006,7 @@
     </w:tblStylePr>
     <w:tblStylePr w:type="firstCol">
       <w:rPr>
+        <w:rFonts w:eastAsia="黑体"/>
         <w:b/>
         <w:bCs/>
         <w:color w:themeColor="background1" w:val="FFFFFF"/>
@@ -7657,6 +8026,7 @@
     </w:tblStylePr>
     <w:tblStylePr w:type="lastCol">
       <w:rPr>
+        <w:rFonts w:eastAsia="黑体"/>
         <w:b/>
         <w:bCs/>
         <w:color w:themeColor="background1" w:val="FFFFFF"/>
@@ -7705,6 +8075,7 @@
     </w:tblStylePr>
     <w:tblStylePr w:type="nwCell">
       <w:rPr>
+        <w:rFonts w:eastAsia="黑体"/>
         <w:color w:themeColor="background1" w:val="FFFFFF"/>
       </w:rPr>
       <w:tblPr/>
@@ -7748,6 +8119,7 @@
         <w:spacing w:after="0" w:before="0" w:line="240" w:lineRule="auto"/>
       </w:pPr>
       <w:rPr>
+        <w:rFonts w:eastAsia="黑体"/>
         <w:b/>
         <w:bCs/>
         <w:color w:themeColor="background1" w:val="FFFFFF"/>
@@ -7770,6 +8142,7 @@
         <w:spacing w:after="0" w:before="0" w:line="240" w:lineRule="auto"/>
       </w:pPr>
       <w:rPr>
+        <w:rFonts w:eastAsia="黑体"/>
         <w:color w:val="auto"/>
       </w:rPr>
       <w:tblPr/>
@@ -7787,6 +8160,7 @@
     </w:tblStylePr>
     <w:tblStylePr w:type="firstCol">
       <w:rPr>
+        <w:rFonts w:eastAsia="黑体"/>
         <w:b/>
         <w:bCs/>
         <w:color w:themeColor="background1" w:val="FFFFFF"/>
@@ -7806,6 +8180,7 @@
     </w:tblStylePr>
     <w:tblStylePr w:type="lastCol">
       <w:rPr>
+        <w:rFonts w:eastAsia="黑体"/>
         <w:b/>
         <w:bCs/>
         <w:color w:themeColor="background1" w:val="FFFFFF"/>
@@ -7854,6 +8229,7 @@
     </w:tblStylePr>
     <w:tblStylePr w:type="nwCell">
       <w:rPr>
+        <w:rFonts w:eastAsia="黑体"/>
         <w:color w:themeColor="background1" w:val="FFFFFF"/>
       </w:rPr>
       <w:tblPr/>
@@ -7897,6 +8273,7 @@
         <w:spacing w:after="0" w:before="0" w:line="240" w:lineRule="auto"/>
       </w:pPr>
       <w:rPr>
+        <w:rFonts w:eastAsia="黑体"/>
         <w:b/>
         <w:bCs/>
         <w:color w:themeColor="background1" w:val="FFFFFF"/>
@@ -7919,6 +8296,7 @@
         <w:spacing w:after="0" w:before="0" w:line="240" w:lineRule="auto"/>
       </w:pPr>
       <w:rPr>
+        <w:rFonts w:eastAsia="黑体"/>
         <w:color w:val="auto"/>
       </w:rPr>
       <w:tblPr/>
@@ -7936,6 +8314,7 @@
     </w:tblStylePr>
     <w:tblStylePr w:type="firstCol">
       <w:rPr>
+        <w:rFonts w:eastAsia="黑体"/>
         <w:b/>
         <w:bCs/>
         <w:color w:themeColor="background1" w:val="FFFFFF"/>
@@ -7955,6 +8334,7 @@
     </w:tblStylePr>
     <w:tblStylePr w:type="lastCol">
       <w:rPr>
+        <w:rFonts w:eastAsia="黑体"/>
         <w:b/>
         <w:bCs/>
         <w:color w:themeColor="background1" w:val="FFFFFF"/>
@@ -8003,6 +8383,7 @@
     </w:tblStylePr>
     <w:tblStylePr w:type="nwCell">
       <w:rPr>
+        <w:rFonts w:eastAsia="黑体"/>
         <w:color w:themeColor="background1" w:val="FFFFFF"/>
       </w:rPr>
       <w:tblPr/>
@@ -8046,6 +8427,7 @@
         <w:spacing w:after="0" w:before="0" w:line="240" w:lineRule="auto"/>
       </w:pPr>
       <w:rPr>
+        <w:rFonts w:eastAsia="黑体"/>
         <w:b/>
         <w:bCs/>
         <w:color w:themeColor="background1" w:val="FFFFFF"/>
@@ -8068,6 +8450,7 @@
         <w:spacing w:after="0" w:before="0" w:line="240" w:lineRule="auto"/>
       </w:pPr>
       <w:rPr>
+        <w:rFonts w:eastAsia="黑体"/>
         <w:color w:val="auto"/>
       </w:rPr>
       <w:tblPr/>
@@ -8085,6 +8468,7 @@
     </w:tblStylePr>
     <w:tblStylePr w:type="firstCol">
       <w:rPr>
+        <w:rFonts w:eastAsia="黑体"/>
         <w:b/>
         <w:bCs/>
         <w:color w:themeColor="background1" w:val="FFFFFF"/>
@@ -8104,6 +8488,7 @@
     </w:tblStylePr>
     <w:tblStylePr w:type="lastCol">
       <w:rPr>
+        <w:rFonts w:eastAsia="黑体"/>
         <w:b/>
         <w:bCs/>
         <w:color w:themeColor="background1" w:val="FFFFFF"/>
@@ -8152,6 +8537,7 @@
     </w:tblStylePr>
     <w:tblStylePr w:type="nwCell">
       <w:rPr>
+        <w:rFonts w:eastAsia="黑体"/>
         <w:color w:themeColor="background1" w:val="FFFFFF"/>
       </w:rPr>
       <w:tblPr/>
@@ -8176,6 +8562,7 @@
       <w:spacing w:after="0" w:line="240" w:lineRule="auto"/>
     </w:pPr>
     <w:rPr>
+      <w:rFonts w:eastAsia="黑体"/>
       <w:color w:themeColor="text1" w:val="000000"/>
     </w:rPr>
     <w:tblPr>
@@ -8195,7 +8582,7 @@
     </w:tblPr>
     <w:tblStylePr w:type="firstRow">
       <w:rPr>
-        <w:rFonts w:asciiTheme="majorHAnsi" w:cstheme="majorBidi" w:eastAsiaTheme="majorEastAsia" w:hAnsiTheme="majorHAnsi"/>
+        <w:rFonts w:asciiTheme="majorHAnsi" w:cstheme="majorBidi" w:hAnsiTheme="majorHAnsi" w:eastAsia="黑体"/>
       </w:rPr>
       <w:tblPr/>
       <w:tcPr>
@@ -8207,6 +8594,7 @@
     </w:tblStylePr>
     <w:tblStylePr w:type="lastRow">
       <w:rPr>
+        <w:rFonts w:eastAsia="黑体"/>
         <w:b/>
         <w:bCs/>
         <w:color w:themeColor="text2" w:val="1F497D"/>
@@ -8221,12 +8609,14 @@
     </w:tblStylePr>
     <w:tblStylePr w:type="firstCol">
       <w:rPr>
+        <w:rFonts w:eastAsia="黑体"/>
         <w:b/>
         <w:bCs/>
       </w:rPr>
     </w:tblStylePr>
     <w:tblStylePr w:type="lastCol">
       <w:rPr>
+        <w:rFonts w:eastAsia="黑体"/>
         <w:b/>
         <w:bCs/>
       </w:rPr>
@@ -8260,6 +8650,7 @@
       <w:spacing w:after="0" w:line="240" w:lineRule="auto"/>
     </w:pPr>
     <w:rPr>
+      <w:rFonts w:eastAsia="黑体"/>
       <w:color w:themeColor="text1" w:val="000000"/>
     </w:rPr>
     <w:tblPr>
@@ -8279,7 +8670,7 @@
     </w:tblPr>
     <w:tblStylePr w:type="firstRow">
       <w:rPr>
-        <w:rFonts w:asciiTheme="majorHAnsi" w:cstheme="majorBidi" w:eastAsiaTheme="majorEastAsia" w:hAnsiTheme="majorHAnsi"/>
+        <w:rFonts w:asciiTheme="majorHAnsi" w:cstheme="majorBidi" w:hAnsiTheme="majorHAnsi" w:eastAsia="黑体"/>
       </w:rPr>
       <w:tblPr/>
       <w:tcPr>
@@ -8291,6 +8682,7 @@
     </w:tblStylePr>
     <w:tblStylePr w:type="lastRow">
       <w:rPr>
+        <w:rFonts w:eastAsia="黑体"/>
         <w:b/>
         <w:bCs/>
         <w:color w:themeColor="text2" w:val="1F497D"/>
@@ -8305,12 +8697,14 @@
     </w:tblStylePr>
     <w:tblStylePr w:type="firstCol">
       <w:rPr>
+        <w:rFonts w:eastAsia="黑体"/>
         <w:b/>
         <w:bCs/>
       </w:rPr>
     </w:tblStylePr>
     <w:tblStylePr w:type="lastCol">
       <w:rPr>
+        <w:rFonts w:eastAsia="黑体"/>
         <w:b/>
         <w:bCs/>
       </w:rPr>
@@ -8344,6 +8738,7 @@
       <w:spacing w:after="0" w:line="240" w:lineRule="auto"/>
     </w:pPr>
     <w:rPr>
+      <w:rFonts w:eastAsia="黑体"/>
       <w:color w:themeColor="text1" w:val="000000"/>
     </w:rPr>
     <w:tblPr>
@@ -8363,7 +8758,7 @@
     </w:tblPr>
     <w:tblStylePr w:type="firstRow">
       <w:rPr>
-        <w:rFonts w:asciiTheme="majorHAnsi" w:cstheme="majorBidi" w:eastAsiaTheme="majorEastAsia" w:hAnsiTheme="majorHAnsi"/>
+        <w:rFonts w:asciiTheme="majorHAnsi" w:cstheme="majorBidi" w:hAnsiTheme="majorHAnsi" w:eastAsia="黑体"/>
       </w:rPr>
       <w:tblPr/>
       <w:tcPr>
@@ -8375,6 +8770,7 @@
     </w:tblStylePr>
     <w:tblStylePr w:type="lastRow">
       <w:rPr>
+        <w:rFonts w:eastAsia="黑体"/>
         <w:b/>
         <w:bCs/>
         <w:color w:themeColor="text2" w:val="1F497D"/>
@@ -8389,12 +8785,14 @@
     </w:tblStylePr>
     <w:tblStylePr w:type="firstCol">
       <w:rPr>
+        <w:rFonts w:eastAsia="黑体"/>
         <w:b/>
         <w:bCs/>
       </w:rPr>
     </w:tblStylePr>
     <w:tblStylePr w:type="lastCol">
       <w:rPr>
+        <w:rFonts w:eastAsia="黑体"/>
         <w:b/>
         <w:bCs/>
       </w:rPr>
@@ -8428,6 +8826,7 @@
       <w:spacing w:after="0" w:line="240" w:lineRule="auto"/>
     </w:pPr>
     <w:rPr>
+      <w:rFonts w:eastAsia="黑体"/>
       <w:color w:themeColor="text1" w:val="000000"/>
     </w:rPr>
     <w:tblPr>
@@ -8447,7 +8846,7 @@
     </w:tblPr>
     <w:tblStylePr w:type="firstRow">
       <w:rPr>
-        <w:rFonts w:asciiTheme="majorHAnsi" w:cstheme="majorBidi" w:eastAsiaTheme="majorEastAsia" w:hAnsiTheme="majorHAnsi"/>
+        <w:rFonts w:asciiTheme="majorHAnsi" w:cstheme="majorBidi" w:hAnsiTheme="majorHAnsi" w:eastAsia="黑体"/>
       </w:rPr>
       <w:tblPr/>
       <w:tcPr>
@@ -8459,6 +8858,7 @@
     </w:tblStylePr>
     <w:tblStylePr w:type="lastRow">
       <w:rPr>
+        <w:rFonts w:eastAsia="黑体"/>
         <w:b/>
         <w:bCs/>
         <w:color w:themeColor="text2" w:val="1F497D"/>
@@ -8473,12 +8873,14 @@
     </w:tblStylePr>
     <w:tblStylePr w:type="firstCol">
       <w:rPr>
+        <w:rFonts w:eastAsia="黑体"/>
         <w:b/>
         <w:bCs/>
       </w:rPr>
     </w:tblStylePr>
     <w:tblStylePr w:type="lastCol">
       <w:rPr>
+        <w:rFonts w:eastAsia="黑体"/>
         <w:b/>
         <w:bCs/>
       </w:rPr>
@@ -8512,6 +8914,7 @@
       <w:spacing w:after="0" w:line="240" w:lineRule="auto"/>
     </w:pPr>
     <w:rPr>
+      <w:rFonts w:eastAsia="黑体"/>
       <w:color w:themeColor="text1" w:val="000000"/>
     </w:rPr>
     <w:tblPr>
@@ -8531,7 +8934,7 @@
     </w:tblPr>
     <w:tblStylePr w:type="firstRow">
       <w:rPr>
-        <w:rFonts w:asciiTheme="majorHAnsi" w:cstheme="majorBidi" w:eastAsiaTheme="majorEastAsia" w:hAnsiTheme="majorHAnsi"/>
+        <w:rFonts w:asciiTheme="majorHAnsi" w:cstheme="majorBidi" w:hAnsiTheme="majorHAnsi" w:eastAsia="黑体"/>
       </w:rPr>
       <w:tblPr/>
       <w:tcPr>
@@ -8543,6 +8946,7 @@
     </w:tblStylePr>
     <w:tblStylePr w:type="lastRow">
       <w:rPr>
+        <w:rFonts w:eastAsia="黑体"/>
         <w:b/>
         <w:bCs/>
         <w:color w:themeColor="text2" w:val="1F497D"/>
@@ -8557,12 +8961,14 @@
     </w:tblStylePr>
     <w:tblStylePr w:type="firstCol">
       <w:rPr>
+        <w:rFonts w:eastAsia="黑体"/>
         <w:b/>
         <w:bCs/>
       </w:rPr>
     </w:tblStylePr>
     <w:tblStylePr w:type="lastCol">
       <w:rPr>
+        <w:rFonts w:eastAsia="黑体"/>
         <w:b/>
         <w:bCs/>
       </w:rPr>
@@ -8596,6 +9002,7 @@
       <w:spacing w:after="0" w:line="240" w:lineRule="auto"/>
     </w:pPr>
     <w:rPr>
+      <w:rFonts w:eastAsia="黑体"/>
       <w:color w:themeColor="text1" w:val="000000"/>
     </w:rPr>
     <w:tblPr>
@@ -8615,7 +9022,7 @@
     </w:tblPr>
     <w:tblStylePr w:type="firstRow">
       <w:rPr>
-        <w:rFonts w:asciiTheme="majorHAnsi" w:cstheme="majorBidi" w:eastAsiaTheme="majorEastAsia" w:hAnsiTheme="majorHAnsi"/>
+        <w:rFonts w:asciiTheme="majorHAnsi" w:cstheme="majorBidi" w:hAnsiTheme="majorHAnsi" w:eastAsia="黑体"/>
       </w:rPr>
       <w:tblPr/>
       <w:tcPr>
@@ -8627,6 +9034,7 @@
     </w:tblStylePr>
     <w:tblStylePr w:type="lastRow">
       <w:rPr>
+        <w:rFonts w:eastAsia="黑体"/>
         <w:b/>
         <w:bCs/>
         <w:color w:themeColor="text2" w:val="1F497D"/>
@@ -8641,12 +9049,14 @@
     </w:tblStylePr>
     <w:tblStylePr w:type="firstCol">
       <w:rPr>
+        <w:rFonts w:eastAsia="黑体"/>
         <w:b/>
         <w:bCs/>
       </w:rPr>
     </w:tblStylePr>
     <w:tblStylePr w:type="lastCol">
       <w:rPr>
+        <w:rFonts w:eastAsia="黑体"/>
         <w:b/>
         <w:bCs/>
       </w:rPr>
@@ -8680,6 +9090,7 @@
       <w:spacing w:after="0" w:line="240" w:lineRule="auto"/>
     </w:pPr>
     <w:rPr>
+      <w:rFonts w:eastAsia="黑体"/>
       <w:color w:themeColor="text1" w:val="000000"/>
     </w:rPr>
     <w:tblPr>
@@ -8699,7 +9110,7 @@
     </w:tblPr>
     <w:tblStylePr w:type="firstRow">
       <w:rPr>
-        <w:rFonts w:asciiTheme="majorHAnsi" w:cstheme="majorBidi" w:eastAsiaTheme="majorEastAsia" w:hAnsiTheme="majorHAnsi"/>
+        <w:rFonts w:asciiTheme="majorHAnsi" w:cstheme="majorBidi" w:hAnsiTheme="majorHAnsi" w:eastAsia="黑体"/>
       </w:rPr>
       <w:tblPr/>
       <w:tcPr>
@@ -8711,6 +9122,7 @@
     </w:tblStylePr>
     <w:tblStylePr w:type="lastRow">
       <w:rPr>
+        <w:rFonts w:eastAsia="黑体"/>
         <w:b/>
         <w:bCs/>
         <w:color w:themeColor="text2" w:val="1F497D"/>
@@ -8725,12 +9137,14 @@
     </w:tblStylePr>
     <w:tblStylePr w:type="firstCol">
       <w:rPr>
+        <w:rFonts w:eastAsia="黑体"/>
         <w:b/>
         <w:bCs/>
       </w:rPr>
     </w:tblStylePr>
     <w:tblStylePr w:type="lastCol">
       <w:rPr>
+        <w:rFonts w:eastAsia="黑体"/>
         <w:b/>
         <w:bCs/>
       </w:rPr>
@@ -8764,7 +9178,7 @@
       <w:spacing w:after="0" w:line="240" w:lineRule="auto"/>
     </w:pPr>
     <w:rPr>
-      <w:rFonts w:asciiTheme="majorHAnsi" w:cstheme="majorBidi" w:eastAsiaTheme="majorEastAsia" w:hAnsiTheme="majorHAnsi"/>
+      <w:rFonts w:asciiTheme="majorHAnsi" w:cstheme="majorBidi" w:hAnsiTheme="majorHAnsi" w:eastAsia="黑体"/>
       <w:color w:themeColor="text1" w:val="000000"/>
     </w:rPr>
     <w:tblPr>
@@ -8786,6 +9200,7 @@
     </w:tblPr>
     <w:tblStylePr w:type="firstRow">
       <w:rPr>
+        <w:rFonts w:eastAsia="黑体"/>
         <w:sz w:val="24"/>
         <w:szCs w:val="24"/>
       </w:rPr>
@@ -8892,7 +9307,7 @@
       <w:spacing w:after="0" w:line="240" w:lineRule="auto"/>
     </w:pPr>
     <w:rPr>
-      <w:rFonts w:asciiTheme="majorHAnsi" w:cstheme="majorBidi" w:eastAsiaTheme="majorEastAsia" w:hAnsiTheme="majorHAnsi"/>
+      <w:rFonts w:asciiTheme="majorHAnsi" w:cstheme="majorBidi" w:hAnsiTheme="majorHAnsi" w:eastAsia="黑体"/>
       <w:color w:themeColor="text1" w:val="000000"/>
     </w:rPr>
     <w:tblPr>
@@ -8914,6 +9329,7 @@
     </w:tblPr>
     <w:tblStylePr w:type="firstRow">
       <w:rPr>
+        <w:rFonts w:eastAsia="黑体"/>
         <w:sz w:val="24"/>
         <w:szCs w:val="24"/>
       </w:rPr>
@@ -9020,7 +9436,7 @@
       <w:spacing w:after="0" w:line="240" w:lineRule="auto"/>
     </w:pPr>
     <w:rPr>
-      <w:rFonts w:asciiTheme="majorHAnsi" w:cstheme="majorBidi" w:eastAsiaTheme="majorEastAsia" w:hAnsiTheme="majorHAnsi"/>
+      <w:rFonts w:asciiTheme="majorHAnsi" w:cstheme="majorBidi" w:hAnsiTheme="majorHAnsi" w:eastAsia="黑体"/>
       <w:color w:themeColor="text1" w:val="000000"/>
     </w:rPr>
     <w:tblPr>
@@ -9042,6 +9458,7 @@
     </w:tblPr>
     <w:tblStylePr w:type="firstRow">
       <w:rPr>
+        <w:rFonts w:eastAsia="黑体"/>
         <w:sz w:val="24"/>
         <w:szCs w:val="24"/>
       </w:rPr>
@@ -9148,7 +9565,7 @@
       <w:spacing w:after="0" w:line="240" w:lineRule="auto"/>
     </w:pPr>
     <w:rPr>
-      <w:rFonts w:asciiTheme="majorHAnsi" w:cstheme="majorBidi" w:eastAsiaTheme="majorEastAsia" w:hAnsiTheme="majorHAnsi"/>
+      <w:rFonts w:asciiTheme="majorHAnsi" w:cstheme="majorBidi" w:hAnsiTheme="majorHAnsi" w:eastAsia="黑体"/>
       <w:color w:themeColor="text1" w:val="000000"/>
     </w:rPr>
     <w:tblPr>
@@ -9170,6 +9587,7 @@
     </w:tblPr>
     <w:tblStylePr w:type="firstRow">
       <w:rPr>
+        <w:rFonts w:eastAsia="黑体"/>
         <w:sz w:val="24"/>
         <w:szCs w:val="24"/>
       </w:rPr>
@@ -9276,7 +9694,7 @@
       <w:spacing w:after="0" w:line="240" w:lineRule="auto"/>
     </w:pPr>
     <w:rPr>
-      <w:rFonts w:asciiTheme="majorHAnsi" w:cstheme="majorBidi" w:eastAsiaTheme="majorEastAsia" w:hAnsiTheme="majorHAnsi"/>
+      <w:rFonts w:asciiTheme="majorHAnsi" w:cstheme="majorBidi" w:hAnsiTheme="majorHAnsi" w:eastAsia="黑体"/>
       <w:color w:themeColor="text1" w:val="000000"/>
     </w:rPr>
     <w:tblPr>
@@ -9298,6 +9716,7 @@
     </w:tblPr>
     <w:tblStylePr w:type="firstRow">
       <w:rPr>
+        <w:rFonts w:eastAsia="黑体"/>
         <w:sz w:val="24"/>
         <w:szCs w:val="24"/>
       </w:rPr>
@@ -9404,7 +9823,7 @@
       <w:spacing w:after="0" w:line="240" w:lineRule="auto"/>
     </w:pPr>
     <w:rPr>
-      <w:rFonts w:asciiTheme="majorHAnsi" w:cstheme="majorBidi" w:eastAsiaTheme="majorEastAsia" w:hAnsiTheme="majorHAnsi"/>
+      <w:rFonts w:asciiTheme="majorHAnsi" w:cstheme="majorBidi" w:hAnsiTheme="majorHAnsi" w:eastAsia="黑体"/>
       <w:color w:themeColor="text1" w:val="000000"/>
     </w:rPr>
     <w:tblPr>
@@ -9426,6 +9845,7 @@
     </w:tblPr>
     <w:tblStylePr w:type="firstRow">
       <w:rPr>
+        <w:rFonts w:eastAsia="黑体"/>
         <w:sz w:val="24"/>
         <w:szCs w:val="24"/>
       </w:rPr>
@@ -9532,7 +9952,7 @@
       <w:spacing w:after="0" w:line="240" w:lineRule="auto"/>
     </w:pPr>
     <w:rPr>
-      <w:rFonts w:asciiTheme="majorHAnsi" w:cstheme="majorBidi" w:eastAsiaTheme="majorEastAsia" w:hAnsiTheme="majorHAnsi"/>
+      <w:rFonts w:asciiTheme="majorHAnsi" w:cstheme="majorBidi" w:hAnsiTheme="majorHAnsi" w:eastAsia="黑体"/>
       <w:color w:themeColor="text1" w:val="000000"/>
     </w:rPr>
     <w:tblPr>
@@ -9554,6 +9974,7 @@
     </w:tblPr>
     <w:tblStylePr w:type="firstRow">
       <w:rPr>
+        <w:rFonts w:eastAsia="黑体"/>
         <w:sz w:val="24"/>
         <w:szCs w:val="24"/>
       </w:rPr>
@@ -9683,12 +10104,14 @@
     </w:tcPr>
     <w:tblStylePr w:type="firstRow">
       <w:rPr>
+        <w:rFonts w:eastAsia="黑体"/>
         <w:b/>
         <w:bCs/>
       </w:rPr>
     </w:tblStylePr>
     <w:tblStylePr w:type="lastRow">
       <w:rPr>
+        <w:rFonts w:eastAsia="黑体"/>
         <w:b/>
         <w:bCs/>
       </w:rPr>
@@ -9701,12 +10124,14 @@
     </w:tblStylePr>
     <w:tblStylePr w:type="firstCol">
       <w:rPr>
+        <w:rFonts w:eastAsia="黑体"/>
         <w:b/>
         <w:bCs/>
       </w:rPr>
     </w:tblStylePr>
     <w:tblStylePr w:type="lastCol">
       <w:rPr>
+        <w:rFonts w:eastAsia="黑体"/>
         <w:b/>
         <w:bCs/>
       </w:rPr>
@@ -9756,12 +10181,14 @@
     </w:tcPr>
     <w:tblStylePr w:type="firstRow">
       <w:rPr>
+        <w:rFonts w:eastAsia="黑体"/>
         <w:b/>
         <w:bCs/>
       </w:rPr>
     </w:tblStylePr>
     <w:tblStylePr w:type="lastRow">
       <w:rPr>
+        <w:rFonts w:eastAsia="黑体"/>
         <w:b/>
         <w:bCs/>
       </w:rPr>
@@ -9774,12 +10201,14 @@
     </w:tblStylePr>
     <w:tblStylePr w:type="firstCol">
       <w:rPr>
+        <w:rFonts w:eastAsia="黑体"/>
         <w:b/>
         <w:bCs/>
       </w:rPr>
     </w:tblStylePr>
     <w:tblStylePr w:type="lastCol">
       <w:rPr>
+        <w:rFonts w:eastAsia="黑体"/>
         <w:b/>
         <w:bCs/>
       </w:rPr>
@@ -9829,12 +10258,14 @@
     </w:tcPr>
     <w:tblStylePr w:type="firstRow">
       <w:rPr>
+        <w:rFonts w:eastAsia="黑体"/>
         <w:b/>
         <w:bCs/>
       </w:rPr>
     </w:tblStylePr>
     <w:tblStylePr w:type="lastRow">
       <w:rPr>
+        <w:rFonts w:eastAsia="黑体"/>
         <w:b/>
         <w:bCs/>
       </w:rPr>
@@ -9847,12 +10278,14 @@
     </w:tblStylePr>
     <w:tblStylePr w:type="firstCol">
       <w:rPr>
+        <w:rFonts w:eastAsia="黑体"/>
         <w:b/>
         <w:bCs/>
       </w:rPr>
     </w:tblStylePr>
     <w:tblStylePr w:type="lastCol">
       <w:rPr>
+        <w:rFonts w:eastAsia="黑体"/>
         <w:b/>
         <w:bCs/>
       </w:rPr>
@@ -9902,12 +10335,14 @@
     </w:tcPr>
     <w:tblStylePr w:type="firstRow">
       <w:rPr>
+        <w:rFonts w:eastAsia="黑体"/>
         <w:b/>
         <w:bCs/>
       </w:rPr>
     </w:tblStylePr>
     <w:tblStylePr w:type="lastRow">
       <w:rPr>
+        <w:rFonts w:eastAsia="黑体"/>
         <w:b/>
         <w:bCs/>
       </w:rPr>
@@ -9920,12 +10355,14 @@
     </w:tblStylePr>
     <w:tblStylePr w:type="firstCol">
       <w:rPr>
+        <w:rFonts w:eastAsia="黑体"/>
         <w:b/>
         <w:bCs/>
       </w:rPr>
     </w:tblStylePr>
     <w:tblStylePr w:type="lastCol">
       <w:rPr>
+        <w:rFonts w:eastAsia="黑体"/>
         <w:b/>
         <w:bCs/>
       </w:rPr>
@@ -9975,12 +10412,14 @@
     </w:tcPr>
     <w:tblStylePr w:type="firstRow">
       <w:rPr>
+        <w:rFonts w:eastAsia="黑体"/>
         <w:b/>
         <w:bCs/>
       </w:rPr>
     </w:tblStylePr>
     <w:tblStylePr w:type="lastRow">
       <w:rPr>
+        <w:rFonts w:eastAsia="黑体"/>
         <w:b/>
         <w:bCs/>
       </w:rPr>
@@ -9993,12 +10432,14 @@
     </w:tblStylePr>
     <w:tblStylePr w:type="firstCol">
       <w:rPr>
+        <w:rFonts w:eastAsia="黑体"/>
         <w:b/>
         <w:bCs/>
       </w:rPr>
     </w:tblStylePr>
     <w:tblStylePr w:type="lastCol">
       <w:rPr>
+        <w:rFonts w:eastAsia="黑体"/>
         <w:b/>
         <w:bCs/>
       </w:rPr>
@@ -10048,12 +10489,14 @@
     </w:tcPr>
     <w:tblStylePr w:type="firstRow">
       <w:rPr>
+        <w:rFonts w:eastAsia="黑体"/>
         <w:b/>
         <w:bCs/>
       </w:rPr>
     </w:tblStylePr>
     <w:tblStylePr w:type="lastRow">
       <w:rPr>
+        <w:rFonts w:eastAsia="黑体"/>
         <w:b/>
         <w:bCs/>
       </w:rPr>
@@ -10066,12 +10509,14 @@
     </w:tblStylePr>
     <w:tblStylePr w:type="firstCol">
       <w:rPr>
+        <w:rFonts w:eastAsia="黑体"/>
         <w:b/>
         <w:bCs/>
       </w:rPr>
     </w:tblStylePr>
     <w:tblStylePr w:type="lastCol">
       <w:rPr>
+        <w:rFonts w:eastAsia="黑体"/>
         <w:b/>
         <w:bCs/>
       </w:rPr>
@@ -10121,12 +10566,14 @@
     </w:tcPr>
     <w:tblStylePr w:type="firstRow">
       <w:rPr>
+        <w:rFonts w:eastAsia="黑体"/>
         <w:b/>
         <w:bCs/>
       </w:rPr>
     </w:tblStylePr>
     <w:tblStylePr w:type="lastRow">
       <w:rPr>
+        <w:rFonts w:eastAsia="黑体"/>
         <w:b/>
         <w:bCs/>
       </w:rPr>
@@ -10139,12 +10586,14 @@
     </w:tblStylePr>
     <w:tblStylePr w:type="firstCol">
       <w:rPr>
+        <w:rFonts w:eastAsia="黑体"/>
         <w:b/>
         <w:bCs/>
       </w:rPr>
     </w:tblStylePr>
     <w:tblStylePr w:type="lastCol">
       <w:rPr>
+        <w:rFonts w:eastAsia="黑体"/>
         <w:b/>
         <w:bCs/>
       </w:rPr>
@@ -10171,7 +10620,7 @@
       <w:spacing w:after="0" w:line="240" w:lineRule="auto"/>
     </w:pPr>
     <w:rPr>
-      <w:rFonts w:asciiTheme="majorHAnsi" w:cstheme="majorBidi" w:eastAsiaTheme="majorEastAsia" w:hAnsiTheme="majorHAnsi"/>
+      <w:rFonts w:asciiTheme="majorHAnsi" w:cstheme="majorBidi" w:hAnsiTheme="majorHAnsi" w:eastAsia="黑体"/>
       <w:color w:themeColor="text1" w:val="000000"/>
     </w:rPr>
     <w:tblPr>
@@ -10198,6 +10647,7 @@
     </w:tcPr>
     <w:tblStylePr w:type="firstRow">
       <w:rPr>
+        <w:rFonts w:eastAsia="黑体"/>
         <w:b/>
         <w:bCs/>
         <w:color w:themeColor="text1" w:val="000000"/>
@@ -10209,6 +10659,7 @@
     </w:tblStylePr>
     <w:tblStylePr w:type="lastRow">
       <w:rPr>
+        <w:rFonts w:eastAsia="黑体"/>
         <w:b/>
         <w:bCs/>
         <w:color w:themeColor="text1" w:val="000000"/>
@@ -10228,6 +10679,7 @@
     </w:tblStylePr>
     <w:tblStylePr w:type="firstCol">
       <w:rPr>
+        <w:rFonts w:eastAsia="黑体"/>
         <w:b/>
         <w:bCs/>
         <w:color w:themeColor="text1" w:val="000000"/>
@@ -10247,6 +10699,7 @@
     </w:tblStylePr>
     <w:tblStylePr w:type="lastCol">
       <w:rPr>
+        <w:rFonts w:eastAsia="黑体"/>
         <w:b w:val="0"/>
         <w:bCs w:val="0"/>
         <w:color w:themeColor="text1" w:val="000000"/>
@@ -10296,7 +10749,7 @@
       <w:spacing w:after="0" w:line="240" w:lineRule="auto"/>
     </w:pPr>
     <w:rPr>
-      <w:rFonts w:asciiTheme="majorHAnsi" w:cstheme="majorBidi" w:eastAsiaTheme="majorEastAsia" w:hAnsiTheme="majorHAnsi"/>
+      <w:rFonts w:asciiTheme="majorHAnsi" w:cstheme="majorBidi" w:hAnsiTheme="majorHAnsi" w:eastAsia="黑体"/>
       <w:color w:themeColor="text1" w:val="000000"/>
     </w:rPr>
     <w:tblPr>
@@ -10323,6 +10776,7 @@
     </w:tcPr>
     <w:tblStylePr w:type="firstRow">
       <w:rPr>
+        <w:rFonts w:eastAsia="黑体"/>
         <w:b/>
         <w:bCs/>
         <w:color w:themeColor="text1" w:val="000000"/>
@@ -10334,6 +10788,7 @@
     </w:tblStylePr>
     <w:tblStylePr w:type="lastRow">
       <w:rPr>
+        <w:rFonts w:eastAsia="黑体"/>
         <w:b/>
         <w:bCs/>
         <w:color w:themeColor="text1" w:val="000000"/>
@@ -10353,6 +10808,7 @@
     </w:tblStylePr>
     <w:tblStylePr w:type="firstCol">
       <w:rPr>
+        <w:rFonts w:eastAsia="黑体"/>
         <w:b/>
         <w:bCs/>
         <w:color w:themeColor="text1" w:val="000000"/>
@@ -10372,6 +10828,7 @@
     </w:tblStylePr>
     <w:tblStylePr w:type="lastCol">
       <w:rPr>
+        <w:rFonts w:eastAsia="黑体"/>
         <w:b w:val="0"/>
         <w:bCs w:val="0"/>
         <w:color w:themeColor="text1" w:val="000000"/>
@@ -10421,7 +10878,7 @@
       <w:spacing w:after="0" w:line="240" w:lineRule="auto"/>
     </w:pPr>
     <w:rPr>
-      <w:rFonts w:asciiTheme="majorHAnsi" w:cstheme="majorBidi" w:eastAsiaTheme="majorEastAsia" w:hAnsiTheme="majorHAnsi"/>
+      <w:rFonts w:asciiTheme="majorHAnsi" w:cstheme="majorBidi" w:hAnsiTheme="majorHAnsi" w:eastAsia="黑体"/>
       <w:color w:themeColor="text1" w:val="000000"/>
     </w:rPr>
     <w:tblPr>
@@ -10448,6 +10905,7 @@
     </w:tcPr>
     <w:tblStylePr w:type="firstRow">
       <w:rPr>
+        <w:rFonts w:eastAsia="黑体"/>
         <w:b/>
         <w:bCs/>
         <w:color w:themeColor="text1" w:val="000000"/>
@@ -10459,6 +10917,7 @@
     </w:tblStylePr>
     <w:tblStylePr w:type="lastRow">
       <w:rPr>
+        <w:rFonts w:eastAsia="黑体"/>
         <w:b/>
         <w:bCs/>
         <w:color w:themeColor="text1" w:val="000000"/>
@@ -10478,6 +10937,7 @@
     </w:tblStylePr>
     <w:tblStylePr w:type="firstCol">
       <w:rPr>
+        <w:rFonts w:eastAsia="黑体"/>
         <w:b/>
         <w:bCs/>
         <w:color w:themeColor="text1" w:val="000000"/>
@@ -10497,6 +10957,7 @@
     </w:tblStylePr>
     <w:tblStylePr w:type="lastCol">
       <w:rPr>
+        <w:rFonts w:eastAsia="黑体"/>
         <w:b w:val="0"/>
         <w:bCs w:val="0"/>
         <w:color w:themeColor="text1" w:val="000000"/>
@@ -10546,7 +11007,7 @@
       <w:spacing w:after="0" w:line="240" w:lineRule="auto"/>
     </w:pPr>
     <w:rPr>
-      <w:rFonts w:asciiTheme="majorHAnsi" w:cstheme="majorBidi" w:eastAsiaTheme="majorEastAsia" w:hAnsiTheme="majorHAnsi"/>
+      <w:rFonts w:asciiTheme="majorHAnsi" w:cstheme="majorBidi" w:hAnsiTheme="majorHAnsi" w:eastAsia="黑体"/>
       <w:color w:themeColor="text1" w:val="000000"/>
     </w:rPr>
     <w:tblPr>
@@ -10573,6 +11034,7 @@
     </w:tcPr>
     <w:tblStylePr w:type="firstRow">
       <w:rPr>
+        <w:rFonts w:eastAsia="黑体"/>
         <w:b/>
         <w:bCs/>
         <w:color w:themeColor="text1" w:val="000000"/>
@@ -10584,6 +11046,7 @@
     </w:tblStylePr>
     <w:tblStylePr w:type="lastRow">
       <w:rPr>
+        <w:rFonts w:eastAsia="黑体"/>
         <w:b/>
         <w:bCs/>
         <w:color w:themeColor="text1" w:val="000000"/>
@@ -10603,6 +11066,7 @@
     </w:tblStylePr>
     <w:tblStylePr w:type="firstCol">
       <w:rPr>
+        <w:rFonts w:eastAsia="黑体"/>
         <w:b/>
         <w:bCs/>
         <w:color w:themeColor="text1" w:val="000000"/>
@@ -10622,6 +11086,7 @@
     </w:tblStylePr>
     <w:tblStylePr w:type="lastCol">
       <w:rPr>
+        <w:rFonts w:eastAsia="黑体"/>
         <w:b w:val="0"/>
         <w:bCs w:val="0"/>
         <w:color w:themeColor="text1" w:val="000000"/>
@@ -10671,7 +11136,7 @@
       <w:spacing w:after="0" w:line="240" w:lineRule="auto"/>
     </w:pPr>
     <w:rPr>
-      <w:rFonts w:asciiTheme="majorHAnsi" w:cstheme="majorBidi" w:eastAsiaTheme="majorEastAsia" w:hAnsiTheme="majorHAnsi"/>
+      <w:rFonts w:asciiTheme="majorHAnsi" w:cstheme="majorBidi" w:hAnsiTheme="majorHAnsi" w:eastAsia="黑体"/>
       <w:color w:themeColor="text1" w:val="000000"/>
     </w:rPr>
     <w:tblPr>
@@ -10698,6 +11163,7 @@
     </w:tcPr>
     <w:tblStylePr w:type="firstRow">
       <w:rPr>
+        <w:rFonts w:eastAsia="黑体"/>
         <w:b/>
         <w:bCs/>
         <w:color w:themeColor="text1" w:val="000000"/>
@@ -10709,6 +11175,7 @@
     </w:tblStylePr>
     <w:tblStylePr w:type="lastRow">
       <w:rPr>
+        <w:rFonts w:eastAsia="黑体"/>
         <w:b/>
         <w:bCs/>
         <w:color w:themeColor="text1" w:val="000000"/>
@@ -10728,6 +11195,7 @@
     </w:tblStylePr>
     <w:tblStylePr w:type="firstCol">
       <w:rPr>
+        <w:rFonts w:eastAsia="黑体"/>
         <w:b/>
         <w:bCs/>
         <w:color w:themeColor="text1" w:val="000000"/>
@@ -10747,6 +11215,7 @@
     </w:tblStylePr>
     <w:tblStylePr w:type="lastCol">
       <w:rPr>
+        <w:rFonts w:eastAsia="黑体"/>
         <w:b w:val="0"/>
         <w:bCs w:val="0"/>
         <w:color w:themeColor="text1" w:val="000000"/>
@@ -10796,7 +11265,7 @@
       <w:spacing w:after="0" w:line="240" w:lineRule="auto"/>
     </w:pPr>
     <w:rPr>
-      <w:rFonts w:asciiTheme="majorHAnsi" w:cstheme="majorBidi" w:eastAsiaTheme="majorEastAsia" w:hAnsiTheme="majorHAnsi"/>
+      <w:rFonts w:asciiTheme="majorHAnsi" w:cstheme="majorBidi" w:hAnsiTheme="majorHAnsi" w:eastAsia="黑体"/>
       <w:color w:themeColor="text1" w:val="000000"/>
     </w:rPr>
     <w:tblPr>
@@ -10823,6 +11292,7 @@
     </w:tcPr>
     <w:tblStylePr w:type="firstRow">
       <w:rPr>
+        <w:rFonts w:eastAsia="黑体"/>
         <w:b/>
         <w:bCs/>
         <w:color w:themeColor="text1" w:val="000000"/>
@@ -10834,6 +11304,7 @@
     </w:tblStylePr>
     <w:tblStylePr w:type="lastRow">
       <w:rPr>
+        <w:rFonts w:eastAsia="黑体"/>
         <w:b/>
         <w:bCs/>
         <w:color w:themeColor="text1" w:val="000000"/>
@@ -10853,6 +11324,7 @@
     </w:tblStylePr>
     <w:tblStylePr w:type="firstCol">
       <w:rPr>
+        <w:rFonts w:eastAsia="黑体"/>
         <w:b/>
         <w:bCs/>
         <w:color w:themeColor="text1" w:val="000000"/>
@@ -10872,6 +11344,7 @@
     </w:tblStylePr>
     <w:tblStylePr w:type="lastCol">
       <w:rPr>
+        <w:rFonts w:eastAsia="黑体"/>
         <w:b w:val="0"/>
         <w:bCs w:val="0"/>
         <w:color w:themeColor="text1" w:val="000000"/>
@@ -10921,7 +11394,7 @@
       <w:spacing w:after="0" w:line="240" w:lineRule="auto"/>
     </w:pPr>
     <w:rPr>
-      <w:rFonts w:asciiTheme="majorHAnsi" w:cstheme="majorBidi" w:eastAsiaTheme="majorEastAsia" w:hAnsiTheme="majorHAnsi"/>
+      <w:rFonts w:asciiTheme="majorHAnsi" w:cstheme="majorBidi" w:hAnsiTheme="majorHAnsi" w:eastAsia="黑体"/>
       <w:color w:themeColor="text1" w:val="000000"/>
     </w:rPr>
     <w:tblPr>
@@ -10948,6 +11421,7 @@
     </w:tcPr>
     <w:tblStylePr w:type="firstRow">
       <w:rPr>
+        <w:rFonts w:eastAsia="黑体"/>
         <w:b/>
         <w:bCs/>
         <w:color w:themeColor="text1" w:val="000000"/>
@@ -10959,6 +11433,7 @@
     </w:tblStylePr>
     <w:tblStylePr w:type="lastRow">
       <w:rPr>
+        <w:rFonts w:eastAsia="黑体"/>
         <w:b/>
         <w:bCs/>
         <w:color w:themeColor="text1" w:val="000000"/>
@@ -10978,6 +11453,7 @@
     </w:tblStylePr>
     <w:tblStylePr w:type="firstCol">
       <w:rPr>
+        <w:rFonts w:eastAsia="黑体"/>
         <w:b/>
         <w:bCs/>
         <w:color w:themeColor="text1" w:val="000000"/>
@@ -10997,6 +11473,7 @@
     </w:tblStylePr>
     <w:tblStylePr w:type="lastCol">
       <w:rPr>
+        <w:rFonts w:eastAsia="黑体"/>
         <w:b w:val="0"/>
         <w:bCs w:val="0"/>
         <w:color w:themeColor="text1" w:val="000000"/>
@@ -11069,6 +11546,7 @@
     </w:tcPr>
     <w:tblStylePr w:type="firstRow">
       <w:rPr>
+        <w:rFonts w:eastAsia="黑体"/>
         <w:b/>
         <w:bCs/>
         <w:i w:val="0"/>
@@ -11090,6 +11568,7 @@
     </w:tblStylePr>
     <w:tblStylePr w:type="lastRow">
       <w:rPr>
+        <w:rFonts w:eastAsia="黑体"/>
         <w:b/>
         <w:bCs/>
         <w:i w:val="0"/>
@@ -11111,6 +11590,7 @@
     </w:tblStylePr>
     <w:tblStylePr w:type="firstCol">
       <w:rPr>
+        <w:rFonts w:eastAsia="黑体"/>
         <w:b/>
         <w:bCs/>
         <w:i w:val="0"/>
@@ -11130,6 +11610,7 @@
     </w:tblStylePr>
     <w:tblStylePr w:type="lastCol">
       <w:rPr>
+        <w:rFonts w:eastAsia="黑体"/>
         <w:b/>
         <w:bCs/>
         <w:i w:val="0"/>
@@ -11210,6 +11691,7 @@
     </w:tcPr>
     <w:tblStylePr w:type="firstRow">
       <w:rPr>
+        <w:rFonts w:eastAsia="黑体"/>
         <w:b/>
         <w:bCs/>
         <w:i w:val="0"/>
@@ -11231,6 +11713,7 @@
     </w:tblStylePr>
     <w:tblStylePr w:type="lastRow">
       <w:rPr>
+        <w:rFonts w:eastAsia="黑体"/>
         <w:b/>
         <w:bCs/>
         <w:i w:val="0"/>
@@ -11252,6 +11735,7 @@
     </w:tblStylePr>
     <w:tblStylePr w:type="firstCol">
       <w:rPr>
+        <w:rFonts w:eastAsia="黑体"/>
         <w:b/>
         <w:bCs/>
         <w:i w:val="0"/>
@@ -11271,6 +11755,7 @@
     </w:tblStylePr>
     <w:tblStylePr w:type="lastCol">
       <w:rPr>
+        <w:rFonts w:eastAsia="黑体"/>
         <w:b/>
         <w:bCs/>
         <w:i w:val="0"/>
@@ -11351,6 +11836,7 @@
     </w:tcPr>
     <w:tblStylePr w:type="firstRow">
       <w:rPr>
+        <w:rFonts w:eastAsia="黑体"/>
         <w:b/>
         <w:bCs/>
         <w:i w:val="0"/>
@@ -11372,6 +11858,7 @@
     </w:tblStylePr>
     <w:tblStylePr w:type="lastRow">
       <w:rPr>
+        <w:rFonts w:eastAsia="黑体"/>
         <w:b/>
         <w:bCs/>
         <w:i w:val="0"/>
@@ -11393,6 +11880,7 @@
     </w:tblStylePr>
     <w:tblStylePr w:type="firstCol">
       <w:rPr>
+        <w:rFonts w:eastAsia="黑体"/>
         <w:b/>
         <w:bCs/>
         <w:i w:val="0"/>
@@ -11412,6 +11900,7 @@
     </w:tblStylePr>
     <w:tblStylePr w:type="lastCol">
       <w:rPr>
+        <w:rFonts w:eastAsia="黑体"/>
         <w:b/>
         <w:bCs/>
         <w:i w:val="0"/>
@@ -11492,6 +11981,7 @@
     </w:tcPr>
     <w:tblStylePr w:type="firstRow">
       <w:rPr>
+        <w:rFonts w:eastAsia="黑体"/>
         <w:b/>
         <w:bCs/>
         <w:i w:val="0"/>
@@ -11513,6 +12003,7 @@
     </w:tblStylePr>
     <w:tblStylePr w:type="lastRow">
       <w:rPr>
+        <w:rFonts w:eastAsia="黑体"/>
         <w:b/>
         <w:bCs/>
         <w:i w:val="0"/>
@@ -11534,6 +12025,7 @@
     </w:tblStylePr>
     <w:tblStylePr w:type="firstCol">
       <w:rPr>
+        <w:rFonts w:eastAsia="黑体"/>
         <w:b/>
         <w:bCs/>
         <w:i w:val="0"/>
@@ -11553,6 +12045,7 @@
     </w:tblStylePr>
     <w:tblStylePr w:type="lastCol">
       <w:rPr>
+        <w:rFonts w:eastAsia="黑体"/>
         <w:b/>
         <w:bCs/>
         <w:i w:val="0"/>
@@ -11633,6 +12126,7 @@
     </w:tcPr>
     <w:tblStylePr w:type="firstRow">
       <w:rPr>
+        <w:rFonts w:eastAsia="黑体"/>
         <w:b/>
         <w:bCs/>
         <w:i w:val="0"/>
@@ -11654,6 +12148,7 @@
     </w:tblStylePr>
     <w:tblStylePr w:type="lastRow">
       <w:rPr>
+        <w:rFonts w:eastAsia="黑体"/>
         <w:b/>
         <w:bCs/>
         <w:i w:val="0"/>
@@ -11675,6 +12170,7 @@
     </w:tblStylePr>
     <w:tblStylePr w:type="firstCol">
       <w:rPr>
+        <w:rFonts w:eastAsia="黑体"/>
         <w:b/>
         <w:bCs/>
         <w:i w:val="0"/>
@@ -11694,6 +12190,7 @@
     </w:tblStylePr>
     <w:tblStylePr w:type="lastCol">
       <w:rPr>
+        <w:rFonts w:eastAsia="黑体"/>
         <w:b/>
         <w:bCs/>
         <w:i w:val="0"/>
@@ -11774,6 +12271,7 @@
     </w:tcPr>
     <w:tblStylePr w:type="firstRow">
       <w:rPr>
+        <w:rFonts w:eastAsia="黑体"/>
         <w:b/>
         <w:bCs/>
         <w:i w:val="0"/>
@@ -11795,6 +12293,7 @@
     </w:tblStylePr>
     <w:tblStylePr w:type="lastRow">
       <w:rPr>
+        <w:rFonts w:eastAsia="黑体"/>
         <w:b/>
         <w:bCs/>
         <w:i w:val="0"/>
@@ -11816,6 +12315,7 @@
     </w:tblStylePr>
     <w:tblStylePr w:type="firstCol">
       <w:rPr>
+        <w:rFonts w:eastAsia="黑体"/>
         <w:b/>
         <w:bCs/>
         <w:i w:val="0"/>
@@ -11835,6 +12335,7 @@
     </w:tblStylePr>
     <w:tblStylePr w:type="lastCol">
       <w:rPr>
+        <w:rFonts w:eastAsia="黑体"/>
         <w:b/>
         <w:bCs/>
         <w:i w:val="0"/>
@@ -11915,6 +12416,7 @@
     </w:tcPr>
     <w:tblStylePr w:type="firstRow">
       <w:rPr>
+        <w:rFonts w:eastAsia="黑体"/>
         <w:b/>
         <w:bCs/>
         <w:i w:val="0"/>
@@ -11936,6 +12438,7 @@
     </w:tblStylePr>
     <w:tblStylePr w:type="lastRow">
       <w:rPr>
+        <w:rFonts w:eastAsia="黑体"/>
         <w:b/>
         <w:bCs/>
         <w:i w:val="0"/>
@@ -11957,6 +12460,7 @@
     </w:tblStylePr>
     <w:tblStylePr w:type="firstCol">
       <w:rPr>
+        <w:rFonts w:eastAsia="黑体"/>
         <w:b/>
         <w:bCs/>
         <w:i w:val="0"/>
@@ -11976,6 +12480,7 @@
     </w:tblStylePr>
     <w:tblStylePr w:type="lastCol">
       <w:rPr>
+        <w:rFonts w:eastAsia="黑体"/>
         <w:b/>
         <w:bCs/>
         <w:i w:val="0"/>
@@ -12033,6 +12538,7 @@
       <w:spacing w:after="0" w:line="240" w:lineRule="auto"/>
     </w:pPr>
     <w:rPr>
+      <w:rFonts w:eastAsia="黑体"/>
       <w:color w:themeColor="background1" w:val="FFFFFF"/>
     </w:rPr>
     <w:tblPr>
@@ -12051,6 +12557,7 @@
     </w:tcPr>
     <w:tblStylePr w:type="firstRow">
       <w:rPr>
+        <w:rFonts w:eastAsia="黑体"/>
         <w:b/>
         <w:bCs/>
       </w:rPr>
@@ -12147,6 +12654,7 @@
       <w:spacing w:after="0" w:line="240" w:lineRule="auto"/>
     </w:pPr>
     <w:rPr>
+      <w:rFonts w:eastAsia="黑体"/>
       <w:color w:themeColor="background1" w:val="FFFFFF"/>
     </w:rPr>
     <w:tblPr>
@@ -12165,6 +12673,7 @@
     </w:tcPr>
     <w:tblStylePr w:type="firstRow">
       <w:rPr>
+        <w:rFonts w:eastAsia="黑体"/>
         <w:b/>
         <w:bCs/>
       </w:rPr>
@@ -12261,6 +12770,7 @@
       <w:spacing w:after="0" w:line="240" w:lineRule="auto"/>
     </w:pPr>
     <w:rPr>
+      <w:rFonts w:eastAsia="黑体"/>
       <w:color w:themeColor="background1" w:val="FFFFFF"/>
     </w:rPr>
     <w:tblPr>
@@ -12279,6 +12789,7 @@
     </w:tcPr>
     <w:tblStylePr w:type="firstRow">
       <w:rPr>
+        <w:rFonts w:eastAsia="黑体"/>
         <w:b/>
         <w:bCs/>
       </w:rPr>
@@ -12375,6 +12886,7 @@
       <w:spacing w:after="0" w:line="240" w:lineRule="auto"/>
     </w:pPr>
     <w:rPr>
+      <w:rFonts w:eastAsia="黑体"/>
       <w:color w:themeColor="background1" w:val="FFFFFF"/>
     </w:rPr>
     <w:tblPr>
@@ -12393,6 +12905,7 @@
     </w:tcPr>
     <w:tblStylePr w:type="firstRow">
       <w:rPr>
+        <w:rFonts w:eastAsia="黑体"/>
         <w:b/>
         <w:bCs/>
       </w:rPr>
@@ -12489,6 +13002,7 @@
       <w:spacing w:after="0" w:line="240" w:lineRule="auto"/>
     </w:pPr>
     <w:rPr>
+      <w:rFonts w:eastAsia="黑体"/>
       <w:color w:themeColor="background1" w:val="FFFFFF"/>
     </w:rPr>
     <w:tblPr>
@@ -12507,6 +13021,7 @@
     </w:tcPr>
     <w:tblStylePr w:type="firstRow">
       <w:rPr>
+        <w:rFonts w:eastAsia="黑体"/>
         <w:b/>
         <w:bCs/>
       </w:rPr>
@@ -12603,6 +13118,7 @@
       <w:spacing w:after="0" w:line="240" w:lineRule="auto"/>
     </w:pPr>
     <w:rPr>
+      <w:rFonts w:eastAsia="黑体"/>
       <w:color w:themeColor="background1" w:val="FFFFFF"/>
     </w:rPr>
     <w:tblPr>
@@ -12621,6 +13137,7 @@
     </w:tcPr>
     <w:tblStylePr w:type="firstRow">
       <w:rPr>
+        <w:rFonts w:eastAsia="黑体"/>
         <w:b/>
         <w:bCs/>
       </w:rPr>
@@ -12717,6 +13234,7 @@
       <w:spacing w:after="0" w:line="240" w:lineRule="auto"/>
     </w:pPr>
     <w:rPr>
+      <w:rFonts w:eastAsia="黑体"/>
       <w:color w:themeColor="background1" w:val="FFFFFF"/>
     </w:rPr>
     <w:tblPr>
@@ -12735,6 +13253,7 @@
     </w:tcPr>
     <w:tblStylePr w:type="firstRow">
       <w:rPr>
+        <w:rFonts w:eastAsia="黑体"/>
         <w:b/>
         <w:bCs/>
       </w:rPr>
@@ -12831,6 +13350,7 @@
       <w:spacing w:after="0" w:line="240" w:lineRule="auto"/>
     </w:pPr>
     <w:rPr>
+      <w:rFonts w:eastAsia="黑体"/>
       <w:color w:themeColor="text1" w:val="000000"/>
     </w:rPr>
     <w:tblPr>
@@ -12857,6 +13377,7 @@
     </w:tcPr>
     <w:tblStylePr w:type="firstRow">
       <w:rPr>
+        <w:rFonts w:eastAsia="黑体"/>
         <w:b/>
         <w:bCs/>
       </w:rPr>
@@ -12875,6 +13396,7 @@
     </w:tblStylePr>
     <w:tblStylePr w:type="lastRow">
       <w:rPr>
+        <w:rFonts w:eastAsia="黑体"/>
         <w:b/>
         <w:bCs/>
         <w:color w:themeColor="background1" w:val="FFFFFF"/>
@@ -12889,6 +13411,7 @@
     </w:tblStylePr>
     <w:tblStylePr w:type="firstCol">
       <w:rPr>
+        <w:rFonts w:eastAsia="黑体"/>
         <w:color w:themeColor="background1" w:val="FFFFFF"/>
       </w:rPr>
       <w:tblPr/>
@@ -12906,6 +13429,7 @@
     </w:tblStylePr>
     <w:tblStylePr w:type="lastCol">
       <w:rPr>
+        <w:rFonts w:eastAsia="黑体"/>
         <w:color w:themeColor="background1" w:val="FFFFFF"/>
       </w:rPr>
       <w:tblPr/>
@@ -12935,11 +13459,13 @@
     </w:tblStylePr>
     <w:tblStylePr w:type="neCell">
       <w:rPr>
+        <w:rFonts w:eastAsia="黑体"/>
         <w:color w:themeColor="text1" w:val="000000"/>
       </w:rPr>
     </w:tblStylePr>
     <w:tblStylePr w:type="nwCell">
       <w:rPr>
+        <w:rFonts w:eastAsia="黑体"/>
         <w:color w:themeColor="text1" w:val="000000"/>
       </w:rPr>
     </w:tblStylePr>
@@ -12953,6 +13479,7 @@
       <w:spacing w:after="0" w:line="240" w:lineRule="auto"/>
     </w:pPr>
     <w:rPr>
+      <w:rFonts w:eastAsia="黑体"/>
       <w:color w:themeColor="text1" w:val="000000"/>
     </w:rPr>
     <w:tblPr>
@@ -12979,6 +13506,7 @@
     </w:tcPr>
     <w:tblStylePr w:type="firstRow">
       <w:rPr>
+        <w:rFonts w:eastAsia="黑体"/>
         <w:b/>
         <w:bCs/>
       </w:rPr>
@@ -12997,6 +13525,7 @@
     </w:tblStylePr>
     <w:tblStylePr w:type="lastRow">
       <w:rPr>
+        <w:rFonts w:eastAsia="黑体"/>
         <w:b/>
         <w:bCs/>
         <w:color w:themeColor="background1" w:val="FFFFFF"/>
@@ -13011,6 +13540,7 @@
     </w:tblStylePr>
     <w:tblStylePr w:type="firstCol">
       <w:rPr>
+        <w:rFonts w:eastAsia="黑体"/>
         <w:color w:themeColor="background1" w:val="FFFFFF"/>
       </w:rPr>
       <w:tblPr/>
@@ -13028,6 +13558,7 @@
     </w:tblStylePr>
     <w:tblStylePr w:type="lastCol">
       <w:rPr>
+        <w:rFonts w:eastAsia="黑体"/>
         <w:color w:themeColor="background1" w:val="FFFFFF"/>
       </w:rPr>
       <w:tblPr/>
@@ -13057,11 +13588,13 @@
     </w:tblStylePr>
     <w:tblStylePr w:type="neCell">
       <w:rPr>
+        <w:rFonts w:eastAsia="黑体"/>
         <w:color w:themeColor="text1" w:val="000000"/>
       </w:rPr>
     </w:tblStylePr>
     <w:tblStylePr w:type="nwCell">
       <w:rPr>
+        <w:rFonts w:eastAsia="黑体"/>
         <w:color w:themeColor="text1" w:val="000000"/>
       </w:rPr>
     </w:tblStylePr>
@@ -13075,6 +13608,7 @@
       <w:spacing w:after="0" w:line="240" w:lineRule="auto"/>
     </w:pPr>
     <w:rPr>
+      <w:rFonts w:eastAsia="黑体"/>
       <w:color w:themeColor="text1" w:val="000000"/>
     </w:rPr>
     <w:tblPr>
@@ -13101,6 +13635,7 @@
     </w:tcPr>
     <w:tblStylePr w:type="firstRow">
       <w:rPr>
+        <w:rFonts w:eastAsia="黑体"/>
         <w:b/>
         <w:bCs/>
       </w:rPr>
@@ -13119,6 +13654,7 @@
     </w:tblStylePr>
     <w:tblStylePr w:type="lastRow">
       <w:rPr>
+        <w:rFonts w:eastAsia="黑体"/>
         <w:b/>
         <w:bCs/>
         <w:color w:themeColor="background1" w:val="FFFFFF"/>
@@ -13133,6 +13669,7 @@
     </w:tblStylePr>
     <w:tblStylePr w:type="firstCol">
       <w:rPr>
+        <w:rFonts w:eastAsia="黑体"/>
         <w:color w:themeColor="background1" w:val="FFFFFF"/>
       </w:rPr>
       <w:tblPr/>
@@ -13150,6 +13687,7 @@
     </w:tblStylePr>
     <w:tblStylePr w:type="lastCol">
       <w:rPr>
+        <w:rFonts w:eastAsia="黑体"/>
         <w:color w:themeColor="background1" w:val="FFFFFF"/>
       </w:rPr>
       <w:tblPr/>
@@ -13179,11 +13717,13 @@
     </w:tblStylePr>
     <w:tblStylePr w:type="neCell">
       <w:rPr>
+        <w:rFonts w:eastAsia="黑体"/>
         <w:color w:themeColor="text1" w:val="000000"/>
       </w:rPr>
     </w:tblStylePr>
     <w:tblStylePr w:type="nwCell">
       <w:rPr>
+        <w:rFonts w:eastAsia="黑体"/>
         <w:color w:themeColor="text1" w:val="000000"/>
       </w:rPr>
     </w:tblStylePr>
@@ -13197,6 +13737,7 @@
       <w:spacing w:after="0" w:line="240" w:lineRule="auto"/>
     </w:pPr>
     <w:rPr>
+      <w:rFonts w:eastAsia="黑体"/>
       <w:color w:themeColor="text1" w:val="000000"/>
     </w:rPr>
     <w:tblPr>
@@ -13223,6 +13764,7 @@
     </w:tcPr>
     <w:tblStylePr w:type="firstRow">
       <w:rPr>
+        <w:rFonts w:eastAsia="黑体"/>
         <w:b/>
         <w:bCs/>
       </w:rPr>
@@ -13241,6 +13783,7 @@
     </w:tblStylePr>
     <w:tblStylePr w:type="lastRow">
       <w:rPr>
+        <w:rFonts w:eastAsia="黑体"/>
         <w:b/>
         <w:bCs/>
         <w:color w:themeColor="background1" w:val="FFFFFF"/>
@@ -13255,6 +13798,7 @@
     </w:tblStylePr>
     <w:tblStylePr w:type="firstCol">
       <w:rPr>
+        <w:rFonts w:eastAsia="黑体"/>
         <w:color w:themeColor="background1" w:val="FFFFFF"/>
       </w:rPr>
       <w:tblPr/>
@@ -13272,6 +13816,7 @@
     </w:tblStylePr>
     <w:tblStylePr w:type="lastCol">
       <w:rPr>
+        <w:rFonts w:eastAsia="黑体"/>
         <w:color w:themeColor="background1" w:val="FFFFFF"/>
       </w:rPr>
       <w:tblPr/>
@@ -13309,6 +13854,7 @@
       <w:spacing w:after="0" w:line="240" w:lineRule="auto"/>
     </w:pPr>
     <w:rPr>
+      <w:rFonts w:eastAsia="黑体"/>
       <w:color w:themeColor="text1" w:val="000000"/>
     </w:rPr>
     <w:tblPr>
@@ -13335,6 +13881,7 @@
     </w:tcPr>
     <w:tblStylePr w:type="firstRow">
       <w:rPr>
+        <w:rFonts w:eastAsia="黑体"/>
         <w:b/>
         <w:bCs/>
       </w:rPr>
@@ -13353,6 +13900,7 @@
     </w:tblStylePr>
     <w:tblStylePr w:type="lastRow">
       <w:rPr>
+        <w:rFonts w:eastAsia="黑体"/>
         <w:b/>
         <w:bCs/>
         <w:color w:themeColor="background1" w:val="FFFFFF"/>
@@ -13367,6 +13915,7 @@
     </w:tblStylePr>
     <w:tblStylePr w:type="firstCol">
       <w:rPr>
+        <w:rFonts w:eastAsia="黑体"/>
         <w:color w:themeColor="background1" w:val="FFFFFF"/>
       </w:rPr>
       <w:tblPr/>
@@ -13384,6 +13933,7 @@
     </w:tblStylePr>
     <w:tblStylePr w:type="lastCol">
       <w:rPr>
+        <w:rFonts w:eastAsia="黑体"/>
         <w:color w:themeColor="background1" w:val="FFFFFF"/>
       </w:rPr>
       <w:tblPr/>
@@ -13413,11 +13963,13 @@
     </w:tblStylePr>
     <w:tblStylePr w:type="neCell">
       <w:rPr>
+        <w:rFonts w:eastAsia="黑体"/>
         <w:color w:themeColor="text1" w:val="000000"/>
       </w:rPr>
     </w:tblStylePr>
     <w:tblStylePr w:type="nwCell">
       <w:rPr>
+        <w:rFonts w:eastAsia="黑体"/>
         <w:color w:themeColor="text1" w:val="000000"/>
       </w:rPr>
     </w:tblStylePr>
@@ -13431,6 +13983,7 @@
       <w:spacing w:after="0" w:line="240" w:lineRule="auto"/>
     </w:pPr>
     <w:rPr>
+      <w:rFonts w:eastAsia="黑体"/>
       <w:color w:themeColor="text1" w:val="000000"/>
     </w:rPr>
     <w:tblPr>
@@ -13457,6 +14010,7 @@
     </w:tcPr>
     <w:tblStylePr w:type="firstRow">
       <w:rPr>
+        <w:rFonts w:eastAsia="黑体"/>
         <w:b/>
         <w:bCs/>
       </w:rPr>
@@ -13475,6 +14029,7 @@
     </w:tblStylePr>
     <w:tblStylePr w:type="lastRow">
       <w:rPr>
+        <w:rFonts w:eastAsia="黑体"/>
         <w:b/>
         <w:bCs/>
         <w:color w:themeColor="background1" w:val="FFFFFF"/>
@@ -13489,6 +14044,7 @@
     </w:tblStylePr>
     <w:tblStylePr w:type="firstCol">
       <w:rPr>
+        <w:rFonts w:eastAsia="黑体"/>
         <w:color w:themeColor="background1" w:val="FFFFFF"/>
       </w:rPr>
       <w:tblPr/>
@@ -13506,6 +14062,7 @@
     </w:tblStylePr>
     <w:tblStylePr w:type="lastCol">
       <w:rPr>
+        <w:rFonts w:eastAsia="黑体"/>
         <w:color w:themeColor="background1" w:val="FFFFFF"/>
       </w:rPr>
       <w:tblPr/>
@@ -13535,11 +14092,13 @@
     </w:tblStylePr>
     <w:tblStylePr w:type="neCell">
       <w:rPr>
+        <w:rFonts w:eastAsia="黑体"/>
         <w:color w:themeColor="text1" w:val="000000"/>
       </w:rPr>
     </w:tblStylePr>
     <w:tblStylePr w:type="nwCell">
       <w:rPr>
+        <w:rFonts w:eastAsia="黑体"/>
         <w:color w:themeColor="text1" w:val="000000"/>
       </w:rPr>
     </w:tblStylePr>
@@ -13553,6 +14112,7 @@
       <w:spacing w:after="0" w:line="240" w:lineRule="auto"/>
     </w:pPr>
     <w:rPr>
+      <w:rFonts w:eastAsia="黑体"/>
       <w:color w:themeColor="text1" w:val="000000"/>
     </w:rPr>
     <w:tblPr>
@@ -13579,6 +14139,7 @@
     </w:tcPr>
     <w:tblStylePr w:type="firstRow">
       <w:rPr>
+        <w:rFonts w:eastAsia="黑体"/>
         <w:b/>
         <w:bCs/>
       </w:rPr>
@@ -13597,6 +14158,7 @@
     </w:tblStylePr>
     <w:tblStylePr w:type="lastRow">
       <w:rPr>
+        <w:rFonts w:eastAsia="黑体"/>
         <w:b/>
         <w:bCs/>
         <w:color w:themeColor="background1" w:val="FFFFFF"/>
@@ -13611,6 +14173,7 @@
     </w:tblStylePr>
     <w:tblStylePr w:type="firstCol">
       <w:rPr>
+        <w:rFonts w:eastAsia="黑体"/>
         <w:color w:themeColor="background1" w:val="FFFFFF"/>
       </w:rPr>
       <w:tblPr/>
@@ -13628,6 +14191,7 @@
     </w:tblStylePr>
     <w:tblStylePr w:type="lastCol">
       <w:rPr>
+        <w:rFonts w:eastAsia="黑体"/>
         <w:color w:themeColor="background1" w:val="FFFFFF"/>
       </w:rPr>
       <w:tblPr/>
@@ -13657,11 +14221,13 @@
     </w:tblStylePr>
     <w:tblStylePr w:type="neCell">
       <w:rPr>
+        <w:rFonts w:eastAsia="黑体"/>
         <w:color w:themeColor="text1" w:val="000000"/>
       </w:rPr>
     </w:tblStylePr>
     <w:tblStylePr w:type="nwCell">
       <w:rPr>
+        <w:rFonts w:eastAsia="黑体"/>
         <w:color w:themeColor="text1" w:val="000000"/>
       </w:rPr>
     </w:tblStylePr>
@@ -13675,6 +14241,7 @@
       <w:spacing w:after="0" w:line="240" w:lineRule="auto"/>
     </w:pPr>
     <w:rPr>
+      <w:rFonts w:eastAsia="黑体"/>
       <w:color w:themeColor="text1" w:val="000000"/>
     </w:rPr>
     <w:tblPr>
@@ -13693,6 +14260,7 @@
     </w:tcPr>
     <w:tblStylePr w:type="firstRow">
       <w:rPr>
+        <w:rFonts w:eastAsia="黑体"/>
         <w:b/>
         <w:bCs/>
         <w:color w:themeColor="background1" w:val="FFFFFF"/>
@@ -13707,6 +14275,7 @@
     </w:tblStylePr>
     <w:tblStylePr w:type="lastRow">
       <w:rPr>
+        <w:rFonts w:eastAsia="黑体"/>
         <w:b/>
         <w:bCs/>
         <w:color w:themeColor="accent2" w:themeShade="CC" w:val="9E3A38"/>
@@ -13721,12 +14290,14 @@
     </w:tblStylePr>
     <w:tblStylePr w:type="firstCol">
       <w:rPr>
+        <w:rFonts w:eastAsia="黑体"/>
         <w:b/>
         <w:bCs/>
       </w:rPr>
     </w:tblStylePr>
     <w:tblStylePr w:type="lastCol">
       <w:rPr>
+        <w:rFonts w:eastAsia="黑体"/>
         <w:b/>
         <w:bCs/>
       </w:rPr>
@@ -13761,6 +14332,7 @@
       <w:spacing w:after="0" w:line="240" w:lineRule="auto"/>
     </w:pPr>
     <w:rPr>
+      <w:rFonts w:eastAsia="黑体"/>
       <w:color w:themeColor="text1" w:val="000000"/>
     </w:rPr>
     <w:tblPr>
@@ -13779,6 +14351,7 @@
     </w:tcPr>
     <w:tblStylePr w:type="firstRow">
       <w:rPr>
+        <w:rFonts w:eastAsia="黑体"/>
         <w:b/>
         <w:bCs/>
         <w:color w:themeColor="background1" w:val="FFFFFF"/>
@@ -13793,6 +14366,7 @@
     </w:tblStylePr>
     <w:tblStylePr w:type="lastRow">
       <w:rPr>
+        <w:rFonts w:eastAsia="黑体"/>
         <w:b/>
         <w:bCs/>
         <w:color w:themeColor="accent2" w:themeShade="CC" w:val="9E3A38"/>
@@ -13807,12 +14381,14 @@
     </w:tblStylePr>
     <w:tblStylePr w:type="firstCol">
       <w:rPr>
+        <w:rFonts w:eastAsia="黑体"/>
         <w:b/>
         <w:bCs/>
       </w:rPr>
     </w:tblStylePr>
     <w:tblStylePr w:type="lastCol">
       <w:rPr>
+        <w:rFonts w:eastAsia="黑体"/>
         <w:b/>
         <w:bCs/>
       </w:rPr>
@@ -13847,6 +14423,7 @@
       <w:spacing w:after="0" w:line="240" w:lineRule="auto"/>
     </w:pPr>
     <w:rPr>
+      <w:rFonts w:eastAsia="黑体"/>
       <w:color w:themeColor="text1" w:val="000000"/>
     </w:rPr>
     <w:tblPr>
@@ -13865,6 +14442,7 @@
     </w:tcPr>
     <w:tblStylePr w:type="firstRow">
       <w:rPr>
+        <w:rFonts w:eastAsia="黑体"/>
         <w:b/>
         <w:bCs/>
         <w:color w:themeColor="background1" w:val="FFFFFF"/>
@@ -13879,6 +14457,7 @@
     </w:tblStylePr>
     <w:tblStylePr w:type="lastRow">
       <w:rPr>
+        <w:rFonts w:eastAsia="黑体"/>
         <w:b/>
         <w:bCs/>
         <w:color w:themeColor="accent2" w:themeShade="CC" w:val="9E3A38"/>
@@ -13893,12 +14472,14 @@
     </w:tblStylePr>
     <w:tblStylePr w:type="firstCol">
       <w:rPr>
+        <w:rFonts w:eastAsia="黑体"/>
         <w:b/>
         <w:bCs/>
       </w:rPr>
     </w:tblStylePr>
     <w:tblStylePr w:type="lastCol">
       <w:rPr>
+        <w:rFonts w:eastAsia="黑体"/>
         <w:b/>
         <w:bCs/>
       </w:rPr>
@@ -13933,6 +14514,7 @@
       <w:spacing w:after="0" w:line="240" w:lineRule="auto"/>
     </w:pPr>
     <w:rPr>
+      <w:rFonts w:eastAsia="黑体"/>
       <w:color w:themeColor="text1" w:val="000000"/>
     </w:rPr>
     <w:tblPr>
@@ -13951,6 +14533,7 @@
     </w:tcPr>
     <w:tblStylePr w:type="firstRow">
       <w:rPr>
+        <w:rFonts w:eastAsia="黑体"/>
         <w:b/>
         <w:bCs/>
         <w:color w:themeColor="background1" w:val="FFFFFF"/>
@@ -13965,6 +14548,7 @@
     </w:tblStylePr>
     <w:tblStylePr w:type="lastRow">
       <w:rPr>
+        <w:rFonts w:eastAsia="黑体"/>
         <w:b/>
         <w:bCs/>
         <w:color w:themeColor="accent4" w:themeShade="CC" w:val="664E82"/>
@@ -13979,12 +14563,14 @@
     </w:tblStylePr>
     <w:tblStylePr w:type="firstCol">
       <w:rPr>
+        <w:rFonts w:eastAsia="黑体"/>
         <w:b/>
         <w:bCs/>
       </w:rPr>
     </w:tblStylePr>
     <w:tblStylePr w:type="lastCol">
       <w:rPr>
+        <w:rFonts w:eastAsia="黑体"/>
         <w:b/>
         <w:bCs/>
       </w:rPr>
@@ -14019,6 +14605,7 @@
       <w:spacing w:after="0" w:line="240" w:lineRule="auto"/>
     </w:pPr>
     <w:rPr>
+      <w:rFonts w:eastAsia="黑体"/>
       <w:color w:themeColor="text1" w:val="000000"/>
     </w:rPr>
     <w:tblPr>
@@ -14037,6 +14624,7 @@
     </w:tcPr>
     <w:tblStylePr w:type="firstRow">
       <w:rPr>
+        <w:rFonts w:eastAsia="黑体"/>
         <w:b/>
         <w:bCs/>
         <w:color w:themeColor="background1" w:val="FFFFFF"/>
@@ -14051,6 +14639,7 @@
     </w:tblStylePr>
     <w:tblStylePr w:type="lastRow">
       <w:rPr>
+        <w:rFonts w:eastAsia="黑体"/>
         <w:b/>
         <w:bCs/>
         <w:color w:themeColor="accent3" w:themeShade="CC" w:val="7E9C40"/>
@@ -14065,12 +14654,14 @@
     </w:tblStylePr>
     <w:tblStylePr w:type="firstCol">
       <w:rPr>
+        <w:rFonts w:eastAsia="黑体"/>
         <w:b/>
         <w:bCs/>
       </w:rPr>
     </w:tblStylePr>
     <w:tblStylePr w:type="lastCol">
       <w:rPr>
+        <w:rFonts w:eastAsia="黑体"/>
         <w:b/>
         <w:bCs/>
       </w:rPr>
@@ -14105,6 +14696,7 @@
       <w:spacing w:after="0" w:line="240" w:lineRule="auto"/>
     </w:pPr>
     <w:rPr>
+      <w:rFonts w:eastAsia="黑体"/>
       <w:color w:themeColor="text1" w:val="000000"/>
     </w:rPr>
     <w:tblPr>
@@ -14123,6 +14715,7 @@
     </w:tcPr>
     <w:tblStylePr w:type="firstRow">
       <w:rPr>
+        <w:rFonts w:eastAsia="黑体"/>
         <w:b/>
         <w:bCs/>
         <w:color w:themeColor="background1" w:val="FFFFFF"/>
@@ -14137,6 +14730,7 @@
     </w:tblStylePr>
     <w:tblStylePr w:type="lastRow">
       <w:rPr>
+        <w:rFonts w:eastAsia="黑体"/>
         <w:b/>
         <w:bCs/>
         <w:color w:themeColor="accent6" w:themeShade="CC" w:val="F2730A"/>
@@ -14151,12 +14745,14 @@
     </w:tblStylePr>
     <w:tblStylePr w:type="firstCol">
       <w:rPr>
+        <w:rFonts w:eastAsia="黑体"/>
         <w:b/>
         <w:bCs/>
       </w:rPr>
     </w:tblStylePr>
     <w:tblStylePr w:type="lastCol">
       <w:rPr>
+        <w:rFonts w:eastAsia="黑体"/>
         <w:b/>
         <w:bCs/>
       </w:rPr>
@@ -14191,6 +14787,7 @@
       <w:spacing w:after="0" w:line="240" w:lineRule="auto"/>
     </w:pPr>
     <w:rPr>
+      <w:rFonts w:eastAsia="黑体"/>
       <w:color w:themeColor="text1" w:val="000000"/>
     </w:rPr>
     <w:tblPr>
@@ -14209,6 +14806,7 @@
     </w:tcPr>
     <w:tblStylePr w:type="firstRow">
       <w:rPr>
+        <w:rFonts w:eastAsia="黑体"/>
         <w:b/>
         <w:bCs/>
         <w:color w:themeColor="background1" w:val="FFFFFF"/>
@@ -14223,6 +14821,7 @@
     </w:tblStylePr>
     <w:tblStylePr w:type="lastRow">
       <w:rPr>
+        <w:rFonts w:eastAsia="黑体"/>
         <w:b/>
         <w:bCs/>
         <w:color w:themeColor="accent5" w:themeShade="CC" w:val="348DA5"/>
@@ -14237,12 +14836,14 @@
     </w:tblStylePr>
     <w:tblStylePr w:type="firstCol">
       <w:rPr>
+        <w:rFonts w:eastAsia="黑体"/>
         <w:b/>
         <w:bCs/>
       </w:rPr>
     </w:tblStylePr>
     <w:tblStylePr w:type="lastCol">
       <w:rPr>
+        <w:rFonts w:eastAsia="黑体"/>
         <w:b/>
         <w:bCs/>
       </w:rPr>
@@ -14277,6 +14878,7 @@
       <w:spacing w:after="0" w:line="240" w:lineRule="auto"/>
     </w:pPr>
     <w:rPr>
+      <w:rFonts w:eastAsia="黑体"/>
       <w:color w:themeColor="text1" w:val="000000"/>
     </w:rPr>
     <w:tblPr>
@@ -14298,6 +14900,7 @@
     </w:tcPr>
     <w:tblStylePr w:type="firstRow">
       <w:rPr>
+        <w:rFonts w:eastAsia="黑体"/>
         <w:b/>
         <w:bCs/>
       </w:rPr>
@@ -14308,6 +14911,7 @@
     </w:tblStylePr>
     <w:tblStylePr w:type="lastRow">
       <w:rPr>
+        <w:rFonts w:eastAsia="黑体"/>
         <w:b/>
         <w:bCs/>
         <w:color w:themeColor="text1" w:val="000000"/>
@@ -14319,6 +14923,7 @@
     </w:tblStylePr>
     <w:tblStylePr w:type="firstCol">
       <w:rPr>
+        <w:rFonts w:eastAsia="黑体"/>
         <w:color w:themeColor="background1" w:val="FFFFFF"/>
       </w:rPr>
       <w:tblPr/>
@@ -14328,6 +14933,7 @@
     </w:tblStylePr>
     <w:tblStylePr w:type="lastCol">
       <w:rPr>
+        <w:rFonts w:eastAsia="黑体"/>
         <w:color w:themeColor="background1" w:val="FFFFFF"/>
       </w:rPr>
       <w:tblPr/>
@@ -14357,6 +14963,7 @@
       <w:spacing w:after="0" w:line="240" w:lineRule="auto"/>
     </w:pPr>
     <w:rPr>
+      <w:rFonts w:eastAsia="黑体"/>
       <w:color w:themeColor="text1" w:val="000000"/>
     </w:rPr>
     <w:tblPr>
@@ -14378,6 +14985,7 @@
     </w:tcPr>
     <w:tblStylePr w:type="firstRow">
       <w:rPr>
+        <w:rFonts w:eastAsia="黑体"/>
         <w:b/>
         <w:bCs/>
       </w:rPr>
@@ -14388,6 +14996,7 @@
     </w:tblStylePr>
     <w:tblStylePr w:type="lastRow">
       <w:rPr>
+        <w:rFonts w:eastAsia="黑体"/>
         <w:b/>
         <w:bCs/>
         <w:color w:themeColor="text1" w:val="000000"/>
@@ -14399,6 +15008,7 @@
     </w:tblStylePr>
     <w:tblStylePr w:type="firstCol">
       <w:rPr>
+        <w:rFonts w:eastAsia="黑体"/>
         <w:color w:themeColor="background1" w:val="FFFFFF"/>
       </w:rPr>
       <w:tblPr/>
@@ -14408,6 +15018,7 @@
     </w:tblStylePr>
     <w:tblStylePr w:type="lastCol">
       <w:rPr>
+        <w:rFonts w:eastAsia="黑体"/>
         <w:color w:themeColor="background1" w:val="FFFFFF"/>
       </w:rPr>
       <w:tblPr/>
@@ -14437,6 +15048,7 @@
       <w:spacing w:after="0" w:line="240" w:lineRule="auto"/>
     </w:pPr>
     <w:rPr>
+      <w:rFonts w:eastAsia="黑体"/>
       <w:color w:themeColor="text1" w:val="000000"/>
     </w:rPr>
     <w:tblPr>
@@ -14458,6 +15070,7 @@
     </w:tcPr>
     <w:tblStylePr w:type="firstRow">
       <w:rPr>
+        <w:rFonts w:eastAsia="黑体"/>
         <w:b/>
         <w:bCs/>
       </w:rPr>
@@ -14468,6 +15081,7 @@
     </w:tblStylePr>
     <w:tblStylePr w:type="lastRow">
       <w:rPr>
+        <w:rFonts w:eastAsia="黑体"/>
         <w:b/>
         <w:bCs/>
         <w:color w:themeColor="text1" w:val="000000"/>
@@ -14479,6 +15093,7 @@
     </w:tblStylePr>
     <w:tblStylePr w:type="firstCol">
       <w:rPr>
+        <w:rFonts w:eastAsia="黑体"/>
         <w:color w:themeColor="background1" w:val="FFFFFF"/>
       </w:rPr>
       <w:tblPr/>
@@ -14488,6 +15103,7 @@
     </w:tblStylePr>
     <w:tblStylePr w:type="lastCol">
       <w:rPr>
+        <w:rFonts w:eastAsia="黑体"/>
         <w:color w:themeColor="background1" w:val="FFFFFF"/>
       </w:rPr>
       <w:tblPr/>
@@ -14517,6 +15133,7 @@
       <w:spacing w:after="0" w:line="240" w:lineRule="auto"/>
     </w:pPr>
     <w:rPr>
+      <w:rFonts w:eastAsia="黑体"/>
       <w:color w:themeColor="text1" w:val="000000"/>
     </w:rPr>
     <w:tblPr>
@@ -14538,6 +15155,7 @@
     </w:tcPr>
     <w:tblStylePr w:type="firstRow">
       <w:rPr>
+        <w:rFonts w:eastAsia="黑体"/>
         <w:b/>
         <w:bCs/>
       </w:rPr>
@@ -14548,6 +15166,7 @@
     </w:tblStylePr>
     <w:tblStylePr w:type="lastRow">
       <w:rPr>
+        <w:rFonts w:eastAsia="黑体"/>
         <w:b/>
         <w:bCs/>
         <w:color w:themeColor="text1" w:val="000000"/>
@@ -14559,6 +15178,7 @@
     </w:tblStylePr>
     <w:tblStylePr w:type="firstCol">
       <w:rPr>
+        <w:rFonts w:eastAsia="黑体"/>
         <w:color w:themeColor="background1" w:val="FFFFFF"/>
       </w:rPr>
       <w:tblPr/>
@@ -14568,6 +15188,7 @@
     </w:tblStylePr>
     <w:tblStylePr w:type="lastCol">
       <w:rPr>
+        <w:rFonts w:eastAsia="黑体"/>
         <w:color w:themeColor="background1" w:val="FFFFFF"/>
       </w:rPr>
       <w:tblPr/>
@@ -14597,6 +15218,7 @@
       <w:spacing w:after="0" w:line="240" w:lineRule="auto"/>
     </w:pPr>
     <w:rPr>
+      <w:rFonts w:eastAsia="黑体"/>
       <w:color w:themeColor="text1" w:val="000000"/>
     </w:rPr>
     <w:tblPr>
@@ -14618,6 +15240,7 @@
     </w:tcPr>
     <w:tblStylePr w:type="firstRow">
       <w:rPr>
+        <w:rFonts w:eastAsia="黑体"/>
         <w:b/>
         <w:bCs/>
       </w:rPr>
@@ -14628,6 +15251,7 @@
     </w:tblStylePr>
     <w:tblStylePr w:type="lastRow">
       <w:rPr>
+        <w:rFonts w:eastAsia="黑体"/>
         <w:b/>
         <w:bCs/>
         <w:color w:themeColor="text1" w:val="000000"/>
@@ -14639,6 +15263,7 @@
     </w:tblStylePr>
     <w:tblStylePr w:type="firstCol">
       <w:rPr>
+        <w:rFonts w:eastAsia="黑体"/>
         <w:color w:themeColor="background1" w:val="FFFFFF"/>
       </w:rPr>
       <w:tblPr/>
@@ -14648,6 +15273,7 @@
     </w:tblStylePr>
     <w:tblStylePr w:type="lastCol">
       <w:rPr>
+        <w:rFonts w:eastAsia="黑体"/>
         <w:color w:themeColor="background1" w:val="FFFFFF"/>
       </w:rPr>
       <w:tblPr/>
@@ -14677,6 +15303,7 @@
       <w:spacing w:after="0" w:line="240" w:lineRule="auto"/>
     </w:pPr>
     <w:rPr>
+      <w:rFonts w:eastAsia="黑体"/>
       <w:color w:themeColor="text1" w:val="000000"/>
     </w:rPr>
     <w:tblPr>
@@ -14698,6 +15325,7 @@
     </w:tcPr>
     <w:tblStylePr w:type="firstRow">
       <w:rPr>
+        <w:rFonts w:eastAsia="黑体"/>
         <w:b/>
         <w:bCs/>
       </w:rPr>
@@ -14708,6 +15336,7 @@
     </w:tblStylePr>
     <w:tblStylePr w:type="lastRow">
       <w:rPr>
+        <w:rFonts w:eastAsia="黑体"/>
         <w:b/>
         <w:bCs/>
         <w:color w:themeColor="text1" w:val="000000"/>
@@ -14719,6 +15348,7 @@
     </w:tblStylePr>
     <w:tblStylePr w:type="firstCol">
       <w:rPr>
+        <w:rFonts w:eastAsia="黑体"/>
         <w:color w:themeColor="background1" w:val="FFFFFF"/>
       </w:rPr>
       <w:tblPr/>
@@ -14728,6 +15358,7 @@
     </w:tblStylePr>
     <w:tblStylePr w:type="lastCol">
       <w:rPr>
+        <w:rFonts w:eastAsia="黑体"/>
         <w:color w:themeColor="background1" w:val="FFFFFF"/>
       </w:rPr>
       <w:tblPr/>
@@ -14757,6 +15388,7 @@
       <w:spacing w:after="0" w:line="240" w:lineRule="auto"/>
     </w:pPr>
     <w:rPr>
+      <w:rFonts w:eastAsia="黑体"/>
       <w:color w:themeColor="text1" w:val="000000"/>
     </w:rPr>
     <w:tblPr>
@@ -14778,6 +15410,7 @@
     </w:tcPr>
     <w:tblStylePr w:type="firstRow">
       <w:rPr>
+        <w:rFonts w:eastAsia="黑体"/>
         <w:b/>
         <w:bCs/>
       </w:rPr>
@@ -14788,6 +15421,7 @@
     </w:tblStylePr>
     <w:tblStylePr w:type="lastRow">
       <w:rPr>
+        <w:rFonts w:eastAsia="黑体"/>
         <w:b/>
         <w:bCs/>
         <w:color w:themeColor="text1" w:val="000000"/>
@@ -14799,6 +15433,7 @@
     </w:tblStylePr>
     <w:tblStylePr w:type="firstCol">
       <w:rPr>
+        <w:rFonts w:eastAsia="黑体"/>
         <w:color w:themeColor="background1" w:val="FFFFFF"/>
       </w:rPr>
       <w:tblPr/>
@@ -14808,6 +15443,7 @@
     </w:tblStylePr>
     <w:tblStylePr w:type="lastCol">
       <w:rPr>
+        <w:rFonts w:eastAsia="黑体"/>
         <w:color w:themeColor="background1" w:val="FFFFFF"/>
       </w:rPr>
       <w:tblPr/>
@@ -14840,6 +15476,7 @@
     <w:name w:val="KeywordTok"/>
     <w:basedOn w:val="VerbatimChar"/>
     <w:rPr>
+      <w:rFonts w:eastAsia="黑体"/>
       <w:b/>
       <w:color w:val="007020"/>
     </w:rPr>
@@ -14848,6 +15485,7 @@
     <w:name w:val="DataTypeTok"/>
     <w:basedOn w:val="VerbatimChar"/>
     <w:rPr>
+      <w:rFonts w:eastAsia="黑体"/>
       <w:color w:val="902000"/>
     </w:rPr>
   </w:style>
@@ -14855,6 +15493,7 @@
     <w:name w:val="DecValTok"/>
     <w:basedOn w:val="VerbatimChar"/>
     <w:rPr>
+      <w:rFonts w:eastAsia="黑体"/>
       <w:color w:val="40a070"/>
     </w:rPr>
   </w:style>
@@ -14862,6 +15501,7 @@
     <w:name w:val="BaseNTok"/>
     <w:basedOn w:val="VerbatimChar"/>
     <w:rPr>
+      <w:rFonts w:eastAsia="黑体"/>
       <w:color w:val="40a070"/>
     </w:rPr>
   </w:style>
@@ -14869,6 +15509,7 @@
     <w:name w:val="FloatTok"/>
     <w:basedOn w:val="VerbatimChar"/>
     <w:rPr>
+      <w:rFonts w:eastAsia="黑体"/>
       <w:color w:val="40a070"/>
     </w:rPr>
   </w:style>
@@ -14876,6 +15517,7 @@
     <w:name w:val="ConstantTok"/>
     <w:basedOn w:val="VerbatimChar"/>
     <w:rPr>
+      <w:rFonts w:eastAsia="黑体"/>
       <w:color w:val="880000"/>
     </w:rPr>
   </w:style>
@@ -14883,6 +15525,7 @@
     <w:name w:val="CharTok"/>
     <w:basedOn w:val="VerbatimChar"/>
     <w:rPr>
+      <w:rFonts w:eastAsia="黑体"/>
       <w:color w:val="4070a0"/>
     </w:rPr>
   </w:style>
@@ -14890,6 +15533,7 @@
     <w:name w:val="SpecialCharTok"/>
     <w:basedOn w:val="VerbatimChar"/>
     <w:rPr>
+      <w:rFonts w:eastAsia="黑体"/>
       <w:color w:val="4070a0"/>
     </w:rPr>
   </w:style>
@@ -14897,6 +15541,7 @@
     <w:name w:val="StringTok"/>
     <w:basedOn w:val="VerbatimChar"/>
     <w:rPr>
+      <w:rFonts w:eastAsia="黑体"/>
       <w:color w:val="4070a0"/>
     </w:rPr>
   </w:style>
@@ -14904,6 +15549,7 @@
     <w:name w:val="VerbatimStringTok"/>
     <w:basedOn w:val="VerbatimChar"/>
     <w:rPr>
+      <w:rFonts w:eastAsia="黑体"/>
       <w:color w:val="4070a0"/>
     </w:rPr>
   </w:style>
@@ -14911,6 +15557,7 @@
     <w:name w:val="SpecialStringTok"/>
     <w:basedOn w:val="VerbatimChar"/>
     <w:rPr>
+      <w:rFonts w:eastAsia="黑体"/>
       <w:color w:val="bb6688"/>
     </w:rPr>
   </w:style>
@@ -14918,6 +15565,7 @@
     <w:name w:val="ImportTok"/>
     <w:basedOn w:val="VerbatimChar"/>
     <w:rPr>
+      <w:rFonts w:eastAsia="黑体"/>
       <w:b/>
       <w:color w:val="008000"/>
     </w:rPr>
@@ -14926,6 +15574,7 @@
     <w:name w:val="CommentTok"/>
     <w:basedOn w:val="VerbatimChar"/>
     <w:rPr>
+      <w:rFonts w:eastAsia="黑体"/>
       <w:i/>
       <w:color w:val="60a0b0"/>
     </w:rPr>
@@ -14934,6 +15583,7 @@
     <w:name w:val="DocumentationTok"/>
     <w:basedOn w:val="VerbatimChar"/>
     <w:rPr>
+      <w:rFonts w:eastAsia="黑体"/>
       <w:i/>
       <w:color w:val="ba2121"/>
     </w:rPr>
@@ -14942,6 +15592,7 @@
     <w:name w:val="AnnotationTok"/>
     <w:basedOn w:val="VerbatimChar"/>
     <w:rPr>
+      <w:rFonts w:eastAsia="黑体"/>
       <w:b/>
       <w:i/>
       <w:color w:val="60a0b0"/>
@@ -14951,6 +15602,7 @@
     <w:name w:val="CommentVarTok"/>
     <w:basedOn w:val="VerbatimChar"/>
     <w:rPr>
+      <w:rFonts w:eastAsia="黑体"/>
       <w:b/>
       <w:i/>
       <w:color w:val="60a0b0"/>
@@ -14960,6 +15612,7 @@
     <w:name w:val="OtherTok"/>
     <w:basedOn w:val="VerbatimChar"/>
     <w:rPr>
+      <w:rFonts w:eastAsia="黑体"/>
       <w:color w:val="007020"/>
     </w:rPr>
   </w:style>
@@ -14967,6 +15620,7 @@
     <w:name w:val="FunctionTok"/>
     <w:basedOn w:val="VerbatimChar"/>
     <w:rPr>
+      <w:rFonts w:eastAsia="黑体"/>
       <w:color w:val="06287e"/>
     </w:rPr>
   </w:style>
@@ -14974,6 +15628,7 @@
     <w:name w:val="VariableTok"/>
     <w:basedOn w:val="VerbatimChar"/>
     <w:rPr>
+      <w:rFonts w:eastAsia="黑体"/>
       <w:color w:val="19177c"/>
     </w:rPr>
   </w:style>
@@ -14981,6 +15636,7 @@
     <w:name w:val="ControlFlowTok"/>
     <w:basedOn w:val="VerbatimChar"/>
     <w:rPr>
+      <w:rFonts w:eastAsia="黑体"/>
       <w:b/>
       <w:color w:val="007020"/>
     </w:rPr>
@@ -14989,6 +15645,7 @@
     <w:name w:val="OperatorTok"/>
     <w:basedOn w:val="VerbatimChar"/>
     <w:rPr>
+      <w:rFonts w:eastAsia="黑体"/>
       <w:color w:val="666666"/>
     </w:rPr>
   </w:style>
@@ -14996,18 +15653,22 @@
     <w:name w:val="BuiltInTok"/>
     <w:basedOn w:val="VerbatimChar"/>
     <w:rPr>
+      <w:rFonts w:eastAsia="黑体"/>
       <w:color w:val="008000"/>
     </w:rPr>
   </w:style>
   <w:style w:type="character" w:customStyle="1" w:styleId="ExtensionTok">
     <w:name w:val="ExtensionTok"/>
     <w:basedOn w:val="VerbatimChar"/>
-    <w:rPr/>
+    <w:rPr>
+      <w:rFonts w:eastAsia="黑体"/>
+    </w:rPr>
   </w:style>
   <w:style w:type="character" w:customStyle="1" w:styleId="PreprocessorTok">
     <w:name w:val="PreprocessorTok"/>
     <w:basedOn w:val="VerbatimChar"/>
     <w:rPr>
+      <w:rFonts w:eastAsia="黑体"/>
       <w:color w:val="bc7a00"/>
     </w:rPr>
   </w:style>
@@ -15015,18 +15676,22 @@
     <w:name w:val="AttributeTok"/>
     <w:basedOn w:val="VerbatimChar"/>
     <w:rPr>
+      <w:rFonts w:eastAsia="黑体"/>
       <w:color w:val="7d9029"/>
     </w:rPr>
   </w:style>
   <w:style w:type="character" w:customStyle="1" w:styleId="RegionMarkerTok">
     <w:name w:val="RegionMarkerTok"/>
     <w:basedOn w:val="VerbatimChar"/>
-    <w:rPr/>
+    <w:rPr>
+      <w:rFonts w:eastAsia="黑体"/>
+    </w:rPr>
   </w:style>
   <w:style w:type="character" w:customStyle="1" w:styleId="InformationTok">
     <w:name w:val="InformationTok"/>
     <w:basedOn w:val="VerbatimChar"/>
     <w:rPr>
+      <w:rFonts w:eastAsia="黑体"/>
       <w:b/>
       <w:i/>
       <w:color w:val="60a0b0"/>
@@ -15036,6 +15701,7 @@
     <w:name w:val="WarningTok"/>
     <w:basedOn w:val="VerbatimChar"/>
     <w:rPr>
+      <w:rFonts w:eastAsia="黑体"/>
       <w:b/>
       <w:i/>
       <w:color w:val="60a0b0"/>
@@ -15045,6 +15711,7 @@
     <w:name w:val="AlertTok"/>
     <w:basedOn w:val="VerbatimChar"/>
     <w:rPr>
+      <w:rFonts w:eastAsia="黑体"/>
       <w:b/>
       <w:color w:val="ff0000"/>
     </w:rPr>
@@ -15053,6 +15720,7 @@
     <w:name w:val="ErrorTok"/>
     <w:basedOn w:val="VerbatimChar"/>
     <w:rPr>
+      <w:rFonts w:eastAsia="黑体"/>
       <w:b/>
       <w:color w:val="ff0000"/>
     </w:rPr>
@@ -15060,7 +15728,9 @@
   <w:style w:type="character" w:customStyle="1" w:styleId="NormalTok">
     <w:name w:val="NormalTok"/>
     <w:basedOn w:val="VerbatimChar"/>
-    <w:rPr/>
+    <w:rPr>
+      <w:rFonts w:eastAsia="黑体"/>
+    </w:rPr>
   </w:style>
 </w:styles>
 </file>
@@ -15109,12 +15779,12 @@
     <a:fontScheme name="Office">
       <a:majorFont>
         <a:latin typeface="Calibri"/>
-        <a:ea typeface=""/>
+        <a:ea typeface="黑体"/>
         <a:cs typeface=""/>
         <a:font script="Jpan" typeface="ＭＳ ゴシック"/>
         <a:font script="Hang" typeface="맑은 고딕"/>
-        <a:font script="Hans" typeface="宋体"/>
-        <a:font script="Hant" typeface="新細明體"/>
+        <a:font script="Hans" typeface="黑体"/>
+        <a:font script="Hant" typeface="黑体"/>
         <a:font script="Arab" typeface="Times New Roman"/>
         <a:font script="Hebr" typeface="Times New Roman"/>
         <a:font script="Thai" typeface="Angsana New"/>
@@ -15144,12 +15814,12 @@
       </a:majorFont>
       <a:minorFont>
         <a:latin typeface="Cambria"/>
-        <a:ea typeface=""/>
+        <a:ea typeface="黑体"/>
         <a:cs typeface=""/>
         <a:font script="Jpan" typeface="ＭＳ 明朝"/>
         <a:font script="Hang" typeface="맑은 고딕"/>
-        <a:font script="Hans" typeface="宋体"/>
-        <a:font script="Hant" typeface="新細明體"/>
+        <a:font script="Hans" typeface="黑体"/>
+        <a:font script="Hant" typeface="黑体"/>
         <a:font script="Arab" typeface="Arial"/>
         <a:font script="Hebr" typeface="Arial"/>
         <a:font script="Thai" typeface="Cordia New"/>

--- a/08-传感器电路/12-其他传感器电路/电容式触摸按键电路/电容式触摸按键电路.docx
+++ b/08-传感器电路/12-其他传感器电路/电容式触摸按键电路/电容式触摸按键电路.docx
@@ -2708,7 +2708,7 @@
           <w:color w:val="555555"/>
           <w:sz w:val="21"/>
         </w:rPr>
-        <w:t>材料收集者：杜文杰，WX手机：19519196569，QQ:3478827729</w:t>
+        <w:t>材料收集者：杜文杰，微信/手机：19519196569，QQ:3478827729</w:t>
       </w:r>
     </w:p>
     <w:sectPr>
